--- a/CÔNG TY TNHH THƯƠNG MẠI QUỐC TẾ QUÁN NGUYÊN VIỆT NAM/QuanNguyenVN_Thanhlapmoi/Danh Sách Chủ Sở Hữu Hưởng Lợi_Mẫu số 10_DA_DIEN.docx
+++ b/CÔNG TY TNHH THƯƠNG MẠI QUỐC TẾ QUÁN NGUYÊN VIỆT NAM/QuanNguyenVN_Thanhlapmoi/Danh Sách Chủ Sở Hữu Hưởng Lợi_Mẫu số 10_DA_DIEN.docx
@@ -949,7 +949,7 @@
                 <w:szCs w:val="20"/>
                 <w:lang w:val="en-US"/>
               </w:rPr>
-              <w:t>VŨ TUẤN PHƯỚC</w:t>
+              <w:t>CHEN, GUOHAO</w:t>
             </w:r>
           </w:p>
         </w:tc>
@@ -973,7 +973,7 @@
                 <w:szCs w:val="20"/>
                 <w:lang w:val="en-US"/>
               </w:rPr>
-              <w:t>29/10/1994</w:t>
+              <w:t>13/08/2000</w:t>
             </w:r>
           </w:p>
         </w:tc>
@@ -1024,7 +1024,16 @@
                 <w:szCs w:val="20"/>
                 <w:lang w:val="en-US"/>
               </w:rPr>
-              <w:t>CCCD:</w:t>
+              <w:t>Hộ chiếu nước ngoài</w:t>
+            </w:r>
+            <w:r>
+              <w:rPr>
+                <w:spacing w:val="-2"/>
+                <w:sz w:val="20"/>
+                <w:szCs w:val="20"/>
+                <w:lang w:val="en-US"/>
+              </w:rPr>
+              <w:t>:</w:t>
             </w:r>
             <w:r>
               <w:t xml:space="preserve"> </w:t>
@@ -1036,7 +1045,7 @@
                 <w:szCs w:val="20"/>
                 <w:lang w:val="en-US"/>
               </w:rPr>
-              <w:t>060094002350</w:t>
+              <w:t>EQ9064752</w:t>
             </w:r>
             <w:r>
               <w:rPr>
@@ -1063,7 +1072,7 @@
                 <w:szCs w:val="20"/>
                 <w:lang w:val="en-US"/>
               </w:rPr>
-              <w:t>22/04/2021</w:t>
+              <w:t>18/11/2025</w:t>
             </w:r>
             <w:r>
               <w:rPr>
@@ -1101,7 +1110,7 @@
                 <w:szCs w:val="20"/>
                 <w:lang w:val="en-US" w:eastAsia="zh-CN"/>
               </w:rPr>
-              <w:t>Bộ Công An</w:t>
+              <w:t>Cục Quản lý Di nhập cảnh Quốc gia Cộng hòa Nhân dân Trung Hoa</w:t>
             </w:r>
           </w:p>
         </w:tc>
@@ -1116,8 +1125,19 @@
               <w:rPr>
                 <w:sz w:val="20"/>
                 <w:szCs w:val="20"/>
-              </w:rPr>
-            </w:pPr>
+                <w:lang w:val="en-US"/>
+              </w:rPr>
+            </w:pPr>
+            <w:r>
+              <w:rPr>
+                <w:sz w:val="20"/>
+                <w:szCs w:val="20"/>
+                <w:lang w:val="en-US"/>
+              </w:rPr>
+              <w:t>Trung Quốc</w:t>
+            </w:r>
+            <w:bookmarkStart w:id="0" w:name="_GoBack"/>
+            <w:bookmarkEnd w:id="0"/>
           </w:p>
         </w:tc>
         <w:tc>
@@ -1159,7 +1179,7 @@
                 <w:szCs w:val="20"/>
                 <w:lang w:val="en-US"/>
               </w:rPr>
-              <w:t xml:space="preserve">Căn hộ chung cư số 1214 - chung cư chánh nghĩa quốc cường block sky B - tổ 26 khu phố chánh nghĩa 3, Phường Thủ Dầu Một, </w:t>
+              <w:t>Số 11D, đường N2, The Seasons, Khu phố Đông Nhì</w:t>
             </w:r>
             <w:r>
               <w:rPr>
@@ -1169,8 +1189,37 @@
                 <w:szCs w:val="20"/>
                 <w:lang w:val="en-US"/>
               </w:rPr>
-              <w:lastRenderedPageBreak/>
-              <w:t>Thành phố Hồ Chí Minh, Việt Nam</w:t>
+              <w:t xml:space="preserve">, </w:t>
+            </w:r>
+            <w:r>
+              <w:rPr>
+                <w:rFonts w:eastAsia="Calibri"/>
+                <w:spacing w:val="-20"/>
+                <w:sz w:val="20"/>
+                <w:szCs w:val="20"/>
+                <w:lang w:val="en-US"/>
+              </w:rPr>
+              <w:t>Phường Lái Thiêu</w:t>
+            </w:r>
+            <w:r>
+              <w:rPr>
+                <w:rFonts w:eastAsia="Calibri"/>
+                <w:spacing w:val="-20"/>
+                <w:sz w:val="20"/>
+                <w:szCs w:val="20"/>
+                <w:lang w:val="en-US"/>
+              </w:rPr>
+              <w:t xml:space="preserve">, </w:t>
+            </w:r>
+            <w:r>
+              <w:rPr>
+                <w:rFonts w:eastAsia="Calibri"/>
+                <w:spacing w:val="-20"/>
+                <w:sz w:val="20"/>
+                <w:szCs w:val="20"/>
+                <w:lang w:val="en-US"/>
+              </w:rPr>
+              <w:t xml:space="preserve"> Thành phố Hồ Chí Minh, Việt Nam</w:t>
             </w:r>
           </w:p>
         </w:tc>
@@ -1194,7 +1243,6 @@
                 <w:szCs w:val="20"/>
                 <w:lang w:val="en-US"/>
               </w:rPr>
-              <w:lastRenderedPageBreak/>
               <w:t>100%</w:t>
             </w:r>
           </w:p>
@@ -1344,10 +1392,44 @@
                 <w:sz w:val="26"/>
                 <w:szCs w:val="26"/>
               </w:rPr>
-              <w:t>ngày 26 tháng 5 năm 2026</w:t>
-            </w:r>
-            <w:bookmarkStart w:id="0" w:name="_GoBack"/>
-            <w:bookmarkEnd w:id="0"/>
+              <w:t xml:space="preserve">ngày </w:t>
+            </w:r>
+            <w:r>
+              <w:rPr>
+                <w:rFonts w:ascii="Times New Roman" w:eastAsia="Times New Roman" w:hAnsi="Times New Roman" w:cs="Times New Roman"/>
+                <w:iCs/>
+                <w:sz w:val="26"/>
+                <w:szCs w:val="26"/>
+              </w:rPr>
+              <w:t>4</w:t>
+            </w:r>
+            <w:r>
+              <w:rPr>
+                <w:rFonts w:ascii="Times New Roman" w:eastAsia="Times New Roman" w:hAnsi="Times New Roman" w:cs="Times New Roman"/>
+                <w:iCs/>
+                <w:sz w:val="26"/>
+                <w:szCs w:val="26"/>
+              </w:rPr>
+              <w:t xml:space="preserve"> tháng </w:t>
+            </w:r>
+            <w:r>
+              <w:rPr>
+                <w:rFonts w:ascii="Times New Roman" w:eastAsia="Times New Roman" w:hAnsi="Times New Roman" w:cs="Times New Roman"/>
+                <w:iCs/>
+                <w:sz w:val="26"/>
+                <w:szCs w:val="26"/>
+              </w:rPr>
+              <w:t>6</w:t>
+            </w:r>
+            <w:r>
+              <w:rPr>
+                <w:rFonts w:ascii="Times New Roman" w:eastAsia="Times New Roman" w:hAnsi="Times New Roman" w:cs="Times New Roman"/>
+                <w:iCs/>
+                <w:sz w:val="26"/>
+                <w:szCs w:val="26"/>
+              </w:rPr>
+              <w:t xml:space="preserve"> năm 2026</w:t>
+            </w:r>
           </w:p>
           <w:p>
             <w:pPr>
@@ -1548,7 +1630,7 @@
                 <w:sz w:val="26"/>
                 <w:szCs w:val="26"/>
               </w:rPr>
-              <w:t>VŨ TUẤN PHƯỚC</w:t>
+              <w:t>CHEN, GUOHAO</w:t>
             </w:r>
           </w:p>
         </w:tc>

--- a/CÔNG TY TNHH THƯƠNG MẠI QUỐC TẾ QUÁN NGUYÊN VIỆT NAM/QuanNguyenVN_Thanhlapmoi/Danh Sách Chủ Sở Hữu Hưởng Lợi_Mẫu số 10_DA_DIEN.docx
+++ b/CÔNG TY TNHH THƯƠNG MẠI QUỐC TẾ QUÁN NGUYÊN VIỆT NAM/QuanNguyenVN_Thanhlapmoi/Danh Sách Chủ Sở Hữu Hưởng Lợi_Mẫu số 10_DA_DIEN.docx
@@ -1,6 +1,6 @@
 
 <file path=word/document.xml><?xml version="1.0" encoding="utf-8"?>
-<w:document xmlns:wpc="http://schemas.microsoft.com/office/word/2010/wordprocessingCanvas" xmlns:cx="http://schemas.microsoft.com/office/drawing/2014/chartex" xmlns:cx1="http://schemas.microsoft.com/office/drawing/2015/9/8/chartex" xmlns:mc="http://schemas.openxmlformats.org/markup-compatibility/2006" xmlns:o="urn:schemas-microsoft-com:office:office" xmlns:r="http://schemas.openxmlformats.org/officeDocument/2006/relationships" xmlns:m="http://schemas.openxmlformats.org/officeDocument/2006/math" xmlns:v="urn:schemas-microsoft-com:vml" xmlns:wp14="http://schemas.microsoft.com/office/word/2010/wordprocessingDrawing" xmlns:wp="http://schemas.openxmlformats.org/drawingml/2006/wordprocessingDrawing" xmlns:w10="urn:schemas-microsoft-com:office:word" xmlns:w="http://schemas.openxmlformats.org/wordprocessingml/2006/main" xmlns:w14="http://schemas.microsoft.com/office/word/2010/wordml" xmlns:w15="http://schemas.microsoft.com/office/word/2012/wordml" xmlns:w16se="http://schemas.microsoft.com/office/word/2015/wordml/symex" xmlns:wpg="http://schemas.microsoft.com/office/word/2010/wordprocessingGroup" xmlns:wpi="http://schemas.microsoft.com/office/word/2010/wordprocessingInk" xmlns:wne="http://schemas.microsoft.com/office/word/2006/wordml" xmlns:wps="http://schemas.microsoft.com/office/word/2010/wordprocessingShape" mc:Ignorable="w14 w15 w16se wp14">
+<w:document xmlns:wpc="http://schemas.microsoft.com/office/word/2010/wordprocessingCanvas" xmlns:cx="http://schemas.microsoft.com/office/drawing/2014/chartex" xmlns:cx1="http://schemas.microsoft.com/office/drawing/2015/9/8/chartex" xmlns:cx2="http://schemas.microsoft.com/office/drawing/2015/10/21/chartex" xmlns:cx3="http://schemas.microsoft.com/office/drawing/2016/5/9/chartex" xmlns:cx4="http://schemas.microsoft.com/office/drawing/2016/5/10/chartex" xmlns:cx5="http://schemas.microsoft.com/office/drawing/2016/5/11/chartex" xmlns:cx6="http://schemas.microsoft.com/office/drawing/2016/5/12/chartex" xmlns:cx7="http://schemas.microsoft.com/office/drawing/2016/5/13/chartex" xmlns:cx8="http://schemas.microsoft.com/office/drawing/2016/5/14/chartex" xmlns:mc="http://schemas.openxmlformats.org/markup-compatibility/2006" xmlns:aink="http://schemas.microsoft.com/office/drawing/2016/ink" xmlns:am3d="http://schemas.microsoft.com/office/drawing/2017/model3d" xmlns:o="urn:schemas-microsoft-com:office:office" xmlns:oel="http://schemas.microsoft.com/office/2019/extlst" xmlns:r="http://schemas.openxmlformats.org/officeDocument/2006/relationships" xmlns:m="http://schemas.openxmlformats.org/officeDocument/2006/math" xmlns:v="urn:schemas-microsoft-com:vml" xmlns:wp14="http://schemas.microsoft.com/office/word/2010/wordprocessingDrawing" xmlns:wp="http://schemas.openxmlformats.org/drawingml/2006/wordprocessingDrawing" xmlns:w10="urn:schemas-microsoft-com:office:word" xmlns:w="http://schemas.openxmlformats.org/wordprocessingml/2006/main" xmlns:w14="http://schemas.microsoft.com/office/word/2010/wordml" xmlns:w15="http://schemas.microsoft.com/office/word/2012/wordml" xmlns:w16cex="http://schemas.microsoft.com/office/word/2018/wordml/cex" xmlns:w16cid="http://schemas.microsoft.com/office/word/2016/wordml/cid" xmlns:w16="http://schemas.microsoft.com/office/word/2018/wordml" xmlns:w16du="http://schemas.microsoft.com/office/word/2023/wordml/word16du" xmlns:w16sdtdh="http://schemas.microsoft.com/office/word/2020/wordml/sdtdatahash" xmlns:w16sdtfl="http://schemas.microsoft.com/office/word/2024/wordml/sdtformatlock" xmlns:w16se="http://schemas.microsoft.com/office/word/2015/wordml/symex" xmlns:wpg="http://schemas.microsoft.com/office/word/2010/wordprocessingGroup" xmlns:wpi="http://schemas.microsoft.com/office/word/2010/wordprocessingInk" xmlns:wne="http://schemas.microsoft.com/office/word/2006/wordml" xmlns:wps="http://schemas.microsoft.com/office/word/2010/wordprocessingShape" mc:Ignorable="w14 w15 w16se w16cid w16 w16cex w16sdtdh w16sdtfl w16du wp14">
   <w:body>
     <w:p>
       <w:pPr>
@@ -949,7 +949,7 @@
                 <w:szCs w:val="20"/>
                 <w:lang w:val="en-US"/>
               </w:rPr>
-              <w:t>CHEN, GUOHAO</w:t>
+              <w:t>NGÔ THỊ HUYỀN</w:t>
             </w:r>
           </w:p>
         </w:tc>
@@ -973,7 +973,7 @@
                 <w:szCs w:val="20"/>
                 <w:lang w:val="en-US"/>
               </w:rPr>
-              <w:t>13/08/2000</w:t>
+              <w:t>20/12/1997</w:t>
             </w:r>
           </w:p>
         </w:tc>
@@ -991,6 +991,7 @@
                 <w:lang w:val="en-US"/>
               </w:rPr>
             </w:pPr>
+            <w:proofErr w:type="spellStart"/>
             <w:r>
               <w:rPr>
                 <w:rFonts w:eastAsia="Times New Roman"/>
@@ -998,8 +999,9 @@
                 <w:szCs w:val="20"/>
                 <w:lang w:val="en-US" w:eastAsia="zh-CN"/>
               </w:rPr>
-              <w:t>Nam</w:t>
-            </w:r>
+              <w:t>Nữ</w:t>
+            </w:r>
+            <w:proofErr w:type="spellEnd"/>
           </w:p>
         </w:tc>
         <w:tc>
@@ -1017,6 +1019,7 @@
                 <w:lang w:val="en-US"/>
               </w:rPr>
             </w:pPr>
+            <w:proofErr w:type="spellStart"/>
             <w:r>
               <w:rPr>
                 <w:spacing w:val="-2"/>
@@ -1024,8 +1027,9 @@
                 <w:szCs w:val="20"/>
                 <w:lang w:val="en-US"/>
               </w:rPr>
-              <w:t>Hộ chiếu nước ngoài</w:t>
-            </w:r>
+              <w:t>Căn</w:t>
+            </w:r>
+            <w:proofErr w:type="spellEnd"/>
             <w:r>
               <w:rPr>
                 <w:spacing w:val="-2"/>
@@ -1033,11 +1037,9 @@
                 <w:szCs w:val="20"/>
                 <w:lang w:val="en-US"/>
               </w:rPr>
-              <w:t>:</w:t>
-            </w:r>
-            <w:r>
               <w:t xml:space="preserve"> </w:t>
             </w:r>
+            <w:proofErr w:type="spellStart"/>
             <w:r>
               <w:rPr>
                 <w:spacing w:val="-2"/>
@@ -1045,8 +1047,9 @@
                 <w:szCs w:val="20"/>
                 <w:lang w:val="en-US"/>
               </w:rPr>
-              <w:t>EQ9064752</w:t>
-            </w:r>
+              <w:t>cước</w:t>
+            </w:r>
+            <w:proofErr w:type="spellEnd"/>
             <w:r>
               <w:rPr>
                 <w:spacing w:val="-2"/>
@@ -1054,8 +1057,9 @@
                 <w:szCs w:val="20"/>
                 <w:lang w:val="en-US"/>
               </w:rPr>
-              <w:t>;</w:t>
-            </w:r>
+              <w:t xml:space="preserve"> </w:t>
+            </w:r>
+            <w:proofErr w:type="spellStart"/>
             <w:r>
               <w:rPr>
                 <w:spacing w:val="-2"/>
@@ -1063,54 +1067,191 @@
                 <w:szCs w:val="20"/>
                 <w:lang w:val="en-US"/>
               </w:rPr>
-              <w:br/>
-              <w:t xml:space="preserve">Ngày cấp: </w:t>
-            </w:r>
-            <w:r>
-              <w:rPr>
+              <w:t>công</w:t>
+            </w:r>
+            <w:proofErr w:type="spellEnd"/>
+            <w:r>
+              <w:rPr>
+                <w:spacing w:val="-2"/>
                 <w:sz w:val="20"/>
                 <w:szCs w:val="20"/>
                 <w:lang w:val="en-US"/>
               </w:rPr>
-              <w:t>18/11/2025</w:t>
-            </w:r>
-            <w:r>
-              <w:rPr>
+              <w:t xml:space="preserve"> </w:t>
+            </w:r>
+            <w:proofErr w:type="spellStart"/>
+            <w:r>
+              <w:rPr>
+                <w:spacing w:val="-2"/>
                 <w:sz w:val="20"/>
                 <w:szCs w:val="20"/>
                 <w:lang w:val="en-US"/>
               </w:rPr>
-              <w:t>;</w:t>
-            </w:r>
-            <w:r>
-              <w:rPr>
-                <w:sz w:val="20"/>
-                <w:szCs w:val="20"/>
-              </w:rPr>
-              <w:br/>
-            </w:r>
-            <w:r>
-              <w:rPr>
+              <w:t>dân</w:t>
+            </w:r>
+            <w:proofErr w:type="spellEnd"/>
+            <w:r>
+              <w:rPr>
+                <w:spacing w:val="-2"/>
                 <w:sz w:val="20"/>
                 <w:szCs w:val="20"/>
                 <w:lang w:val="en-US"/>
               </w:rPr>
-              <w:t>Nơi cấp:</w:t>
-            </w:r>
-            <w:r>
-              <w:rPr>
+              <w:t>:</w:t>
+            </w:r>
+            <w:r>
+              <w:t xml:space="preserve"> </w:t>
+            </w:r>
+            <w:r>
+              <w:rPr>
+                <w:spacing w:val="-2"/>
                 <w:sz w:val="20"/>
                 <w:szCs w:val="20"/>
+                <w:lang w:val="en-US"/>
+              </w:rPr>
+              <w:t>034197011940</w:t>
+            </w:r>
+            <w:r>
+              <w:rPr>
+                <w:spacing w:val="-2"/>
+                <w:sz w:val="20"/>
+                <w:szCs w:val="20"/>
+                <w:lang w:val="en-US"/>
+              </w:rPr>
+              <w:t>;</w:t>
+            </w:r>
+            <w:r>
+              <w:rPr>
+                <w:spacing w:val="-2"/>
+                <w:sz w:val="20"/>
+                <w:szCs w:val="20"/>
+                <w:lang w:val="en-US"/>
+              </w:rPr>
+              <w:br/>
+            </w:r>
+            <w:proofErr w:type="spellStart"/>
+            <w:r>
+              <w:rPr>
+                <w:spacing w:val="-2"/>
+                <w:sz w:val="20"/>
+                <w:szCs w:val="20"/>
+                <w:lang w:val="en-US"/>
+              </w:rPr>
+              <w:t>Ngày</w:t>
+            </w:r>
+            <w:proofErr w:type="spellEnd"/>
+            <w:r>
+              <w:rPr>
+                <w:spacing w:val="-2"/>
+                <w:sz w:val="20"/>
+                <w:szCs w:val="20"/>
+                <w:lang w:val="en-US"/>
               </w:rPr>
               <w:t xml:space="preserve"> </w:t>
             </w:r>
+            <w:proofErr w:type="spellStart"/>
+            <w:r>
+              <w:rPr>
+                <w:spacing w:val="-2"/>
+                <w:sz w:val="20"/>
+                <w:szCs w:val="20"/>
+                <w:lang w:val="en-US"/>
+              </w:rPr>
+              <w:t>cấp</w:t>
+            </w:r>
+            <w:proofErr w:type="spellEnd"/>
+            <w:r>
+              <w:rPr>
+                <w:spacing w:val="-2"/>
+                <w:sz w:val="20"/>
+                <w:szCs w:val="20"/>
+                <w:lang w:val="en-US"/>
+              </w:rPr>
+              <w:t xml:space="preserve">: </w:t>
+            </w:r>
+            <w:r>
+              <w:rPr>
+                <w:sz w:val="20"/>
+                <w:szCs w:val="20"/>
+                <w:lang w:val="en-US"/>
+              </w:rPr>
+              <w:t>02/03/2022</w:t>
+            </w:r>
+            <w:r>
+              <w:rPr>
+                <w:sz w:val="20"/>
+                <w:szCs w:val="20"/>
+                <w:lang w:val="en-US"/>
+              </w:rPr>
+              <w:t>;</w:t>
+            </w:r>
+            <w:r>
+              <w:rPr>
+                <w:sz w:val="20"/>
+                <w:szCs w:val="20"/>
+              </w:rPr>
+              <w:br/>
+            </w:r>
+            <w:proofErr w:type="spellStart"/>
+            <w:r>
+              <w:rPr>
+                <w:sz w:val="20"/>
+                <w:szCs w:val="20"/>
+                <w:lang w:val="en-US"/>
+              </w:rPr>
+              <w:t>Nơi</w:t>
+            </w:r>
+            <w:proofErr w:type="spellEnd"/>
+            <w:r>
+              <w:rPr>
+                <w:sz w:val="20"/>
+                <w:szCs w:val="20"/>
+                <w:lang w:val="en-US"/>
+              </w:rPr>
+              <w:t xml:space="preserve"> </w:t>
+            </w:r>
+            <w:proofErr w:type="spellStart"/>
+            <w:r>
+              <w:rPr>
+                <w:sz w:val="20"/>
+                <w:szCs w:val="20"/>
+                <w:lang w:val="en-US"/>
+              </w:rPr>
+              <w:t>cấp</w:t>
+            </w:r>
+            <w:proofErr w:type="spellEnd"/>
+            <w:r>
+              <w:rPr>
+                <w:sz w:val="20"/>
+                <w:szCs w:val="20"/>
+                <w:lang w:val="en-US"/>
+              </w:rPr>
+              <w:t>:</w:t>
+            </w:r>
+            <w:r>
+              <w:rPr>
+                <w:sz w:val="20"/>
+                <w:szCs w:val="20"/>
+              </w:rPr>
+              <w:t xml:space="preserve"> </w:t>
+            </w:r>
+            <w:proofErr w:type="spellStart"/>
             <w:r>
               <w:rPr>
                 <w:sz w:val="20"/>
                 <w:szCs w:val="20"/>
                 <w:lang w:val="en-US" w:eastAsia="zh-CN"/>
               </w:rPr>
-              <w:t>Cục Quản lý Di nhập cảnh Quốc gia Cộng hòa Nhân dân Trung Hoa</w:t>
+              <w:t>Bộ</w:t>
+            </w:r>
+            <w:proofErr w:type="spellEnd"/>
+            <w:r>
+              <w:rPr>
+                <w:sz w:val="20"/>
+                <w:szCs w:val="20"/>
+                <w:lang w:val="en-US" w:eastAsia="zh-CN"/>
+              </w:rPr>
+              <w:t xml:space="preserve"> Công An</w:t>
             </w:r>
           </w:p>
         </w:tc>
@@ -1134,10 +1275,8 @@
                 <w:szCs w:val="20"/>
                 <w:lang w:val="en-US"/>
               </w:rPr>
-              <w:t>Trung Quốc</w:t>
-            </w:r>
-            <w:bookmarkStart w:id="0" w:name="_GoBack"/>
-            <w:bookmarkEnd w:id="0"/>
+              <w:t xml:space="preserve"> </w:t>
+            </w:r>
           </w:p>
         </w:tc>
         <w:tc>
@@ -1171,6 +1310,7 @@
                 <w:lang w:val="en-US"/>
               </w:rPr>
             </w:pPr>
+            <w:proofErr w:type="spellStart"/>
             <w:r>
               <w:rPr>
                 <w:rFonts w:eastAsia="Calibri"/>
@@ -1179,8 +1319,9 @@
                 <w:szCs w:val="20"/>
                 <w:lang w:val="en-US"/>
               </w:rPr>
-              <w:t>Số 11D, đường N2, The Seasons, Khu phố Đông Nhì</w:t>
-            </w:r>
+              <w:t>Xóm</w:t>
+            </w:r>
+            <w:proofErr w:type="spellEnd"/>
             <w:r>
               <w:rPr>
                 <w:rFonts w:eastAsia="Calibri"/>
@@ -1189,8 +1330,9 @@
                 <w:szCs w:val="20"/>
                 <w:lang w:val="en-US"/>
               </w:rPr>
-              <w:t xml:space="preserve">, </w:t>
-            </w:r>
+              <w:t xml:space="preserve"> 5, </w:t>
+            </w:r>
+            <w:proofErr w:type="spellStart"/>
             <w:r>
               <w:rPr>
                 <w:rFonts w:eastAsia="Calibri"/>
@@ -1199,8 +1341,9 @@
                 <w:szCs w:val="20"/>
                 <w:lang w:val="en-US"/>
               </w:rPr>
-              <w:t>Phường Lái Thiêu</w:t>
-            </w:r>
+              <w:t>Thôn</w:t>
+            </w:r>
+            <w:proofErr w:type="spellEnd"/>
             <w:r>
               <w:rPr>
                 <w:rFonts w:eastAsia="Calibri"/>
@@ -1209,8 +1352,9 @@
                 <w:szCs w:val="20"/>
                 <w:lang w:val="en-US"/>
               </w:rPr>
-              <w:t xml:space="preserve">, </w:t>
-            </w:r>
+              <w:t xml:space="preserve"> Minh Châu, </w:t>
+            </w:r>
+            <w:proofErr w:type="spellStart"/>
             <w:r>
               <w:rPr>
                 <w:rFonts w:eastAsia="Calibri"/>
@@ -1219,7 +1363,94 @@
                 <w:szCs w:val="20"/>
                 <w:lang w:val="en-US"/>
               </w:rPr>
-              <w:t xml:space="preserve"> Thành phố Hồ Chí Minh, Việt Nam</w:t>
+              <w:t>Xã</w:t>
+            </w:r>
+            <w:proofErr w:type="spellEnd"/>
+            <w:r>
+              <w:rPr>
+                <w:rFonts w:eastAsia="Calibri"/>
+                <w:spacing w:val="-20"/>
+                <w:sz w:val="20"/>
+                <w:szCs w:val="20"/>
+                <w:lang w:val="en-US"/>
+              </w:rPr>
+              <w:t xml:space="preserve"> </w:t>
+            </w:r>
+            <w:proofErr w:type="spellStart"/>
+            <w:r>
+              <w:rPr>
+                <w:rFonts w:eastAsia="Calibri"/>
+                <w:spacing w:val="-20"/>
+                <w:sz w:val="20"/>
+                <w:szCs w:val="20"/>
+                <w:lang w:val="en-US"/>
+              </w:rPr>
+              <w:t>Đồng</w:t>
+            </w:r>
+            <w:proofErr w:type="spellEnd"/>
+            <w:r>
+              <w:rPr>
+                <w:rFonts w:eastAsia="Calibri"/>
+                <w:spacing w:val="-20"/>
+                <w:sz w:val="20"/>
+                <w:szCs w:val="20"/>
+                <w:lang w:val="en-US"/>
+              </w:rPr>
+              <w:t xml:space="preserve"> Châu, </w:t>
+            </w:r>
+            <w:proofErr w:type="spellStart"/>
+            <w:r>
+              <w:rPr>
+                <w:rFonts w:eastAsia="Calibri"/>
+                <w:spacing w:val="-20"/>
+                <w:sz w:val="20"/>
+                <w:szCs w:val="20"/>
+                <w:lang w:val="en-US"/>
+              </w:rPr>
+              <w:t>Tỉnh</w:t>
+            </w:r>
+            <w:proofErr w:type="spellEnd"/>
+            <w:r>
+              <w:rPr>
+                <w:rFonts w:eastAsia="Calibri"/>
+                <w:spacing w:val="-20"/>
+                <w:sz w:val="20"/>
+                <w:szCs w:val="20"/>
+                <w:lang w:val="en-US"/>
+              </w:rPr>
+              <w:t xml:space="preserve"> </w:t>
+            </w:r>
+            <w:proofErr w:type="spellStart"/>
+            <w:r>
+              <w:rPr>
+                <w:rFonts w:eastAsia="Calibri"/>
+                <w:spacing w:val="-20"/>
+                <w:sz w:val="20"/>
+                <w:szCs w:val="20"/>
+                <w:lang w:val="en-US"/>
+              </w:rPr>
+              <w:t>Hưng</w:t>
+            </w:r>
+            <w:proofErr w:type="spellEnd"/>
+            <w:r>
+              <w:rPr>
+                <w:rFonts w:eastAsia="Calibri"/>
+                <w:spacing w:val="-20"/>
+                <w:sz w:val="20"/>
+                <w:szCs w:val="20"/>
+                <w:lang w:val="en-US"/>
+              </w:rPr>
+              <w:t xml:space="preserve"> Yên</w:t>
+            </w:r>
+            <w:r>
+              <w:rPr>
+                <w:rFonts w:eastAsia="Calibri"/>
+                <w:spacing w:val="-20"/>
+                <w:sz w:val="20"/>
+                <w:szCs w:val="20"/>
+                <w:lang w:val="en-US"/>
+              </w:rPr>
+              <w:t>, Việt Nam</w:t>
             </w:r>
           </w:p>
         </w:tc>
@@ -1375,16 +1606,53 @@
                 <w:sz w:val="26"/>
                 <w:szCs w:val="26"/>
               </w:rPr>
-              <w:t>Thành phố Hồ Chí Minh</w:t>
-            </w:r>
+              <w:t xml:space="preserve">Thành </w:t>
+            </w:r>
+            <w:proofErr w:type="spellStart"/>
             <w:r>
               <w:rPr>
                 <w:rFonts w:ascii="Times New Roman" w:eastAsia="Calibri" w:hAnsi="Times New Roman" w:cs="Times New Roman"/>
                 <w:sz w:val="26"/>
                 <w:szCs w:val="26"/>
               </w:rPr>
+              <w:t>phố</w:t>
+            </w:r>
+            <w:proofErr w:type="spellEnd"/>
+            <w:r>
+              <w:rPr>
+                <w:rFonts w:ascii="Times New Roman" w:eastAsia="Calibri" w:hAnsi="Times New Roman" w:cs="Times New Roman"/>
+                <w:sz w:val="26"/>
+                <w:szCs w:val="26"/>
+              </w:rPr>
+              <w:t xml:space="preserve"> </w:t>
+            </w:r>
+            <w:proofErr w:type="spellStart"/>
+            <w:r>
+              <w:rPr>
+                <w:rFonts w:ascii="Times New Roman" w:eastAsia="Calibri" w:hAnsi="Times New Roman" w:cs="Times New Roman"/>
+                <w:sz w:val="26"/>
+                <w:szCs w:val="26"/>
+              </w:rPr>
+              <w:t>Hồ</w:t>
+            </w:r>
+            <w:proofErr w:type="spellEnd"/>
+            <w:r>
+              <w:rPr>
+                <w:rFonts w:ascii="Times New Roman" w:eastAsia="Calibri" w:hAnsi="Times New Roman" w:cs="Times New Roman"/>
+                <w:sz w:val="26"/>
+                <w:szCs w:val="26"/>
+              </w:rPr>
+              <w:t xml:space="preserve"> Chí Minh</w:t>
+            </w:r>
+            <w:r>
+              <w:rPr>
+                <w:rFonts w:ascii="Times New Roman" w:eastAsia="Calibri" w:hAnsi="Times New Roman" w:cs="Times New Roman"/>
+                <w:sz w:val="26"/>
+                <w:szCs w:val="26"/>
+              </w:rPr>
               <w:t xml:space="preserve">, </w:t>
             </w:r>
+            <w:proofErr w:type="spellStart"/>
             <w:r>
               <w:rPr>
                 <w:rFonts w:ascii="Times New Roman" w:eastAsia="Times New Roman" w:hAnsi="Times New Roman" w:cs="Times New Roman"/>
@@ -1392,8 +1660,9 @@
                 <w:sz w:val="26"/>
                 <w:szCs w:val="26"/>
               </w:rPr>
-              <w:t xml:space="preserve">ngày </w:t>
-            </w:r>
+              <w:t>ngày</w:t>
+            </w:r>
+            <w:proofErr w:type="spellEnd"/>
             <w:r>
               <w:rPr>
                 <w:rFonts w:ascii="Times New Roman" w:eastAsia="Times New Roman" w:hAnsi="Times New Roman" w:cs="Times New Roman"/>
@@ -1401,7 +1670,7 @@
                 <w:sz w:val="26"/>
                 <w:szCs w:val="26"/>
               </w:rPr>
-              <w:t>4</w:t>
+              <w:t xml:space="preserve"> </w:t>
             </w:r>
             <w:r>
               <w:rPr>
@@ -1410,7 +1679,7 @@
                 <w:sz w:val="26"/>
                 <w:szCs w:val="26"/>
               </w:rPr>
-              <w:t xml:space="preserve"> tháng </w:t>
+              <w:t>4</w:t>
             </w:r>
             <w:r>
               <w:rPr>
@@ -1419,8 +1688,9 @@
                 <w:sz w:val="26"/>
                 <w:szCs w:val="26"/>
               </w:rPr>
-              <w:t>6</w:t>
-            </w:r>
+              <w:t xml:space="preserve"> </w:t>
+            </w:r>
+            <w:proofErr w:type="spellStart"/>
             <w:r>
               <w:rPr>
                 <w:rFonts w:ascii="Times New Roman" w:eastAsia="Times New Roman" w:hAnsi="Times New Roman" w:cs="Times New Roman"/>
@@ -1428,7 +1698,55 @@
                 <w:sz w:val="26"/>
                 <w:szCs w:val="26"/>
               </w:rPr>
-              <w:t xml:space="preserve"> năm 2026</w:t>
+              <w:t>tháng</w:t>
+            </w:r>
+            <w:proofErr w:type="spellEnd"/>
+            <w:r>
+              <w:rPr>
+                <w:rFonts w:ascii="Times New Roman" w:eastAsia="Times New Roman" w:hAnsi="Times New Roman" w:cs="Times New Roman"/>
+                <w:iCs/>
+                <w:sz w:val="26"/>
+                <w:szCs w:val="26"/>
+              </w:rPr>
+              <w:t xml:space="preserve"> </w:t>
+            </w:r>
+            <w:r>
+              <w:rPr>
+                <w:rFonts w:ascii="Times New Roman" w:eastAsia="Times New Roman" w:hAnsi="Times New Roman" w:cs="Times New Roman"/>
+                <w:iCs/>
+                <w:sz w:val="26"/>
+                <w:szCs w:val="26"/>
+              </w:rPr>
+              <w:t>6</w:t>
+            </w:r>
+            <w:r>
+              <w:rPr>
+                <w:rFonts w:ascii="Times New Roman" w:eastAsia="Times New Roman" w:hAnsi="Times New Roman" w:cs="Times New Roman"/>
+                <w:iCs/>
+                <w:sz w:val="26"/>
+                <w:szCs w:val="26"/>
+              </w:rPr>
+              <w:t xml:space="preserve"> </w:t>
+            </w:r>
+            <w:proofErr w:type="spellStart"/>
+            <w:r>
+              <w:rPr>
+                <w:rFonts w:ascii="Times New Roman" w:eastAsia="Times New Roman" w:hAnsi="Times New Roman" w:cs="Times New Roman"/>
+                <w:iCs/>
+                <w:sz w:val="26"/>
+                <w:szCs w:val="26"/>
+              </w:rPr>
+              <w:t>năm</w:t>
+            </w:r>
+            <w:proofErr w:type="spellEnd"/>
+            <w:r>
+              <w:rPr>
+                <w:rFonts w:ascii="Times New Roman" w:eastAsia="Times New Roman" w:hAnsi="Times New Roman" w:cs="Times New Roman"/>
+                <w:iCs/>
+                <w:sz w:val="26"/>
+                <w:szCs w:val="26"/>
+              </w:rPr>
+              <w:t xml:space="preserve"> 2026</w:t>
             </w:r>
           </w:p>
           <w:p>
@@ -1516,7 +1834,107 @@
                 <w:sz w:val="26"/>
                 <w:szCs w:val="26"/>
               </w:rPr>
-              <w:t>(Ký và ghi họ tên)</w:t>
+              <w:t>(</w:t>
+            </w:r>
+            <w:proofErr w:type="spellStart"/>
+            <w:r>
+              <w:rPr>
+                <w:rFonts w:ascii="Times New Roman" w:eastAsia="Calibri" w:hAnsi="Times New Roman" w:cs="Times New Roman"/>
+                <w:i/>
+                <w:sz w:val="26"/>
+                <w:szCs w:val="26"/>
+              </w:rPr>
+              <w:t>Ký</w:t>
+            </w:r>
+            <w:proofErr w:type="spellEnd"/>
+            <w:r>
+              <w:rPr>
+                <w:rFonts w:ascii="Times New Roman" w:eastAsia="Calibri" w:hAnsi="Times New Roman" w:cs="Times New Roman"/>
+                <w:i/>
+                <w:sz w:val="26"/>
+                <w:szCs w:val="26"/>
+              </w:rPr>
+              <w:t xml:space="preserve"> </w:t>
+            </w:r>
+            <w:proofErr w:type="spellStart"/>
+            <w:r>
+              <w:rPr>
+                <w:rFonts w:ascii="Times New Roman" w:eastAsia="Calibri" w:hAnsi="Times New Roman" w:cs="Times New Roman"/>
+                <w:i/>
+                <w:sz w:val="26"/>
+                <w:szCs w:val="26"/>
+              </w:rPr>
+              <w:t>và</w:t>
+            </w:r>
+            <w:proofErr w:type="spellEnd"/>
+            <w:r>
+              <w:rPr>
+                <w:rFonts w:ascii="Times New Roman" w:eastAsia="Calibri" w:hAnsi="Times New Roman" w:cs="Times New Roman"/>
+                <w:i/>
+                <w:sz w:val="26"/>
+                <w:szCs w:val="26"/>
+              </w:rPr>
+              <w:t xml:space="preserve"> </w:t>
+            </w:r>
+            <w:proofErr w:type="spellStart"/>
+            <w:r>
+              <w:rPr>
+                <w:rFonts w:ascii="Times New Roman" w:eastAsia="Calibri" w:hAnsi="Times New Roman" w:cs="Times New Roman"/>
+                <w:i/>
+                <w:sz w:val="26"/>
+                <w:szCs w:val="26"/>
+              </w:rPr>
+              <w:t>ghi</w:t>
+            </w:r>
+            <w:proofErr w:type="spellEnd"/>
+            <w:r>
+              <w:rPr>
+                <w:rFonts w:ascii="Times New Roman" w:eastAsia="Calibri" w:hAnsi="Times New Roman" w:cs="Times New Roman"/>
+                <w:i/>
+                <w:sz w:val="26"/>
+                <w:szCs w:val="26"/>
+              </w:rPr>
+              <w:t xml:space="preserve"> </w:t>
+            </w:r>
+            <w:proofErr w:type="spellStart"/>
+            <w:r>
+              <w:rPr>
+                <w:rFonts w:ascii="Times New Roman" w:eastAsia="Calibri" w:hAnsi="Times New Roman" w:cs="Times New Roman"/>
+                <w:i/>
+                <w:sz w:val="26"/>
+                <w:szCs w:val="26"/>
+              </w:rPr>
+              <w:t>họ</w:t>
+            </w:r>
+            <w:proofErr w:type="spellEnd"/>
+            <w:r>
+              <w:rPr>
+                <w:rFonts w:ascii="Times New Roman" w:eastAsia="Calibri" w:hAnsi="Times New Roman" w:cs="Times New Roman"/>
+                <w:i/>
+                <w:sz w:val="26"/>
+                <w:szCs w:val="26"/>
+              </w:rPr>
+              <w:t xml:space="preserve"> </w:t>
+            </w:r>
+            <w:proofErr w:type="spellStart"/>
+            <w:r>
+              <w:rPr>
+                <w:rFonts w:ascii="Times New Roman" w:eastAsia="Calibri" w:hAnsi="Times New Roman" w:cs="Times New Roman"/>
+                <w:i/>
+                <w:sz w:val="26"/>
+                <w:szCs w:val="26"/>
+              </w:rPr>
+              <w:t>tên</w:t>
+            </w:r>
+            <w:proofErr w:type="spellEnd"/>
+            <w:r>
+              <w:rPr>
+                <w:rFonts w:ascii="Times New Roman" w:eastAsia="Calibri" w:hAnsi="Times New Roman" w:cs="Times New Roman"/>
+                <w:i/>
+                <w:sz w:val="26"/>
+                <w:szCs w:val="26"/>
+              </w:rPr>
+              <w:t>)</w:t>
             </w:r>
             <w:r>
               <w:rPr>
@@ -1662,7 +2080,7 @@
 </file>
 
 <file path=word/endnotes.xml><?xml version="1.0" encoding="utf-8"?>
-<w:endnotes xmlns:wpc="http://schemas.microsoft.com/office/word/2010/wordprocessingCanvas" xmlns:cx="http://schemas.microsoft.com/office/drawing/2014/chartex" xmlns:cx1="http://schemas.microsoft.com/office/drawing/2015/9/8/chartex" xmlns:mc="http://schemas.openxmlformats.org/markup-compatibility/2006" xmlns:o="urn:schemas-microsoft-com:office:office" xmlns:r="http://schemas.openxmlformats.org/officeDocument/2006/relationships" xmlns:m="http://schemas.openxmlformats.org/officeDocument/2006/math" xmlns:v="urn:schemas-microsoft-com:vml" xmlns:wp14="http://schemas.microsoft.com/office/word/2010/wordprocessingDrawing" xmlns:wp="http://schemas.openxmlformats.org/drawingml/2006/wordprocessingDrawing" xmlns:w10="urn:schemas-microsoft-com:office:word" xmlns:w="http://schemas.openxmlformats.org/wordprocessingml/2006/main" xmlns:w14="http://schemas.microsoft.com/office/word/2010/wordml" xmlns:w15="http://schemas.microsoft.com/office/word/2012/wordml" xmlns:w16se="http://schemas.microsoft.com/office/word/2015/wordml/symex" xmlns:wpg="http://schemas.microsoft.com/office/word/2010/wordprocessingGroup" xmlns:wpi="http://schemas.microsoft.com/office/word/2010/wordprocessingInk" xmlns:wne="http://schemas.microsoft.com/office/word/2006/wordml" xmlns:wps="http://schemas.microsoft.com/office/word/2010/wordprocessingShape" mc:Ignorable="w14 w15 w16se wp14">
+<w:endnotes xmlns:wpc="http://schemas.microsoft.com/office/word/2010/wordprocessingCanvas" xmlns:cx="http://schemas.microsoft.com/office/drawing/2014/chartex" xmlns:cx1="http://schemas.microsoft.com/office/drawing/2015/9/8/chartex" xmlns:cx2="http://schemas.microsoft.com/office/drawing/2015/10/21/chartex" xmlns:cx3="http://schemas.microsoft.com/office/drawing/2016/5/9/chartex" xmlns:cx4="http://schemas.microsoft.com/office/drawing/2016/5/10/chartex" xmlns:cx5="http://schemas.microsoft.com/office/drawing/2016/5/11/chartex" xmlns:cx6="http://schemas.microsoft.com/office/drawing/2016/5/12/chartex" xmlns:cx7="http://schemas.microsoft.com/office/drawing/2016/5/13/chartex" xmlns:cx8="http://schemas.microsoft.com/office/drawing/2016/5/14/chartex" xmlns:mc="http://schemas.openxmlformats.org/markup-compatibility/2006" xmlns:aink="http://schemas.microsoft.com/office/drawing/2016/ink" xmlns:am3d="http://schemas.microsoft.com/office/drawing/2017/model3d" xmlns:o="urn:schemas-microsoft-com:office:office" xmlns:oel="http://schemas.microsoft.com/office/2019/extlst" xmlns:r="http://schemas.openxmlformats.org/officeDocument/2006/relationships" xmlns:m="http://schemas.openxmlformats.org/officeDocument/2006/math" xmlns:v="urn:schemas-microsoft-com:vml" xmlns:wp14="http://schemas.microsoft.com/office/word/2010/wordprocessingDrawing" xmlns:wp="http://schemas.openxmlformats.org/drawingml/2006/wordprocessingDrawing" xmlns:w10="urn:schemas-microsoft-com:office:word" xmlns:w="http://schemas.openxmlformats.org/wordprocessingml/2006/main" xmlns:w14="http://schemas.microsoft.com/office/word/2010/wordml" xmlns:w15="http://schemas.microsoft.com/office/word/2012/wordml" xmlns:w16cex="http://schemas.microsoft.com/office/word/2018/wordml/cex" xmlns:w16cid="http://schemas.microsoft.com/office/word/2016/wordml/cid" xmlns:w16="http://schemas.microsoft.com/office/word/2018/wordml" xmlns:w16du="http://schemas.microsoft.com/office/word/2023/wordml/word16du" xmlns:w16sdtdh="http://schemas.microsoft.com/office/word/2020/wordml/sdtdatahash" xmlns:w16sdtfl="http://schemas.microsoft.com/office/word/2024/wordml/sdtformatlock" xmlns:w16se="http://schemas.microsoft.com/office/word/2015/wordml/symex" xmlns:wpg="http://schemas.microsoft.com/office/word/2010/wordprocessingGroup" xmlns:wpi="http://schemas.microsoft.com/office/word/2010/wordprocessingInk" xmlns:wne="http://schemas.microsoft.com/office/word/2006/wordml" xmlns:wps="http://schemas.microsoft.com/office/word/2010/wordprocessingShape" mc:Ignorable="w14 w15 w16se w16cid w16 w16cex w16sdtdh w16sdtfl w16du wp14">
   <w:endnote w:type="separator" w:id="-1">
     <w:p>
       <w:pPr>
@@ -1687,7 +2105,7 @@
 </file>
 
 <file path=word/footnotes.xml><?xml version="1.0" encoding="utf-8"?>
-<w:footnotes xmlns:wpc="http://schemas.microsoft.com/office/word/2010/wordprocessingCanvas" xmlns:cx="http://schemas.microsoft.com/office/drawing/2014/chartex" xmlns:cx1="http://schemas.microsoft.com/office/drawing/2015/9/8/chartex" xmlns:mc="http://schemas.openxmlformats.org/markup-compatibility/2006" xmlns:o="urn:schemas-microsoft-com:office:office" xmlns:r="http://schemas.openxmlformats.org/officeDocument/2006/relationships" xmlns:m="http://schemas.openxmlformats.org/officeDocument/2006/math" xmlns:v="urn:schemas-microsoft-com:vml" xmlns:wp14="http://schemas.microsoft.com/office/word/2010/wordprocessingDrawing" xmlns:wp="http://schemas.openxmlformats.org/drawingml/2006/wordprocessingDrawing" xmlns:w10="urn:schemas-microsoft-com:office:word" xmlns:w="http://schemas.openxmlformats.org/wordprocessingml/2006/main" xmlns:w14="http://schemas.microsoft.com/office/word/2010/wordml" xmlns:w15="http://schemas.microsoft.com/office/word/2012/wordml" xmlns:w16se="http://schemas.microsoft.com/office/word/2015/wordml/symex" xmlns:wpg="http://schemas.microsoft.com/office/word/2010/wordprocessingGroup" xmlns:wpi="http://schemas.microsoft.com/office/word/2010/wordprocessingInk" xmlns:wne="http://schemas.microsoft.com/office/word/2006/wordml" xmlns:wps="http://schemas.microsoft.com/office/word/2010/wordprocessingShape" mc:Ignorable="w14 w15 w16se wp14">
+<w:footnotes xmlns:wpc="http://schemas.microsoft.com/office/word/2010/wordprocessingCanvas" xmlns:cx="http://schemas.microsoft.com/office/drawing/2014/chartex" xmlns:cx1="http://schemas.microsoft.com/office/drawing/2015/9/8/chartex" xmlns:cx2="http://schemas.microsoft.com/office/drawing/2015/10/21/chartex" xmlns:cx3="http://schemas.microsoft.com/office/drawing/2016/5/9/chartex" xmlns:cx4="http://schemas.microsoft.com/office/drawing/2016/5/10/chartex" xmlns:cx5="http://schemas.microsoft.com/office/drawing/2016/5/11/chartex" xmlns:cx6="http://schemas.microsoft.com/office/drawing/2016/5/12/chartex" xmlns:cx7="http://schemas.microsoft.com/office/drawing/2016/5/13/chartex" xmlns:cx8="http://schemas.microsoft.com/office/drawing/2016/5/14/chartex" xmlns:mc="http://schemas.openxmlformats.org/markup-compatibility/2006" xmlns:aink="http://schemas.microsoft.com/office/drawing/2016/ink" xmlns:am3d="http://schemas.microsoft.com/office/drawing/2017/model3d" xmlns:o="urn:schemas-microsoft-com:office:office" xmlns:oel="http://schemas.microsoft.com/office/2019/extlst" xmlns:r="http://schemas.openxmlformats.org/officeDocument/2006/relationships" xmlns:m="http://schemas.openxmlformats.org/officeDocument/2006/math" xmlns:v="urn:schemas-microsoft-com:vml" xmlns:wp14="http://schemas.microsoft.com/office/word/2010/wordprocessingDrawing" xmlns:wp="http://schemas.openxmlformats.org/drawingml/2006/wordprocessingDrawing" xmlns:w10="urn:schemas-microsoft-com:office:word" xmlns:w="http://schemas.openxmlformats.org/wordprocessingml/2006/main" xmlns:w14="http://schemas.microsoft.com/office/word/2010/wordml" xmlns:w15="http://schemas.microsoft.com/office/word/2012/wordml" xmlns:w16cex="http://schemas.microsoft.com/office/word/2018/wordml/cex" xmlns:w16cid="http://schemas.microsoft.com/office/word/2016/wordml/cid" xmlns:w16="http://schemas.microsoft.com/office/word/2018/wordml" xmlns:w16du="http://schemas.microsoft.com/office/word/2023/wordml/word16du" xmlns:w16sdtdh="http://schemas.microsoft.com/office/word/2020/wordml/sdtdatahash" xmlns:w16sdtfl="http://schemas.microsoft.com/office/word/2024/wordml/sdtformatlock" xmlns:w16se="http://schemas.microsoft.com/office/word/2015/wordml/symex" xmlns:wpg="http://schemas.microsoft.com/office/word/2010/wordprocessingGroup" xmlns:wpi="http://schemas.microsoft.com/office/word/2010/wordprocessingInk" xmlns:wne="http://schemas.microsoft.com/office/word/2006/wordml" xmlns:wps="http://schemas.microsoft.com/office/word/2010/wordprocessingShape" mc:Ignorable="w14 w15 w16se w16cid w16 w16cex w16sdtdh w16sdtfl w16du wp14">
   <w:footnote w:type="separator" w:id="-1">
     <w:p>
       <w:pPr>
@@ -1728,7 +2146,259 @@
         <w:rPr>
           <w:spacing w:val="-10"/>
         </w:rPr>
-        <w:t xml:space="preserve"> Nếu cột số 5 kê khai Số định danh cá nhân thì không phải kê khai các cột số 6, 7.</w:t>
+        <w:t xml:space="preserve"> </w:t>
+      </w:r>
+      <w:proofErr w:type="spellStart"/>
+      <w:r>
+        <w:rPr>
+          <w:spacing w:val="-10"/>
+        </w:rPr>
+        <w:t>Nếu</w:t>
+      </w:r>
+      <w:proofErr w:type="spellEnd"/>
+      <w:r>
+        <w:rPr>
+          <w:spacing w:val="-10"/>
+        </w:rPr>
+        <w:t xml:space="preserve"> </w:t>
+      </w:r>
+      <w:proofErr w:type="spellStart"/>
+      <w:r>
+        <w:rPr>
+          <w:spacing w:val="-10"/>
+        </w:rPr>
+        <w:t>cột</w:t>
+      </w:r>
+      <w:proofErr w:type="spellEnd"/>
+      <w:r>
+        <w:rPr>
+          <w:spacing w:val="-10"/>
+        </w:rPr>
+        <w:t xml:space="preserve"> </w:t>
+      </w:r>
+      <w:proofErr w:type="spellStart"/>
+      <w:r>
+        <w:rPr>
+          <w:spacing w:val="-10"/>
+        </w:rPr>
+        <w:t>số</w:t>
+      </w:r>
+      <w:proofErr w:type="spellEnd"/>
+      <w:r>
+        <w:rPr>
+          <w:spacing w:val="-10"/>
+        </w:rPr>
+        <w:t xml:space="preserve"> 5 </w:t>
+      </w:r>
+      <w:proofErr w:type="spellStart"/>
+      <w:r>
+        <w:rPr>
+          <w:spacing w:val="-10"/>
+        </w:rPr>
+        <w:t>kê</w:t>
+      </w:r>
+      <w:proofErr w:type="spellEnd"/>
+      <w:r>
+        <w:rPr>
+          <w:spacing w:val="-10"/>
+        </w:rPr>
+        <w:t xml:space="preserve"> </w:t>
+      </w:r>
+      <w:proofErr w:type="spellStart"/>
+      <w:r>
+        <w:rPr>
+          <w:spacing w:val="-10"/>
+        </w:rPr>
+        <w:t>khai</w:t>
+      </w:r>
+      <w:proofErr w:type="spellEnd"/>
+      <w:r>
+        <w:rPr>
+          <w:spacing w:val="-10"/>
+        </w:rPr>
+        <w:t xml:space="preserve"> </w:t>
+      </w:r>
+      <w:proofErr w:type="spellStart"/>
+      <w:r>
+        <w:rPr>
+          <w:spacing w:val="-10"/>
+        </w:rPr>
+        <w:t>Số</w:t>
+      </w:r>
+      <w:proofErr w:type="spellEnd"/>
+      <w:r>
+        <w:rPr>
+          <w:spacing w:val="-10"/>
+        </w:rPr>
+        <w:t xml:space="preserve"> </w:t>
+      </w:r>
+      <w:proofErr w:type="spellStart"/>
+      <w:r>
+        <w:rPr>
+          <w:spacing w:val="-10"/>
+        </w:rPr>
+        <w:t>định</w:t>
+      </w:r>
+      <w:proofErr w:type="spellEnd"/>
+      <w:r>
+        <w:rPr>
+          <w:spacing w:val="-10"/>
+        </w:rPr>
+        <w:t xml:space="preserve"> </w:t>
+      </w:r>
+      <w:proofErr w:type="spellStart"/>
+      <w:r>
+        <w:rPr>
+          <w:spacing w:val="-10"/>
+        </w:rPr>
+        <w:t>danh</w:t>
+      </w:r>
+      <w:proofErr w:type="spellEnd"/>
+      <w:r>
+        <w:rPr>
+          <w:spacing w:val="-10"/>
+        </w:rPr>
+        <w:t xml:space="preserve"> </w:t>
+      </w:r>
+      <w:proofErr w:type="spellStart"/>
+      <w:r>
+        <w:rPr>
+          <w:spacing w:val="-10"/>
+        </w:rPr>
+        <w:t>cá</w:t>
+      </w:r>
+      <w:proofErr w:type="spellEnd"/>
+      <w:r>
+        <w:rPr>
+          <w:spacing w:val="-10"/>
+        </w:rPr>
+        <w:t xml:space="preserve"> </w:t>
+      </w:r>
+      <w:proofErr w:type="spellStart"/>
+      <w:r>
+        <w:rPr>
+          <w:spacing w:val="-10"/>
+        </w:rPr>
+        <w:t>nhân</w:t>
+      </w:r>
+      <w:proofErr w:type="spellEnd"/>
+      <w:r>
+        <w:rPr>
+          <w:spacing w:val="-10"/>
+        </w:rPr>
+        <w:t xml:space="preserve"> </w:t>
+      </w:r>
+      <w:proofErr w:type="spellStart"/>
+      <w:r>
+        <w:rPr>
+          <w:spacing w:val="-10"/>
+        </w:rPr>
+        <w:t>thì</w:t>
+      </w:r>
+      <w:proofErr w:type="spellEnd"/>
+      <w:r>
+        <w:rPr>
+          <w:spacing w:val="-10"/>
+        </w:rPr>
+        <w:t xml:space="preserve"> </w:t>
+      </w:r>
+      <w:proofErr w:type="spellStart"/>
+      <w:r>
+        <w:rPr>
+          <w:spacing w:val="-10"/>
+        </w:rPr>
+        <w:t>không</w:t>
+      </w:r>
+      <w:proofErr w:type="spellEnd"/>
+      <w:r>
+        <w:rPr>
+          <w:spacing w:val="-10"/>
+        </w:rPr>
+        <w:t xml:space="preserve"> </w:t>
+      </w:r>
+      <w:proofErr w:type="spellStart"/>
+      <w:r>
+        <w:rPr>
+          <w:spacing w:val="-10"/>
+        </w:rPr>
+        <w:t>phải</w:t>
+      </w:r>
+      <w:proofErr w:type="spellEnd"/>
+      <w:r>
+        <w:rPr>
+          <w:spacing w:val="-10"/>
+        </w:rPr>
+        <w:t xml:space="preserve"> </w:t>
+      </w:r>
+      <w:proofErr w:type="spellStart"/>
+      <w:r>
+        <w:rPr>
+          <w:spacing w:val="-10"/>
+        </w:rPr>
+        <w:t>kê</w:t>
+      </w:r>
+      <w:proofErr w:type="spellEnd"/>
+      <w:r>
+        <w:rPr>
+          <w:spacing w:val="-10"/>
+        </w:rPr>
+        <w:t xml:space="preserve"> </w:t>
+      </w:r>
+      <w:proofErr w:type="spellStart"/>
+      <w:r>
+        <w:rPr>
+          <w:spacing w:val="-10"/>
+        </w:rPr>
+        <w:t>khai</w:t>
+      </w:r>
+      <w:proofErr w:type="spellEnd"/>
+      <w:r>
+        <w:rPr>
+          <w:spacing w:val="-10"/>
+        </w:rPr>
+        <w:t xml:space="preserve"> </w:t>
+      </w:r>
+      <w:proofErr w:type="spellStart"/>
+      <w:r>
+        <w:rPr>
+          <w:spacing w:val="-10"/>
+        </w:rPr>
+        <w:t>các</w:t>
+      </w:r>
+      <w:proofErr w:type="spellEnd"/>
+      <w:r>
+        <w:rPr>
+          <w:spacing w:val="-10"/>
+        </w:rPr>
+        <w:t xml:space="preserve"> </w:t>
+      </w:r>
+      <w:proofErr w:type="spellStart"/>
+      <w:r>
+        <w:rPr>
+          <w:spacing w:val="-10"/>
+        </w:rPr>
+        <w:t>cột</w:t>
+      </w:r>
+      <w:proofErr w:type="spellEnd"/>
+      <w:r>
+        <w:rPr>
+          <w:spacing w:val="-10"/>
+        </w:rPr>
+        <w:t xml:space="preserve"> </w:t>
+      </w:r>
+      <w:proofErr w:type="spellStart"/>
+      <w:r>
+        <w:rPr>
+          <w:spacing w:val="-10"/>
+        </w:rPr>
+        <w:t>số</w:t>
+      </w:r>
+      <w:proofErr w:type="spellEnd"/>
+      <w:r>
+        <w:rPr>
+          <w:spacing w:val="-10"/>
+        </w:rPr>
+        <w:t xml:space="preserve"> 6, 7.</w:t>
       </w:r>
     </w:p>
   </w:footnote>
@@ -1754,7 +2424,301 @@
         <w:rPr>
           <w:spacing w:val="-10"/>
         </w:rPr>
-        <w:t>Trường hợp CSHHL thông qua sở hữu vốn điều lệ hoặc tổng số cổ phần có quyền biểu quyết được xác định như sau:</w:t>
+        <w:t xml:space="preserve">Trường </w:t>
+      </w:r>
+      <w:proofErr w:type="spellStart"/>
+      <w:r>
+        <w:rPr>
+          <w:spacing w:val="-10"/>
+        </w:rPr>
+        <w:t>hợp</w:t>
+      </w:r>
+      <w:proofErr w:type="spellEnd"/>
+      <w:r>
+        <w:rPr>
+          <w:spacing w:val="-10"/>
+        </w:rPr>
+        <w:t xml:space="preserve"> CSHHL </w:t>
+      </w:r>
+      <w:proofErr w:type="spellStart"/>
+      <w:r>
+        <w:rPr>
+          <w:spacing w:val="-10"/>
+        </w:rPr>
+        <w:t>thông</w:t>
+      </w:r>
+      <w:proofErr w:type="spellEnd"/>
+      <w:r>
+        <w:rPr>
+          <w:spacing w:val="-10"/>
+        </w:rPr>
+        <w:t xml:space="preserve"> qua </w:t>
+      </w:r>
+      <w:proofErr w:type="spellStart"/>
+      <w:r>
+        <w:rPr>
+          <w:spacing w:val="-10"/>
+        </w:rPr>
+        <w:t>sở</w:t>
+      </w:r>
+      <w:proofErr w:type="spellEnd"/>
+      <w:r>
+        <w:rPr>
+          <w:spacing w:val="-10"/>
+        </w:rPr>
+        <w:t xml:space="preserve"> </w:t>
+      </w:r>
+      <w:proofErr w:type="spellStart"/>
+      <w:r>
+        <w:rPr>
+          <w:spacing w:val="-10"/>
+        </w:rPr>
+        <w:t>hữu</w:t>
+      </w:r>
+      <w:proofErr w:type="spellEnd"/>
+      <w:r>
+        <w:rPr>
+          <w:spacing w:val="-10"/>
+        </w:rPr>
+        <w:t xml:space="preserve"> </w:t>
+      </w:r>
+      <w:proofErr w:type="spellStart"/>
+      <w:r>
+        <w:rPr>
+          <w:spacing w:val="-10"/>
+        </w:rPr>
+        <w:t>vốn</w:t>
+      </w:r>
+      <w:proofErr w:type="spellEnd"/>
+      <w:r>
+        <w:rPr>
+          <w:spacing w:val="-10"/>
+        </w:rPr>
+        <w:t xml:space="preserve"> </w:t>
+      </w:r>
+      <w:proofErr w:type="spellStart"/>
+      <w:r>
+        <w:rPr>
+          <w:spacing w:val="-10"/>
+        </w:rPr>
+        <w:t>điều</w:t>
+      </w:r>
+      <w:proofErr w:type="spellEnd"/>
+      <w:r>
+        <w:rPr>
+          <w:spacing w:val="-10"/>
+        </w:rPr>
+        <w:t xml:space="preserve"> </w:t>
+      </w:r>
+      <w:proofErr w:type="spellStart"/>
+      <w:r>
+        <w:rPr>
+          <w:spacing w:val="-10"/>
+        </w:rPr>
+        <w:t>lệ</w:t>
+      </w:r>
+      <w:proofErr w:type="spellEnd"/>
+      <w:r>
+        <w:rPr>
+          <w:spacing w:val="-10"/>
+        </w:rPr>
+        <w:t xml:space="preserve"> </w:t>
+      </w:r>
+      <w:proofErr w:type="spellStart"/>
+      <w:r>
+        <w:rPr>
+          <w:spacing w:val="-10"/>
+        </w:rPr>
+        <w:t>hoặc</w:t>
+      </w:r>
+      <w:proofErr w:type="spellEnd"/>
+      <w:r>
+        <w:rPr>
+          <w:spacing w:val="-10"/>
+        </w:rPr>
+        <w:t xml:space="preserve"> </w:t>
+      </w:r>
+      <w:proofErr w:type="spellStart"/>
+      <w:r>
+        <w:rPr>
+          <w:spacing w:val="-10"/>
+        </w:rPr>
+        <w:t>tổng</w:t>
+      </w:r>
+      <w:proofErr w:type="spellEnd"/>
+      <w:r>
+        <w:rPr>
+          <w:spacing w:val="-10"/>
+        </w:rPr>
+        <w:t xml:space="preserve"> </w:t>
+      </w:r>
+      <w:proofErr w:type="spellStart"/>
+      <w:r>
+        <w:rPr>
+          <w:spacing w:val="-10"/>
+        </w:rPr>
+        <w:t>số</w:t>
+      </w:r>
+      <w:proofErr w:type="spellEnd"/>
+      <w:r>
+        <w:rPr>
+          <w:spacing w:val="-10"/>
+        </w:rPr>
+        <w:t xml:space="preserve"> </w:t>
+      </w:r>
+      <w:proofErr w:type="spellStart"/>
+      <w:r>
+        <w:rPr>
+          <w:spacing w:val="-10"/>
+        </w:rPr>
+        <w:t>cổ</w:t>
+      </w:r>
+      <w:proofErr w:type="spellEnd"/>
+      <w:r>
+        <w:rPr>
+          <w:spacing w:val="-10"/>
+        </w:rPr>
+        <w:t xml:space="preserve"> </w:t>
+      </w:r>
+      <w:proofErr w:type="spellStart"/>
+      <w:r>
+        <w:rPr>
+          <w:spacing w:val="-10"/>
+        </w:rPr>
+        <w:t>phần</w:t>
+      </w:r>
+      <w:proofErr w:type="spellEnd"/>
+      <w:r>
+        <w:rPr>
+          <w:spacing w:val="-10"/>
+        </w:rPr>
+        <w:t xml:space="preserve"> </w:t>
+      </w:r>
+      <w:proofErr w:type="spellStart"/>
+      <w:r>
+        <w:rPr>
+          <w:spacing w:val="-10"/>
+        </w:rPr>
+        <w:t>có</w:t>
+      </w:r>
+      <w:proofErr w:type="spellEnd"/>
+      <w:r>
+        <w:rPr>
+          <w:spacing w:val="-10"/>
+        </w:rPr>
+        <w:t xml:space="preserve"> </w:t>
+      </w:r>
+      <w:proofErr w:type="spellStart"/>
+      <w:r>
+        <w:rPr>
+          <w:spacing w:val="-10"/>
+        </w:rPr>
+        <w:t>quyền</w:t>
+      </w:r>
+      <w:proofErr w:type="spellEnd"/>
+      <w:r>
+        <w:rPr>
+          <w:spacing w:val="-10"/>
+        </w:rPr>
+        <w:t xml:space="preserve"> </w:t>
+      </w:r>
+      <w:proofErr w:type="spellStart"/>
+      <w:r>
+        <w:rPr>
+          <w:spacing w:val="-10"/>
+        </w:rPr>
+        <w:t>biểu</w:t>
+      </w:r>
+      <w:proofErr w:type="spellEnd"/>
+      <w:r>
+        <w:rPr>
+          <w:spacing w:val="-10"/>
+        </w:rPr>
+        <w:t xml:space="preserve"> </w:t>
+      </w:r>
+      <w:proofErr w:type="spellStart"/>
+      <w:r>
+        <w:rPr>
+          <w:spacing w:val="-10"/>
+        </w:rPr>
+        <w:t>quyết</w:t>
+      </w:r>
+      <w:proofErr w:type="spellEnd"/>
+      <w:r>
+        <w:rPr>
+          <w:spacing w:val="-10"/>
+        </w:rPr>
+        <w:t xml:space="preserve"> </w:t>
+      </w:r>
+      <w:proofErr w:type="spellStart"/>
+      <w:r>
+        <w:rPr>
+          <w:spacing w:val="-10"/>
+        </w:rPr>
+        <w:t>được</w:t>
+      </w:r>
+      <w:proofErr w:type="spellEnd"/>
+      <w:r>
+        <w:rPr>
+          <w:spacing w:val="-10"/>
+        </w:rPr>
+        <w:t xml:space="preserve"> </w:t>
+      </w:r>
+      <w:proofErr w:type="spellStart"/>
+      <w:r>
+        <w:rPr>
+          <w:spacing w:val="-10"/>
+        </w:rPr>
+        <w:t>xác</w:t>
+      </w:r>
+      <w:proofErr w:type="spellEnd"/>
+      <w:r>
+        <w:rPr>
+          <w:spacing w:val="-10"/>
+        </w:rPr>
+        <w:t xml:space="preserve"> </w:t>
+      </w:r>
+      <w:proofErr w:type="spellStart"/>
+      <w:r>
+        <w:rPr>
+          <w:spacing w:val="-10"/>
+        </w:rPr>
+        <w:t>định</w:t>
+      </w:r>
+      <w:proofErr w:type="spellEnd"/>
+      <w:r>
+        <w:rPr>
+          <w:spacing w:val="-10"/>
+        </w:rPr>
+        <w:t xml:space="preserve"> </w:t>
+      </w:r>
+      <w:proofErr w:type="spellStart"/>
+      <w:r>
+        <w:rPr>
+          <w:spacing w:val="-10"/>
+        </w:rPr>
+        <w:t>như</w:t>
+      </w:r>
+      <w:proofErr w:type="spellEnd"/>
+      <w:r>
+        <w:rPr>
+          <w:spacing w:val="-10"/>
+        </w:rPr>
+        <w:t xml:space="preserve"> </w:t>
+      </w:r>
+      <w:proofErr w:type="spellStart"/>
+      <w:r>
+        <w:rPr>
+          <w:spacing w:val="-10"/>
+        </w:rPr>
+        <w:t>sau</w:t>
+      </w:r>
+      <w:proofErr w:type="spellEnd"/>
+      <w:r>
+        <w:rPr>
+          <w:spacing w:val="-10"/>
+        </w:rPr>
+        <w:t>:</w:t>
       </w:r>
     </w:p>
     <w:p>
@@ -1769,7 +2733,231 @@
         <w:rPr>
           <w:spacing w:val="-10"/>
         </w:rPr>
-        <w:t>- Cá nhân là cổ đông sở hữu từ 25% tổng số cổ phần có quyền biểu quyết trở lên;</w:t>
+        <w:t xml:space="preserve">- Cá </w:t>
+      </w:r>
+      <w:proofErr w:type="spellStart"/>
+      <w:r>
+        <w:rPr>
+          <w:spacing w:val="-10"/>
+        </w:rPr>
+        <w:t>nhân</w:t>
+      </w:r>
+      <w:proofErr w:type="spellEnd"/>
+      <w:r>
+        <w:rPr>
+          <w:spacing w:val="-10"/>
+        </w:rPr>
+        <w:t xml:space="preserve"> là </w:t>
+      </w:r>
+      <w:proofErr w:type="spellStart"/>
+      <w:r>
+        <w:rPr>
+          <w:spacing w:val="-10"/>
+        </w:rPr>
+        <w:t>cô</w:t>
+      </w:r>
+      <w:proofErr w:type="spellEnd"/>
+      <w:r>
+        <w:rPr>
+          <w:spacing w:val="-10"/>
+        </w:rPr>
+        <w:t xml:space="preserve">̉ </w:t>
+      </w:r>
+      <w:proofErr w:type="spellStart"/>
+      <w:r>
+        <w:rPr>
+          <w:spacing w:val="-10"/>
+        </w:rPr>
+        <w:t>đông</w:t>
+      </w:r>
+      <w:proofErr w:type="spellEnd"/>
+      <w:r>
+        <w:rPr>
+          <w:spacing w:val="-10"/>
+        </w:rPr>
+        <w:t xml:space="preserve"> </w:t>
+      </w:r>
+      <w:proofErr w:type="spellStart"/>
+      <w:r>
+        <w:rPr>
+          <w:spacing w:val="-10"/>
+        </w:rPr>
+        <w:t>sơ</w:t>
+      </w:r>
+      <w:proofErr w:type="spellEnd"/>
+      <w:r>
+        <w:rPr>
+          <w:spacing w:val="-10"/>
+        </w:rPr>
+        <w:t xml:space="preserve">̉ </w:t>
+      </w:r>
+      <w:proofErr w:type="spellStart"/>
+      <w:r>
+        <w:rPr>
+          <w:spacing w:val="-10"/>
+        </w:rPr>
+        <w:t>hữu</w:t>
+      </w:r>
+      <w:proofErr w:type="spellEnd"/>
+      <w:r>
+        <w:rPr>
+          <w:spacing w:val="-10"/>
+        </w:rPr>
+        <w:t xml:space="preserve"> </w:t>
+      </w:r>
+      <w:proofErr w:type="spellStart"/>
+      <w:r>
+        <w:rPr>
+          <w:spacing w:val="-10"/>
+        </w:rPr>
+        <w:t>tư</w:t>
+      </w:r>
+      <w:proofErr w:type="spellEnd"/>
+      <w:r>
+        <w:rPr>
+          <w:spacing w:val="-10"/>
+        </w:rPr>
+        <w:t xml:space="preserve">̀ 25% </w:t>
+      </w:r>
+      <w:proofErr w:type="spellStart"/>
+      <w:r>
+        <w:rPr>
+          <w:spacing w:val="-10"/>
+        </w:rPr>
+        <w:t>tổng</w:t>
+      </w:r>
+      <w:proofErr w:type="spellEnd"/>
+      <w:r>
+        <w:rPr>
+          <w:spacing w:val="-10"/>
+        </w:rPr>
+        <w:t xml:space="preserve"> </w:t>
+      </w:r>
+      <w:proofErr w:type="spellStart"/>
+      <w:r>
+        <w:rPr>
+          <w:spacing w:val="-10"/>
+        </w:rPr>
+        <w:t>số</w:t>
+      </w:r>
+      <w:proofErr w:type="spellEnd"/>
+      <w:r>
+        <w:rPr>
+          <w:spacing w:val="-10"/>
+        </w:rPr>
+        <w:t xml:space="preserve"> </w:t>
+      </w:r>
+      <w:proofErr w:type="spellStart"/>
+      <w:r>
+        <w:rPr>
+          <w:spacing w:val="-10"/>
+        </w:rPr>
+        <w:t>cổ</w:t>
+      </w:r>
+      <w:proofErr w:type="spellEnd"/>
+      <w:r>
+        <w:rPr>
+          <w:spacing w:val="-10"/>
+        </w:rPr>
+        <w:t xml:space="preserve"> </w:t>
+      </w:r>
+      <w:proofErr w:type="spellStart"/>
+      <w:r>
+        <w:rPr>
+          <w:spacing w:val="-10"/>
+        </w:rPr>
+        <w:t>phần</w:t>
+      </w:r>
+      <w:proofErr w:type="spellEnd"/>
+      <w:r>
+        <w:rPr>
+          <w:spacing w:val="-10"/>
+        </w:rPr>
+        <w:t xml:space="preserve"> </w:t>
+      </w:r>
+      <w:proofErr w:type="spellStart"/>
+      <w:r>
+        <w:rPr>
+          <w:spacing w:val="-10"/>
+        </w:rPr>
+        <w:t>có</w:t>
+      </w:r>
+      <w:proofErr w:type="spellEnd"/>
+      <w:r>
+        <w:rPr>
+          <w:spacing w:val="-10"/>
+        </w:rPr>
+        <w:t xml:space="preserve"> </w:t>
+      </w:r>
+      <w:proofErr w:type="spellStart"/>
+      <w:r>
+        <w:rPr>
+          <w:spacing w:val="-10"/>
+        </w:rPr>
+        <w:t>quyền</w:t>
+      </w:r>
+      <w:proofErr w:type="spellEnd"/>
+      <w:r>
+        <w:rPr>
+          <w:spacing w:val="-10"/>
+        </w:rPr>
+        <w:t xml:space="preserve"> </w:t>
+      </w:r>
+      <w:proofErr w:type="spellStart"/>
+      <w:r>
+        <w:rPr>
+          <w:spacing w:val="-10"/>
+        </w:rPr>
+        <w:t>biểu</w:t>
+      </w:r>
+      <w:proofErr w:type="spellEnd"/>
+      <w:r>
+        <w:rPr>
+          <w:spacing w:val="-10"/>
+        </w:rPr>
+        <w:t xml:space="preserve"> </w:t>
+      </w:r>
+      <w:proofErr w:type="spellStart"/>
+      <w:r>
+        <w:rPr>
+          <w:spacing w:val="-10"/>
+        </w:rPr>
+        <w:t>quyết</w:t>
+      </w:r>
+      <w:proofErr w:type="spellEnd"/>
+      <w:r>
+        <w:rPr>
+          <w:spacing w:val="-10"/>
+        </w:rPr>
+        <w:t xml:space="preserve"> </w:t>
+      </w:r>
+      <w:proofErr w:type="spellStart"/>
+      <w:r>
+        <w:rPr>
+          <w:spacing w:val="-10"/>
+        </w:rPr>
+        <w:t>trơ</w:t>
+      </w:r>
+      <w:proofErr w:type="spellEnd"/>
+      <w:r>
+        <w:rPr>
+          <w:spacing w:val="-10"/>
+        </w:rPr>
+        <w:t xml:space="preserve">̉ </w:t>
+      </w:r>
+      <w:proofErr w:type="spellStart"/>
+      <w:r>
+        <w:rPr>
+          <w:spacing w:val="-10"/>
+        </w:rPr>
+        <w:t>lên</w:t>
+      </w:r>
+      <w:proofErr w:type="spellEnd"/>
+      <w:r>
+        <w:rPr>
+          <w:spacing w:val="-10"/>
+        </w:rPr>
+        <w:t>;</w:t>
       </w:r>
     </w:p>
     <w:p>
@@ -1784,7 +2972,315 @@
         <w:rPr>
           <w:spacing w:val="-10"/>
         </w:rPr>
-        <w:t>- Cá nhân là thành viên sở hữu từ 25% vốn điều lệ trở lên của công ty trách nhiệm hữu hạn hai thành viên trở lên;</w:t>
+        <w:t xml:space="preserve">- Cá </w:t>
+      </w:r>
+      <w:proofErr w:type="spellStart"/>
+      <w:r>
+        <w:rPr>
+          <w:spacing w:val="-10"/>
+        </w:rPr>
+        <w:t>nhân</w:t>
+      </w:r>
+      <w:proofErr w:type="spellEnd"/>
+      <w:r>
+        <w:rPr>
+          <w:spacing w:val="-10"/>
+        </w:rPr>
+        <w:t xml:space="preserve"> là </w:t>
+      </w:r>
+      <w:proofErr w:type="spellStart"/>
+      <w:r>
+        <w:rPr>
+          <w:spacing w:val="-10"/>
+        </w:rPr>
+        <w:t>thành</w:t>
+      </w:r>
+      <w:proofErr w:type="spellEnd"/>
+      <w:r>
+        <w:rPr>
+          <w:spacing w:val="-10"/>
+        </w:rPr>
+        <w:t xml:space="preserve"> </w:t>
+      </w:r>
+      <w:proofErr w:type="spellStart"/>
+      <w:r>
+        <w:rPr>
+          <w:spacing w:val="-10"/>
+        </w:rPr>
+        <w:t>viên</w:t>
+      </w:r>
+      <w:proofErr w:type="spellEnd"/>
+      <w:r>
+        <w:rPr>
+          <w:spacing w:val="-10"/>
+        </w:rPr>
+        <w:t xml:space="preserve"> </w:t>
+      </w:r>
+      <w:proofErr w:type="spellStart"/>
+      <w:r>
+        <w:rPr>
+          <w:spacing w:val="-10"/>
+        </w:rPr>
+        <w:t>sơ</w:t>
+      </w:r>
+      <w:proofErr w:type="spellEnd"/>
+      <w:r>
+        <w:rPr>
+          <w:spacing w:val="-10"/>
+        </w:rPr>
+        <w:t xml:space="preserve">̉ </w:t>
+      </w:r>
+      <w:proofErr w:type="spellStart"/>
+      <w:r>
+        <w:rPr>
+          <w:spacing w:val="-10"/>
+        </w:rPr>
+        <w:t>hữu</w:t>
+      </w:r>
+      <w:proofErr w:type="spellEnd"/>
+      <w:r>
+        <w:rPr>
+          <w:spacing w:val="-10"/>
+        </w:rPr>
+        <w:t xml:space="preserve"> </w:t>
+      </w:r>
+      <w:proofErr w:type="spellStart"/>
+      <w:r>
+        <w:rPr>
+          <w:spacing w:val="-10"/>
+        </w:rPr>
+        <w:t>tư</w:t>
+      </w:r>
+      <w:proofErr w:type="spellEnd"/>
+      <w:r>
+        <w:rPr>
+          <w:spacing w:val="-10"/>
+        </w:rPr>
+        <w:t xml:space="preserve">̀ 25% </w:t>
+      </w:r>
+      <w:proofErr w:type="spellStart"/>
+      <w:r>
+        <w:rPr>
+          <w:spacing w:val="-10"/>
+        </w:rPr>
+        <w:t>vốn</w:t>
+      </w:r>
+      <w:proofErr w:type="spellEnd"/>
+      <w:r>
+        <w:rPr>
+          <w:spacing w:val="-10"/>
+        </w:rPr>
+        <w:t xml:space="preserve"> </w:t>
+      </w:r>
+      <w:proofErr w:type="spellStart"/>
+      <w:r>
+        <w:rPr>
+          <w:spacing w:val="-10"/>
+        </w:rPr>
+        <w:t>điều</w:t>
+      </w:r>
+      <w:proofErr w:type="spellEnd"/>
+      <w:r>
+        <w:rPr>
+          <w:spacing w:val="-10"/>
+        </w:rPr>
+        <w:t xml:space="preserve"> </w:t>
+      </w:r>
+      <w:proofErr w:type="spellStart"/>
+      <w:r>
+        <w:rPr>
+          <w:spacing w:val="-10"/>
+        </w:rPr>
+        <w:t>lê</w:t>
+      </w:r>
+      <w:proofErr w:type="spellEnd"/>
+      <w:r>
+        <w:rPr>
+          <w:spacing w:val="-10"/>
+        </w:rPr>
+        <w:t xml:space="preserve">̣ </w:t>
+      </w:r>
+      <w:proofErr w:type="spellStart"/>
+      <w:r>
+        <w:rPr>
+          <w:spacing w:val="-10"/>
+        </w:rPr>
+        <w:t>trơ</w:t>
+      </w:r>
+      <w:proofErr w:type="spellEnd"/>
+      <w:r>
+        <w:rPr>
+          <w:spacing w:val="-10"/>
+        </w:rPr>
+        <w:t xml:space="preserve">̉ </w:t>
+      </w:r>
+      <w:proofErr w:type="spellStart"/>
+      <w:r>
+        <w:rPr>
+          <w:spacing w:val="-10"/>
+        </w:rPr>
+        <w:t>lên</w:t>
+      </w:r>
+      <w:proofErr w:type="spellEnd"/>
+      <w:r>
+        <w:rPr>
+          <w:spacing w:val="-10"/>
+        </w:rPr>
+        <w:t xml:space="preserve"> </w:t>
+      </w:r>
+      <w:proofErr w:type="spellStart"/>
+      <w:r>
+        <w:rPr>
+          <w:spacing w:val="-10"/>
+        </w:rPr>
+        <w:t>của</w:t>
+      </w:r>
+      <w:proofErr w:type="spellEnd"/>
+      <w:r>
+        <w:rPr>
+          <w:spacing w:val="-10"/>
+        </w:rPr>
+        <w:t xml:space="preserve"> </w:t>
+      </w:r>
+      <w:proofErr w:type="spellStart"/>
+      <w:r>
+        <w:rPr>
+          <w:spacing w:val="-10"/>
+        </w:rPr>
+        <w:t>công</w:t>
+      </w:r>
+      <w:proofErr w:type="spellEnd"/>
+      <w:r>
+        <w:rPr>
+          <w:spacing w:val="-10"/>
+        </w:rPr>
+        <w:t xml:space="preserve"> ty </w:t>
+      </w:r>
+      <w:proofErr w:type="spellStart"/>
+      <w:r>
+        <w:rPr>
+          <w:spacing w:val="-10"/>
+        </w:rPr>
+        <w:t>trách</w:t>
+      </w:r>
+      <w:proofErr w:type="spellEnd"/>
+      <w:r>
+        <w:rPr>
+          <w:spacing w:val="-10"/>
+        </w:rPr>
+        <w:t xml:space="preserve"> </w:t>
+      </w:r>
+      <w:proofErr w:type="spellStart"/>
+      <w:r>
+        <w:rPr>
+          <w:spacing w:val="-10"/>
+        </w:rPr>
+        <w:t>nhiệm</w:t>
+      </w:r>
+      <w:proofErr w:type="spellEnd"/>
+      <w:r>
+        <w:rPr>
+          <w:spacing w:val="-10"/>
+        </w:rPr>
+        <w:t xml:space="preserve"> </w:t>
+      </w:r>
+      <w:proofErr w:type="spellStart"/>
+      <w:r>
+        <w:rPr>
+          <w:spacing w:val="-10"/>
+        </w:rPr>
+        <w:t>hữu</w:t>
+      </w:r>
+      <w:proofErr w:type="spellEnd"/>
+      <w:r>
+        <w:rPr>
+          <w:spacing w:val="-10"/>
+        </w:rPr>
+        <w:t xml:space="preserve"> </w:t>
+      </w:r>
+      <w:proofErr w:type="spellStart"/>
+      <w:r>
+        <w:rPr>
+          <w:spacing w:val="-10"/>
+        </w:rPr>
+        <w:t>hạn</w:t>
+      </w:r>
+      <w:proofErr w:type="spellEnd"/>
+      <w:r>
+        <w:rPr>
+          <w:spacing w:val="-10"/>
+        </w:rPr>
+        <w:t xml:space="preserve"> </w:t>
+      </w:r>
+      <w:proofErr w:type="spellStart"/>
+      <w:r>
+        <w:rPr>
+          <w:spacing w:val="-10"/>
+        </w:rPr>
+        <w:t>hai</w:t>
+      </w:r>
+      <w:proofErr w:type="spellEnd"/>
+      <w:r>
+        <w:rPr>
+          <w:spacing w:val="-10"/>
+        </w:rPr>
+        <w:t xml:space="preserve"> </w:t>
+      </w:r>
+      <w:proofErr w:type="spellStart"/>
+      <w:r>
+        <w:rPr>
+          <w:spacing w:val="-10"/>
+        </w:rPr>
+        <w:t>thành</w:t>
+      </w:r>
+      <w:proofErr w:type="spellEnd"/>
+      <w:r>
+        <w:rPr>
+          <w:spacing w:val="-10"/>
+        </w:rPr>
+        <w:t xml:space="preserve"> </w:t>
+      </w:r>
+      <w:proofErr w:type="spellStart"/>
+      <w:r>
+        <w:rPr>
+          <w:spacing w:val="-10"/>
+        </w:rPr>
+        <w:t>viên</w:t>
+      </w:r>
+      <w:proofErr w:type="spellEnd"/>
+      <w:r>
+        <w:rPr>
+          <w:spacing w:val="-10"/>
+        </w:rPr>
+        <w:t xml:space="preserve"> </w:t>
+      </w:r>
+      <w:proofErr w:type="spellStart"/>
+      <w:r>
+        <w:rPr>
+          <w:spacing w:val="-10"/>
+        </w:rPr>
+        <w:t>trơ</w:t>
+      </w:r>
+      <w:proofErr w:type="spellEnd"/>
+      <w:r>
+        <w:rPr>
+          <w:spacing w:val="-10"/>
+        </w:rPr>
+        <w:t xml:space="preserve">̉ </w:t>
+      </w:r>
+      <w:proofErr w:type="spellStart"/>
+      <w:r>
+        <w:rPr>
+          <w:spacing w:val="-10"/>
+        </w:rPr>
+        <w:t>lên</w:t>
+      </w:r>
+      <w:proofErr w:type="spellEnd"/>
+      <w:r>
+        <w:rPr>
+          <w:spacing w:val="-10"/>
+        </w:rPr>
+        <w:t>;</w:t>
       </w:r>
     </w:p>
     <w:p>
@@ -1799,7 +3295,161 @@
         <w:rPr>
           <w:spacing w:val="-10"/>
         </w:rPr>
-        <w:t>- Cá nhân là chủ sở hữu công ty trách nhiệm hữu hạn một thành viên;</w:t>
+        <w:t xml:space="preserve">- Cá </w:t>
+      </w:r>
+      <w:proofErr w:type="spellStart"/>
+      <w:r>
+        <w:rPr>
+          <w:spacing w:val="-10"/>
+        </w:rPr>
+        <w:t>nhân</w:t>
+      </w:r>
+      <w:proofErr w:type="spellEnd"/>
+      <w:r>
+        <w:rPr>
+          <w:spacing w:val="-10"/>
+        </w:rPr>
+        <w:t xml:space="preserve"> là chủ </w:t>
+      </w:r>
+      <w:proofErr w:type="spellStart"/>
+      <w:r>
+        <w:rPr>
+          <w:spacing w:val="-10"/>
+        </w:rPr>
+        <w:t>sơ</w:t>
+      </w:r>
+      <w:proofErr w:type="spellEnd"/>
+      <w:r>
+        <w:rPr>
+          <w:spacing w:val="-10"/>
+        </w:rPr>
+        <w:t xml:space="preserve">̉ </w:t>
+      </w:r>
+      <w:proofErr w:type="spellStart"/>
+      <w:r>
+        <w:rPr>
+          <w:spacing w:val="-10"/>
+        </w:rPr>
+        <w:t>hữu</w:t>
+      </w:r>
+      <w:proofErr w:type="spellEnd"/>
+      <w:r>
+        <w:rPr>
+          <w:spacing w:val="-10"/>
+        </w:rPr>
+        <w:t xml:space="preserve"> </w:t>
+      </w:r>
+      <w:proofErr w:type="spellStart"/>
+      <w:r>
+        <w:rPr>
+          <w:spacing w:val="-10"/>
+        </w:rPr>
+        <w:t>công</w:t>
+      </w:r>
+      <w:proofErr w:type="spellEnd"/>
+      <w:r>
+        <w:rPr>
+          <w:spacing w:val="-10"/>
+        </w:rPr>
+        <w:t xml:space="preserve"> ty </w:t>
+      </w:r>
+      <w:proofErr w:type="spellStart"/>
+      <w:r>
+        <w:rPr>
+          <w:spacing w:val="-10"/>
+        </w:rPr>
+        <w:t>trách</w:t>
+      </w:r>
+      <w:proofErr w:type="spellEnd"/>
+      <w:r>
+        <w:rPr>
+          <w:spacing w:val="-10"/>
+        </w:rPr>
+        <w:t xml:space="preserve"> </w:t>
+      </w:r>
+      <w:proofErr w:type="spellStart"/>
+      <w:r>
+        <w:rPr>
+          <w:spacing w:val="-10"/>
+        </w:rPr>
+        <w:t>nhiệm</w:t>
+      </w:r>
+      <w:proofErr w:type="spellEnd"/>
+      <w:r>
+        <w:rPr>
+          <w:spacing w:val="-10"/>
+        </w:rPr>
+        <w:t xml:space="preserve"> </w:t>
+      </w:r>
+      <w:proofErr w:type="spellStart"/>
+      <w:r>
+        <w:rPr>
+          <w:spacing w:val="-10"/>
+        </w:rPr>
+        <w:t>hữu</w:t>
+      </w:r>
+      <w:proofErr w:type="spellEnd"/>
+      <w:r>
+        <w:rPr>
+          <w:spacing w:val="-10"/>
+        </w:rPr>
+        <w:t xml:space="preserve"> </w:t>
+      </w:r>
+      <w:proofErr w:type="spellStart"/>
+      <w:r>
+        <w:rPr>
+          <w:spacing w:val="-10"/>
+        </w:rPr>
+        <w:t>hạn</w:t>
+      </w:r>
+      <w:proofErr w:type="spellEnd"/>
+      <w:r>
+        <w:rPr>
+          <w:spacing w:val="-10"/>
+        </w:rPr>
+        <w:t xml:space="preserve"> </w:t>
+      </w:r>
+      <w:proofErr w:type="spellStart"/>
+      <w:r>
+        <w:rPr>
+          <w:spacing w:val="-10"/>
+        </w:rPr>
+        <w:t>một</w:t>
+      </w:r>
+      <w:proofErr w:type="spellEnd"/>
+      <w:r>
+        <w:rPr>
+          <w:spacing w:val="-10"/>
+        </w:rPr>
+        <w:t xml:space="preserve"> </w:t>
+      </w:r>
+      <w:proofErr w:type="spellStart"/>
+      <w:r>
+        <w:rPr>
+          <w:spacing w:val="-10"/>
+        </w:rPr>
+        <w:t>thành</w:t>
+      </w:r>
+      <w:proofErr w:type="spellEnd"/>
+      <w:r>
+        <w:rPr>
+          <w:spacing w:val="-10"/>
+        </w:rPr>
+        <w:t xml:space="preserve"> </w:t>
+      </w:r>
+      <w:proofErr w:type="spellStart"/>
+      <w:r>
+        <w:rPr>
+          <w:spacing w:val="-10"/>
+        </w:rPr>
+        <w:t>viên</w:t>
+      </w:r>
+      <w:proofErr w:type="spellEnd"/>
+      <w:r>
+        <w:rPr>
+          <w:spacing w:val="-10"/>
+        </w:rPr>
+        <w:t>;</w:t>
       </w:r>
     </w:p>
     <w:p>
@@ -1810,7 +3460,147 @@
         <w:rPr>
           <w:spacing w:val="-10"/>
         </w:rPr>
-        <w:t>- Cá nhân là thành viên hợp danh công ty hợp danh.</w:t>
+        <w:t xml:space="preserve">- </w:t>
+      </w:r>
+      <w:proofErr w:type="spellStart"/>
+      <w:r>
+        <w:rPr>
+          <w:spacing w:val="-10"/>
+        </w:rPr>
+        <w:t>Cá</w:t>
+      </w:r>
+      <w:proofErr w:type="spellEnd"/>
+      <w:r>
+        <w:rPr>
+          <w:spacing w:val="-10"/>
+        </w:rPr>
+        <w:t xml:space="preserve"> </w:t>
+      </w:r>
+      <w:proofErr w:type="spellStart"/>
+      <w:r>
+        <w:rPr>
+          <w:spacing w:val="-10"/>
+        </w:rPr>
+        <w:t>nhân</w:t>
+      </w:r>
+      <w:proofErr w:type="spellEnd"/>
+      <w:r>
+        <w:rPr>
+          <w:spacing w:val="-10"/>
+        </w:rPr>
+        <w:t xml:space="preserve"> </w:t>
+      </w:r>
+      <w:proofErr w:type="spellStart"/>
+      <w:r>
+        <w:rPr>
+          <w:spacing w:val="-10"/>
+        </w:rPr>
+        <w:t>là</w:t>
+      </w:r>
+      <w:proofErr w:type="spellEnd"/>
+      <w:r>
+        <w:rPr>
+          <w:spacing w:val="-10"/>
+        </w:rPr>
+        <w:t xml:space="preserve"> </w:t>
+      </w:r>
+      <w:proofErr w:type="spellStart"/>
+      <w:r>
+        <w:rPr>
+          <w:spacing w:val="-10"/>
+        </w:rPr>
+        <w:t>thành</w:t>
+      </w:r>
+      <w:proofErr w:type="spellEnd"/>
+      <w:r>
+        <w:rPr>
+          <w:spacing w:val="-10"/>
+        </w:rPr>
+        <w:t xml:space="preserve"> </w:t>
+      </w:r>
+      <w:proofErr w:type="spellStart"/>
+      <w:r>
+        <w:rPr>
+          <w:spacing w:val="-10"/>
+        </w:rPr>
+        <w:t>viên</w:t>
+      </w:r>
+      <w:proofErr w:type="spellEnd"/>
+      <w:r>
+        <w:rPr>
+          <w:spacing w:val="-10"/>
+        </w:rPr>
+        <w:t xml:space="preserve"> </w:t>
+      </w:r>
+      <w:proofErr w:type="spellStart"/>
+      <w:r>
+        <w:rPr>
+          <w:spacing w:val="-10"/>
+        </w:rPr>
+        <w:t>hợp</w:t>
+      </w:r>
+      <w:proofErr w:type="spellEnd"/>
+      <w:r>
+        <w:rPr>
+          <w:spacing w:val="-10"/>
+        </w:rPr>
+        <w:t xml:space="preserve"> </w:t>
+      </w:r>
+      <w:proofErr w:type="spellStart"/>
+      <w:r>
+        <w:rPr>
+          <w:spacing w:val="-10"/>
+        </w:rPr>
+        <w:t>danh</w:t>
+      </w:r>
+      <w:proofErr w:type="spellEnd"/>
+      <w:r>
+        <w:rPr>
+          <w:spacing w:val="-10"/>
+        </w:rPr>
+        <w:t xml:space="preserve"> </w:t>
+      </w:r>
+      <w:proofErr w:type="spellStart"/>
+      <w:r>
+        <w:rPr>
+          <w:spacing w:val="-10"/>
+        </w:rPr>
+        <w:t>công</w:t>
+      </w:r>
+      <w:proofErr w:type="spellEnd"/>
+      <w:r>
+        <w:rPr>
+          <w:spacing w:val="-10"/>
+        </w:rPr>
+        <w:t xml:space="preserve"> ty </w:t>
+      </w:r>
+      <w:proofErr w:type="spellStart"/>
+      <w:r>
+        <w:rPr>
+          <w:spacing w:val="-10"/>
+        </w:rPr>
+        <w:t>hợp</w:t>
+      </w:r>
+      <w:proofErr w:type="spellEnd"/>
+      <w:r>
+        <w:rPr>
+          <w:spacing w:val="-10"/>
+        </w:rPr>
+        <w:t xml:space="preserve"> </w:t>
+      </w:r>
+      <w:proofErr w:type="spellStart"/>
+      <w:r>
+        <w:rPr>
+          <w:spacing w:val="-10"/>
+        </w:rPr>
+        <w:t>danh</w:t>
+      </w:r>
+      <w:proofErr w:type="spellEnd"/>
+      <w:r>
+        <w:rPr>
+          <w:spacing w:val="-10"/>
+        </w:rPr>
+        <w:t>.</w:t>
       </w:r>
     </w:p>
   </w:footnote>
@@ -1834,7 +3624,497 @@
         <w:rPr>
           <w:spacing w:val="-10"/>
         </w:rPr>
-        <w:t xml:space="preserve"> Tỷ lệ sở hữu cổ phần có quyền biểu quyết = Số cổ phần có quyền biểu quyết của chủ sở hữu hưởng lợi/tổng số cổ phần có quyền biểu quyết của công ty cổ phần.</w:t>
+        <w:t xml:space="preserve"> </w:t>
+      </w:r>
+      <w:proofErr w:type="spellStart"/>
+      <w:r>
+        <w:rPr>
+          <w:spacing w:val="-10"/>
+        </w:rPr>
+        <w:t>Tỷ</w:t>
+      </w:r>
+      <w:proofErr w:type="spellEnd"/>
+      <w:r>
+        <w:rPr>
+          <w:spacing w:val="-10"/>
+        </w:rPr>
+        <w:t xml:space="preserve"> </w:t>
+      </w:r>
+      <w:proofErr w:type="spellStart"/>
+      <w:r>
+        <w:rPr>
+          <w:spacing w:val="-10"/>
+        </w:rPr>
+        <w:t>lệ</w:t>
+      </w:r>
+      <w:proofErr w:type="spellEnd"/>
+      <w:r>
+        <w:rPr>
+          <w:spacing w:val="-10"/>
+        </w:rPr>
+        <w:t xml:space="preserve"> </w:t>
+      </w:r>
+      <w:proofErr w:type="spellStart"/>
+      <w:r>
+        <w:rPr>
+          <w:spacing w:val="-10"/>
+        </w:rPr>
+        <w:t>sở</w:t>
+      </w:r>
+      <w:proofErr w:type="spellEnd"/>
+      <w:r>
+        <w:rPr>
+          <w:spacing w:val="-10"/>
+        </w:rPr>
+        <w:t xml:space="preserve"> </w:t>
+      </w:r>
+      <w:proofErr w:type="spellStart"/>
+      <w:r>
+        <w:rPr>
+          <w:spacing w:val="-10"/>
+        </w:rPr>
+        <w:t>hữu</w:t>
+      </w:r>
+      <w:proofErr w:type="spellEnd"/>
+      <w:r>
+        <w:rPr>
+          <w:spacing w:val="-10"/>
+        </w:rPr>
+        <w:t xml:space="preserve"> </w:t>
+      </w:r>
+      <w:proofErr w:type="spellStart"/>
+      <w:r>
+        <w:rPr>
+          <w:spacing w:val="-10"/>
+        </w:rPr>
+        <w:t>cổ</w:t>
+      </w:r>
+      <w:proofErr w:type="spellEnd"/>
+      <w:r>
+        <w:rPr>
+          <w:spacing w:val="-10"/>
+        </w:rPr>
+        <w:t xml:space="preserve"> </w:t>
+      </w:r>
+      <w:proofErr w:type="spellStart"/>
+      <w:r>
+        <w:rPr>
+          <w:spacing w:val="-10"/>
+        </w:rPr>
+        <w:t>phần</w:t>
+      </w:r>
+      <w:proofErr w:type="spellEnd"/>
+      <w:r>
+        <w:rPr>
+          <w:spacing w:val="-10"/>
+        </w:rPr>
+        <w:t xml:space="preserve"> </w:t>
+      </w:r>
+      <w:proofErr w:type="spellStart"/>
+      <w:r>
+        <w:rPr>
+          <w:spacing w:val="-10"/>
+        </w:rPr>
+        <w:t>có</w:t>
+      </w:r>
+      <w:proofErr w:type="spellEnd"/>
+      <w:r>
+        <w:rPr>
+          <w:spacing w:val="-10"/>
+        </w:rPr>
+        <w:t xml:space="preserve"> </w:t>
+      </w:r>
+      <w:proofErr w:type="spellStart"/>
+      <w:r>
+        <w:rPr>
+          <w:spacing w:val="-10"/>
+        </w:rPr>
+        <w:t>quyền</w:t>
+      </w:r>
+      <w:proofErr w:type="spellEnd"/>
+      <w:r>
+        <w:rPr>
+          <w:spacing w:val="-10"/>
+        </w:rPr>
+        <w:t xml:space="preserve"> </w:t>
+      </w:r>
+      <w:proofErr w:type="spellStart"/>
+      <w:r>
+        <w:rPr>
+          <w:spacing w:val="-10"/>
+        </w:rPr>
+        <w:t>biểu</w:t>
+      </w:r>
+      <w:proofErr w:type="spellEnd"/>
+      <w:r>
+        <w:rPr>
+          <w:spacing w:val="-10"/>
+        </w:rPr>
+        <w:t xml:space="preserve"> </w:t>
+      </w:r>
+      <w:proofErr w:type="spellStart"/>
+      <w:r>
+        <w:rPr>
+          <w:spacing w:val="-10"/>
+        </w:rPr>
+        <w:t>quyết</w:t>
+      </w:r>
+      <w:proofErr w:type="spellEnd"/>
+      <w:r>
+        <w:rPr>
+          <w:spacing w:val="-10"/>
+        </w:rPr>
+        <w:t xml:space="preserve"> = </w:t>
+      </w:r>
+      <w:proofErr w:type="spellStart"/>
+      <w:r>
+        <w:rPr>
+          <w:spacing w:val="-10"/>
+        </w:rPr>
+        <w:t>Số</w:t>
+      </w:r>
+      <w:proofErr w:type="spellEnd"/>
+      <w:r>
+        <w:rPr>
+          <w:spacing w:val="-10"/>
+        </w:rPr>
+        <w:t xml:space="preserve"> </w:t>
+      </w:r>
+      <w:proofErr w:type="spellStart"/>
+      <w:r>
+        <w:rPr>
+          <w:spacing w:val="-10"/>
+        </w:rPr>
+        <w:t>cổ</w:t>
+      </w:r>
+      <w:proofErr w:type="spellEnd"/>
+      <w:r>
+        <w:rPr>
+          <w:spacing w:val="-10"/>
+        </w:rPr>
+        <w:t xml:space="preserve"> </w:t>
+      </w:r>
+      <w:proofErr w:type="spellStart"/>
+      <w:r>
+        <w:rPr>
+          <w:spacing w:val="-10"/>
+        </w:rPr>
+        <w:t>phần</w:t>
+      </w:r>
+      <w:proofErr w:type="spellEnd"/>
+      <w:r>
+        <w:rPr>
+          <w:spacing w:val="-10"/>
+        </w:rPr>
+        <w:t xml:space="preserve"> </w:t>
+      </w:r>
+      <w:proofErr w:type="spellStart"/>
+      <w:r>
+        <w:rPr>
+          <w:spacing w:val="-10"/>
+        </w:rPr>
+        <w:t>có</w:t>
+      </w:r>
+      <w:proofErr w:type="spellEnd"/>
+      <w:r>
+        <w:rPr>
+          <w:spacing w:val="-10"/>
+        </w:rPr>
+        <w:t xml:space="preserve"> </w:t>
+      </w:r>
+      <w:proofErr w:type="spellStart"/>
+      <w:r>
+        <w:rPr>
+          <w:spacing w:val="-10"/>
+        </w:rPr>
+        <w:t>quyền</w:t>
+      </w:r>
+      <w:proofErr w:type="spellEnd"/>
+      <w:r>
+        <w:rPr>
+          <w:spacing w:val="-10"/>
+        </w:rPr>
+        <w:t xml:space="preserve"> </w:t>
+      </w:r>
+      <w:proofErr w:type="spellStart"/>
+      <w:r>
+        <w:rPr>
+          <w:spacing w:val="-10"/>
+        </w:rPr>
+        <w:t>biểu</w:t>
+      </w:r>
+      <w:proofErr w:type="spellEnd"/>
+      <w:r>
+        <w:rPr>
+          <w:spacing w:val="-10"/>
+        </w:rPr>
+        <w:t xml:space="preserve"> </w:t>
+      </w:r>
+      <w:proofErr w:type="spellStart"/>
+      <w:r>
+        <w:rPr>
+          <w:spacing w:val="-10"/>
+        </w:rPr>
+        <w:t>quyết</w:t>
+      </w:r>
+      <w:proofErr w:type="spellEnd"/>
+      <w:r>
+        <w:rPr>
+          <w:spacing w:val="-10"/>
+        </w:rPr>
+        <w:t xml:space="preserve"> </w:t>
+      </w:r>
+      <w:proofErr w:type="spellStart"/>
+      <w:r>
+        <w:rPr>
+          <w:spacing w:val="-10"/>
+        </w:rPr>
+        <w:t>của</w:t>
+      </w:r>
+      <w:proofErr w:type="spellEnd"/>
+      <w:r>
+        <w:rPr>
+          <w:spacing w:val="-10"/>
+        </w:rPr>
+        <w:t xml:space="preserve"> </w:t>
+      </w:r>
+      <w:proofErr w:type="spellStart"/>
+      <w:r>
+        <w:rPr>
+          <w:spacing w:val="-10"/>
+        </w:rPr>
+        <w:t>chủ</w:t>
+      </w:r>
+      <w:proofErr w:type="spellEnd"/>
+      <w:r>
+        <w:rPr>
+          <w:spacing w:val="-10"/>
+        </w:rPr>
+        <w:t xml:space="preserve"> </w:t>
+      </w:r>
+      <w:proofErr w:type="spellStart"/>
+      <w:r>
+        <w:rPr>
+          <w:spacing w:val="-10"/>
+        </w:rPr>
+        <w:t>sở</w:t>
+      </w:r>
+      <w:proofErr w:type="spellEnd"/>
+      <w:r>
+        <w:rPr>
+          <w:spacing w:val="-10"/>
+        </w:rPr>
+        <w:t xml:space="preserve"> </w:t>
+      </w:r>
+      <w:proofErr w:type="spellStart"/>
+      <w:r>
+        <w:rPr>
+          <w:spacing w:val="-10"/>
+        </w:rPr>
+        <w:t>hữu</w:t>
+      </w:r>
+      <w:proofErr w:type="spellEnd"/>
+      <w:r>
+        <w:rPr>
+          <w:spacing w:val="-10"/>
+        </w:rPr>
+        <w:t xml:space="preserve"> </w:t>
+      </w:r>
+      <w:proofErr w:type="spellStart"/>
+      <w:r>
+        <w:rPr>
+          <w:spacing w:val="-10"/>
+        </w:rPr>
+        <w:t>hưởng</w:t>
+      </w:r>
+      <w:proofErr w:type="spellEnd"/>
+      <w:r>
+        <w:rPr>
+          <w:spacing w:val="-10"/>
+        </w:rPr>
+        <w:t xml:space="preserve"> </w:t>
+      </w:r>
+      <w:proofErr w:type="spellStart"/>
+      <w:r>
+        <w:rPr>
+          <w:spacing w:val="-10"/>
+        </w:rPr>
+        <w:t>lợi</w:t>
+      </w:r>
+      <w:proofErr w:type="spellEnd"/>
+      <w:r>
+        <w:rPr>
+          <w:spacing w:val="-10"/>
+        </w:rPr>
+        <w:t>/</w:t>
+      </w:r>
+      <w:proofErr w:type="spellStart"/>
+      <w:r>
+        <w:rPr>
+          <w:spacing w:val="-10"/>
+        </w:rPr>
+        <w:t>tổng</w:t>
+      </w:r>
+      <w:proofErr w:type="spellEnd"/>
+      <w:r>
+        <w:rPr>
+          <w:spacing w:val="-10"/>
+        </w:rPr>
+        <w:t xml:space="preserve"> </w:t>
+      </w:r>
+      <w:proofErr w:type="spellStart"/>
+      <w:r>
+        <w:rPr>
+          <w:spacing w:val="-10"/>
+        </w:rPr>
+        <w:t>số</w:t>
+      </w:r>
+      <w:proofErr w:type="spellEnd"/>
+      <w:r>
+        <w:rPr>
+          <w:spacing w:val="-10"/>
+        </w:rPr>
+        <w:t xml:space="preserve"> </w:t>
+      </w:r>
+      <w:proofErr w:type="spellStart"/>
+      <w:r>
+        <w:rPr>
+          <w:spacing w:val="-10"/>
+        </w:rPr>
+        <w:t>cổ</w:t>
+      </w:r>
+      <w:proofErr w:type="spellEnd"/>
+      <w:r>
+        <w:rPr>
+          <w:spacing w:val="-10"/>
+        </w:rPr>
+        <w:t xml:space="preserve"> </w:t>
+      </w:r>
+      <w:proofErr w:type="spellStart"/>
+      <w:r>
+        <w:rPr>
+          <w:spacing w:val="-10"/>
+        </w:rPr>
+        <w:t>phần</w:t>
+      </w:r>
+      <w:proofErr w:type="spellEnd"/>
+      <w:r>
+        <w:rPr>
+          <w:spacing w:val="-10"/>
+        </w:rPr>
+        <w:t xml:space="preserve"> </w:t>
+      </w:r>
+      <w:proofErr w:type="spellStart"/>
+      <w:r>
+        <w:rPr>
+          <w:spacing w:val="-10"/>
+        </w:rPr>
+        <w:t>có</w:t>
+      </w:r>
+      <w:proofErr w:type="spellEnd"/>
+      <w:r>
+        <w:rPr>
+          <w:spacing w:val="-10"/>
+        </w:rPr>
+        <w:t xml:space="preserve"> </w:t>
+      </w:r>
+      <w:proofErr w:type="spellStart"/>
+      <w:r>
+        <w:rPr>
+          <w:spacing w:val="-10"/>
+        </w:rPr>
+        <w:t>quyền</w:t>
+      </w:r>
+      <w:proofErr w:type="spellEnd"/>
+      <w:r>
+        <w:rPr>
+          <w:spacing w:val="-10"/>
+        </w:rPr>
+        <w:t xml:space="preserve"> </w:t>
+      </w:r>
+      <w:proofErr w:type="spellStart"/>
+      <w:r>
+        <w:rPr>
+          <w:spacing w:val="-10"/>
+        </w:rPr>
+        <w:t>biểu</w:t>
+      </w:r>
+      <w:proofErr w:type="spellEnd"/>
+      <w:r>
+        <w:rPr>
+          <w:spacing w:val="-10"/>
+        </w:rPr>
+        <w:t xml:space="preserve"> </w:t>
+      </w:r>
+      <w:proofErr w:type="spellStart"/>
+      <w:r>
+        <w:rPr>
+          <w:spacing w:val="-10"/>
+        </w:rPr>
+        <w:t>quyết</w:t>
+      </w:r>
+      <w:proofErr w:type="spellEnd"/>
+      <w:r>
+        <w:rPr>
+          <w:spacing w:val="-10"/>
+        </w:rPr>
+        <w:t xml:space="preserve"> </w:t>
+      </w:r>
+      <w:proofErr w:type="spellStart"/>
+      <w:r>
+        <w:rPr>
+          <w:spacing w:val="-10"/>
+        </w:rPr>
+        <w:t>của</w:t>
+      </w:r>
+      <w:proofErr w:type="spellEnd"/>
+      <w:r>
+        <w:rPr>
+          <w:spacing w:val="-10"/>
+        </w:rPr>
+        <w:t xml:space="preserve"> </w:t>
+      </w:r>
+      <w:proofErr w:type="spellStart"/>
+      <w:r>
+        <w:rPr>
+          <w:spacing w:val="-10"/>
+        </w:rPr>
+        <w:t>công</w:t>
+      </w:r>
+      <w:proofErr w:type="spellEnd"/>
+      <w:r>
+        <w:rPr>
+          <w:spacing w:val="-10"/>
+        </w:rPr>
+        <w:t xml:space="preserve"> ty </w:t>
+      </w:r>
+      <w:proofErr w:type="spellStart"/>
+      <w:r>
+        <w:rPr>
+          <w:spacing w:val="-10"/>
+        </w:rPr>
+        <w:t>cổ</w:t>
+      </w:r>
+      <w:proofErr w:type="spellEnd"/>
+      <w:r>
+        <w:rPr>
+          <w:spacing w:val="-10"/>
+        </w:rPr>
+        <w:t xml:space="preserve"> </w:t>
+      </w:r>
+      <w:proofErr w:type="spellStart"/>
+      <w:r>
+        <w:rPr>
+          <w:spacing w:val="-10"/>
+        </w:rPr>
+        <w:t>phần</w:t>
+      </w:r>
+      <w:proofErr w:type="spellEnd"/>
+      <w:r>
+        <w:rPr>
+          <w:spacing w:val="-10"/>
+        </w:rPr>
+        <w:t>.</w:t>
       </w:r>
     </w:p>
   </w:footnote>
@@ -1860,7 +4140,1655 @@
           <w:rFonts w:ascii="Times New Roman" w:hAnsi="Times New Roman" w:cs="Times New Roman"/>
           <w:spacing w:val="-10"/>
         </w:rPr>
-        <w:t xml:space="preserve"> Nếu doanh nghiệp xác định được chủ sở hữu hưởng lợi của doanh nghiệp theo quy định tại điểm b khoản 1 Điều 17 Nghị định số 168/2025/NĐ-CP thông qua quyền chi phối, doanh nghiệp ghi rõ một trong các quyền chi phối sau: bổ nhiệm, miễn nhiệm hoặc bãi nhiệm đa số hoặc tất cả thành viên hội đồng quản trị, chủ tịch hội đồng quản trị, chủ tịch hội đồng thành viên; người đại diện theo pháp luật, giám đốc hoặc tổng giám đốc của doanh nghiệp; sửa đổi, bổ sung điều lệ của doanh nghiệp; thay đổi cơ cấu tổ chức quản lý công ty; tổ chức lại, giải thể công ty.</w:t>
+        <w:t xml:space="preserve"> </w:t>
+      </w:r>
+      <w:proofErr w:type="spellStart"/>
+      <w:r>
+        <w:rPr>
+          <w:rFonts w:ascii="Times New Roman" w:hAnsi="Times New Roman" w:cs="Times New Roman"/>
+          <w:spacing w:val="-10"/>
+        </w:rPr>
+        <w:t>Nếu</w:t>
+      </w:r>
+      <w:proofErr w:type="spellEnd"/>
+      <w:r>
+        <w:rPr>
+          <w:rFonts w:ascii="Times New Roman" w:hAnsi="Times New Roman" w:cs="Times New Roman"/>
+          <w:spacing w:val="-10"/>
+        </w:rPr>
+        <w:t xml:space="preserve"> </w:t>
+      </w:r>
+      <w:proofErr w:type="spellStart"/>
+      <w:r>
+        <w:rPr>
+          <w:rFonts w:ascii="Times New Roman" w:hAnsi="Times New Roman" w:cs="Times New Roman"/>
+          <w:spacing w:val="-10"/>
+        </w:rPr>
+        <w:t>doanh</w:t>
+      </w:r>
+      <w:proofErr w:type="spellEnd"/>
+      <w:r>
+        <w:rPr>
+          <w:rFonts w:ascii="Times New Roman" w:hAnsi="Times New Roman" w:cs="Times New Roman"/>
+          <w:spacing w:val="-10"/>
+        </w:rPr>
+        <w:t xml:space="preserve"> </w:t>
+      </w:r>
+      <w:proofErr w:type="spellStart"/>
+      <w:r>
+        <w:rPr>
+          <w:rFonts w:ascii="Times New Roman" w:hAnsi="Times New Roman" w:cs="Times New Roman"/>
+          <w:spacing w:val="-10"/>
+        </w:rPr>
+        <w:t>nghiệp</w:t>
+      </w:r>
+      <w:proofErr w:type="spellEnd"/>
+      <w:r>
+        <w:rPr>
+          <w:rFonts w:ascii="Times New Roman" w:hAnsi="Times New Roman" w:cs="Times New Roman"/>
+          <w:spacing w:val="-10"/>
+        </w:rPr>
+        <w:t xml:space="preserve"> </w:t>
+      </w:r>
+      <w:proofErr w:type="spellStart"/>
+      <w:r>
+        <w:rPr>
+          <w:rFonts w:ascii="Times New Roman" w:hAnsi="Times New Roman" w:cs="Times New Roman"/>
+          <w:spacing w:val="-10"/>
+        </w:rPr>
+        <w:t>xác</w:t>
+      </w:r>
+      <w:proofErr w:type="spellEnd"/>
+      <w:r>
+        <w:rPr>
+          <w:rFonts w:ascii="Times New Roman" w:hAnsi="Times New Roman" w:cs="Times New Roman"/>
+          <w:spacing w:val="-10"/>
+        </w:rPr>
+        <w:t xml:space="preserve"> </w:t>
+      </w:r>
+      <w:proofErr w:type="spellStart"/>
+      <w:r>
+        <w:rPr>
+          <w:rFonts w:ascii="Times New Roman" w:hAnsi="Times New Roman" w:cs="Times New Roman"/>
+          <w:spacing w:val="-10"/>
+        </w:rPr>
+        <w:t>định</w:t>
+      </w:r>
+      <w:proofErr w:type="spellEnd"/>
+      <w:r>
+        <w:rPr>
+          <w:rFonts w:ascii="Times New Roman" w:hAnsi="Times New Roman" w:cs="Times New Roman"/>
+          <w:spacing w:val="-10"/>
+        </w:rPr>
+        <w:t xml:space="preserve"> </w:t>
+      </w:r>
+      <w:proofErr w:type="spellStart"/>
+      <w:r>
+        <w:rPr>
+          <w:rFonts w:ascii="Times New Roman" w:hAnsi="Times New Roman" w:cs="Times New Roman"/>
+          <w:spacing w:val="-10"/>
+        </w:rPr>
+        <w:t>được</w:t>
+      </w:r>
+      <w:proofErr w:type="spellEnd"/>
+      <w:r>
+        <w:rPr>
+          <w:rFonts w:ascii="Times New Roman" w:hAnsi="Times New Roman" w:cs="Times New Roman"/>
+          <w:spacing w:val="-10"/>
+        </w:rPr>
+        <w:t xml:space="preserve"> </w:t>
+      </w:r>
+      <w:proofErr w:type="spellStart"/>
+      <w:r>
+        <w:rPr>
+          <w:rFonts w:ascii="Times New Roman" w:hAnsi="Times New Roman" w:cs="Times New Roman"/>
+          <w:spacing w:val="-10"/>
+        </w:rPr>
+        <w:t>chủ</w:t>
+      </w:r>
+      <w:proofErr w:type="spellEnd"/>
+      <w:r>
+        <w:rPr>
+          <w:rFonts w:ascii="Times New Roman" w:hAnsi="Times New Roman" w:cs="Times New Roman"/>
+          <w:spacing w:val="-10"/>
+        </w:rPr>
+        <w:t xml:space="preserve"> </w:t>
+      </w:r>
+      <w:proofErr w:type="spellStart"/>
+      <w:r>
+        <w:rPr>
+          <w:rFonts w:ascii="Times New Roman" w:hAnsi="Times New Roman" w:cs="Times New Roman"/>
+          <w:spacing w:val="-10"/>
+        </w:rPr>
+        <w:t>sở</w:t>
+      </w:r>
+      <w:proofErr w:type="spellEnd"/>
+      <w:r>
+        <w:rPr>
+          <w:rFonts w:ascii="Times New Roman" w:hAnsi="Times New Roman" w:cs="Times New Roman"/>
+          <w:spacing w:val="-10"/>
+        </w:rPr>
+        <w:t xml:space="preserve"> </w:t>
+      </w:r>
+      <w:proofErr w:type="spellStart"/>
+      <w:r>
+        <w:rPr>
+          <w:rFonts w:ascii="Times New Roman" w:hAnsi="Times New Roman" w:cs="Times New Roman"/>
+          <w:spacing w:val="-10"/>
+        </w:rPr>
+        <w:t>hữu</w:t>
+      </w:r>
+      <w:proofErr w:type="spellEnd"/>
+      <w:r>
+        <w:rPr>
+          <w:rFonts w:ascii="Times New Roman" w:hAnsi="Times New Roman" w:cs="Times New Roman"/>
+          <w:spacing w:val="-10"/>
+        </w:rPr>
+        <w:t xml:space="preserve"> </w:t>
+      </w:r>
+      <w:proofErr w:type="spellStart"/>
+      <w:r>
+        <w:rPr>
+          <w:rFonts w:ascii="Times New Roman" w:hAnsi="Times New Roman" w:cs="Times New Roman"/>
+          <w:spacing w:val="-10"/>
+        </w:rPr>
+        <w:t>hưởng</w:t>
+      </w:r>
+      <w:proofErr w:type="spellEnd"/>
+      <w:r>
+        <w:rPr>
+          <w:rFonts w:ascii="Times New Roman" w:hAnsi="Times New Roman" w:cs="Times New Roman"/>
+          <w:spacing w:val="-10"/>
+        </w:rPr>
+        <w:t xml:space="preserve"> </w:t>
+      </w:r>
+      <w:proofErr w:type="spellStart"/>
+      <w:r>
+        <w:rPr>
+          <w:rFonts w:ascii="Times New Roman" w:hAnsi="Times New Roman" w:cs="Times New Roman"/>
+          <w:spacing w:val="-10"/>
+        </w:rPr>
+        <w:t>lợi</w:t>
+      </w:r>
+      <w:proofErr w:type="spellEnd"/>
+      <w:r>
+        <w:rPr>
+          <w:rFonts w:ascii="Times New Roman" w:hAnsi="Times New Roman" w:cs="Times New Roman"/>
+          <w:spacing w:val="-10"/>
+        </w:rPr>
+        <w:t xml:space="preserve"> </w:t>
+      </w:r>
+      <w:proofErr w:type="spellStart"/>
+      <w:r>
+        <w:rPr>
+          <w:rFonts w:ascii="Times New Roman" w:hAnsi="Times New Roman" w:cs="Times New Roman"/>
+          <w:spacing w:val="-10"/>
+        </w:rPr>
+        <w:t>của</w:t>
+      </w:r>
+      <w:proofErr w:type="spellEnd"/>
+      <w:r>
+        <w:rPr>
+          <w:rFonts w:ascii="Times New Roman" w:hAnsi="Times New Roman" w:cs="Times New Roman"/>
+          <w:spacing w:val="-10"/>
+        </w:rPr>
+        <w:t xml:space="preserve"> </w:t>
+      </w:r>
+      <w:proofErr w:type="spellStart"/>
+      <w:r>
+        <w:rPr>
+          <w:rFonts w:ascii="Times New Roman" w:hAnsi="Times New Roman" w:cs="Times New Roman"/>
+          <w:spacing w:val="-10"/>
+        </w:rPr>
+        <w:t>doanh</w:t>
+      </w:r>
+      <w:proofErr w:type="spellEnd"/>
+      <w:r>
+        <w:rPr>
+          <w:rFonts w:ascii="Times New Roman" w:hAnsi="Times New Roman" w:cs="Times New Roman"/>
+          <w:spacing w:val="-10"/>
+        </w:rPr>
+        <w:t xml:space="preserve"> </w:t>
+      </w:r>
+      <w:proofErr w:type="spellStart"/>
+      <w:r>
+        <w:rPr>
+          <w:rFonts w:ascii="Times New Roman" w:hAnsi="Times New Roman" w:cs="Times New Roman"/>
+          <w:spacing w:val="-10"/>
+        </w:rPr>
+        <w:t>nghiệp</w:t>
+      </w:r>
+      <w:proofErr w:type="spellEnd"/>
+      <w:r>
+        <w:rPr>
+          <w:rFonts w:ascii="Times New Roman" w:hAnsi="Times New Roman" w:cs="Times New Roman"/>
+          <w:spacing w:val="-10"/>
+        </w:rPr>
+        <w:t xml:space="preserve"> </w:t>
+      </w:r>
+      <w:proofErr w:type="spellStart"/>
+      <w:r>
+        <w:rPr>
+          <w:rFonts w:ascii="Times New Roman" w:hAnsi="Times New Roman" w:cs="Times New Roman"/>
+          <w:spacing w:val="-10"/>
+        </w:rPr>
+        <w:t>theo</w:t>
+      </w:r>
+      <w:proofErr w:type="spellEnd"/>
+      <w:r>
+        <w:rPr>
+          <w:rFonts w:ascii="Times New Roman" w:hAnsi="Times New Roman" w:cs="Times New Roman"/>
+          <w:spacing w:val="-10"/>
+        </w:rPr>
+        <w:t xml:space="preserve"> </w:t>
+      </w:r>
+      <w:proofErr w:type="spellStart"/>
+      <w:r>
+        <w:rPr>
+          <w:rFonts w:ascii="Times New Roman" w:hAnsi="Times New Roman" w:cs="Times New Roman"/>
+          <w:spacing w:val="-10"/>
+        </w:rPr>
+        <w:t>quy</w:t>
+      </w:r>
+      <w:proofErr w:type="spellEnd"/>
+      <w:r>
+        <w:rPr>
+          <w:rFonts w:ascii="Times New Roman" w:hAnsi="Times New Roman" w:cs="Times New Roman"/>
+          <w:spacing w:val="-10"/>
+        </w:rPr>
+        <w:t xml:space="preserve"> </w:t>
+      </w:r>
+      <w:proofErr w:type="spellStart"/>
+      <w:r>
+        <w:rPr>
+          <w:rFonts w:ascii="Times New Roman" w:hAnsi="Times New Roman" w:cs="Times New Roman"/>
+          <w:spacing w:val="-10"/>
+        </w:rPr>
+        <w:t>định</w:t>
+      </w:r>
+      <w:proofErr w:type="spellEnd"/>
+      <w:r>
+        <w:rPr>
+          <w:rFonts w:ascii="Times New Roman" w:hAnsi="Times New Roman" w:cs="Times New Roman"/>
+          <w:spacing w:val="-10"/>
+        </w:rPr>
+        <w:t xml:space="preserve"> </w:t>
+      </w:r>
+      <w:proofErr w:type="spellStart"/>
+      <w:r>
+        <w:rPr>
+          <w:rFonts w:ascii="Times New Roman" w:hAnsi="Times New Roman" w:cs="Times New Roman"/>
+          <w:spacing w:val="-10"/>
+        </w:rPr>
+        <w:t>tại</w:t>
+      </w:r>
+      <w:proofErr w:type="spellEnd"/>
+      <w:r>
+        <w:rPr>
+          <w:rFonts w:ascii="Times New Roman" w:hAnsi="Times New Roman" w:cs="Times New Roman"/>
+          <w:spacing w:val="-10"/>
+        </w:rPr>
+        <w:t xml:space="preserve"> </w:t>
+      </w:r>
+      <w:proofErr w:type="spellStart"/>
+      <w:r>
+        <w:rPr>
+          <w:rFonts w:ascii="Times New Roman" w:hAnsi="Times New Roman" w:cs="Times New Roman"/>
+          <w:spacing w:val="-10"/>
+        </w:rPr>
+        <w:t>điểm</w:t>
+      </w:r>
+      <w:proofErr w:type="spellEnd"/>
+      <w:r>
+        <w:rPr>
+          <w:rFonts w:ascii="Times New Roman" w:hAnsi="Times New Roman" w:cs="Times New Roman"/>
+          <w:spacing w:val="-10"/>
+        </w:rPr>
+        <w:t xml:space="preserve"> b </w:t>
+      </w:r>
+      <w:proofErr w:type="spellStart"/>
+      <w:r>
+        <w:rPr>
+          <w:rFonts w:ascii="Times New Roman" w:hAnsi="Times New Roman" w:cs="Times New Roman"/>
+          <w:spacing w:val="-10"/>
+        </w:rPr>
+        <w:t>khoản</w:t>
+      </w:r>
+      <w:proofErr w:type="spellEnd"/>
+      <w:r>
+        <w:rPr>
+          <w:rFonts w:ascii="Times New Roman" w:hAnsi="Times New Roman" w:cs="Times New Roman"/>
+          <w:spacing w:val="-10"/>
+        </w:rPr>
+        <w:t xml:space="preserve"> 1 </w:t>
+      </w:r>
+      <w:proofErr w:type="spellStart"/>
+      <w:r>
+        <w:rPr>
+          <w:rFonts w:ascii="Times New Roman" w:hAnsi="Times New Roman" w:cs="Times New Roman"/>
+          <w:spacing w:val="-10"/>
+        </w:rPr>
+        <w:t>Điều</w:t>
+      </w:r>
+      <w:proofErr w:type="spellEnd"/>
+      <w:r>
+        <w:rPr>
+          <w:rFonts w:ascii="Times New Roman" w:hAnsi="Times New Roman" w:cs="Times New Roman"/>
+          <w:spacing w:val="-10"/>
+        </w:rPr>
+        <w:t xml:space="preserve"> 17 Nghị </w:t>
+      </w:r>
+      <w:proofErr w:type="spellStart"/>
+      <w:r>
+        <w:rPr>
+          <w:rFonts w:ascii="Times New Roman" w:hAnsi="Times New Roman" w:cs="Times New Roman"/>
+          <w:spacing w:val="-10"/>
+        </w:rPr>
+        <w:t>định</w:t>
+      </w:r>
+      <w:proofErr w:type="spellEnd"/>
+      <w:r>
+        <w:rPr>
+          <w:rFonts w:ascii="Times New Roman" w:hAnsi="Times New Roman" w:cs="Times New Roman"/>
+          <w:spacing w:val="-10"/>
+        </w:rPr>
+        <w:t xml:space="preserve"> </w:t>
+      </w:r>
+      <w:proofErr w:type="spellStart"/>
+      <w:r>
+        <w:rPr>
+          <w:rFonts w:ascii="Times New Roman" w:hAnsi="Times New Roman" w:cs="Times New Roman"/>
+          <w:spacing w:val="-10"/>
+        </w:rPr>
+        <w:t>số</w:t>
+      </w:r>
+      <w:proofErr w:type="spellEnd"/>
+      <w:r>
+        <w:rPr>
+          <w:rFonts w:ascii="Times New Roman" w:hAnsi="Times New Roman" w:cs="Times New Roman"/>
+          <w:spacing w:val="-10"/>
+        </w:rPr>
+        <w:t xml:space="preserve"> 168/2025/NĐ-CP </w:t>
+      </w:r>
+      <w:proofErr w:type="spellStart"/>
+      <w:r>
+        <w:rPr>
+          <w:rFonts w:ascii="Times New Roman" w:hAnsi="Times New Roman" w:cs="Times New Roman"/>
+          <w:spacing w:val="-10"/>
+        </w:rPr>
+        <w:t>thông</w:t>
+      </w:r>
+      <w:proofErr w:type="spellEnd"/>
+      <w:r>
+        <w:rPr>
+          <w:rFonts w:ascii="Times New Roman" w:hAnsi="Times New Roman" w:cs="Times New Roman"/>
+          <w:spacing w:val="-10"/>
+        </w:rPr>
+        <w:t xml:space="preserve"> qua </w:t>
+      </w:r>
+      <w:proofErr w:type="spellStart"/>
+      <w:r>
+        <w:rPr>
+          <w:rFonts w:ascii="Times New Roman" w:hAnsi="Times New Roman" w:cs="Times New Roman"/>
+          <w:spacing w:val="-10"/>
+        </w:rPr>
+        <w:t>quyền</w:t>
+      </w:r>
+      <w:proofErr w:type="spellEnd"/>
+      <w:r>
+        <w:rPr>
+          <w:rFonts w:ascii="Times New Roman" w:hAnsi="Times New Roman" w:cs="Times New Roman"/>
+          <w:spacing w:val="-10"/>
+        </w:rPr>
+        <w:t xml:space="preserve"> chi </w:t>
+      </w:r>
+      <w:proofErr w:type="spellStart"/>
+      <w:r>
+        <w:rPr>
+          <w:rFonts w:ascii="Times New Roman" w:hAnsi="Times New Roman" w:cs="Times New Roman"/>
+          <w:spacing w:val="-10"/>
+        </w:rPr>
+        <w:t>phối</w:t>
+      </w:r>
+      <w:proofErr w:type="spellEnd"/>
+      <w:r>
+        <w:rPr>
+          <w:rFonts w:ascii="Times New Roman" w:hAnsi="Times New Roman" w:cs="Times New Roman"/>
+          <w:spacing w:val="-10"/>
+        </w:rPr>
+        <w:t xml:space="preserve">, </w:t>
+      </w:r>
+      <w:proofErr w:type="spellStart"/>
+      <w:r>
+        <w:rPr>
+          <w:rFonts w:ascii="Times New Roman" w:hAnsi="Times New Roman" w:cs="Times New Roman"/>
+          <w:spacing w:val="-10"/>
+        </w:rPr>
+        <w:t>doanh</w:t>
+      </w:r>
+      <w:proofErr w:type="spellEnd"/>
+      <w:r>
+        <w:rPr>
+          <w:rFonts w:ascii="Times New Roman" w:hAnsi="Times New Roman" w:cs="Times New Roman"/>
+          <w:spacing w:val="-10"/>
+        </w:rPr>
+        <w:t xml:space="preserve"> </w:t>
+      </w:r>
+      <w:proofErr w:type="spellStart"/>
+      <w:r>
+        <w:rPr>
+          <w:rFonts w:ascii="Times New Roman" w:hAnsi="Times New Roman" w:cs="Times New Roman"/>
+          <w:spacing w:val="-10"/>
+        </w:rPr>
+        <w:t>nghiệp</w:t>
+      </w:r>
+      <w:proofErr w:type="spellEnd"/>
+      <w:r>
+        <w:rPr>
+          <w:rFonts w:ascii="Times New Roman" w:hAnsi="Times New Roman" w:cs="Times New Roman"/>
+          <w:spacing w:val="-10"/>
+        </w:rPr>
+        <w:t xml:space="preserve"> </w:t>
+      </w:r>
+      <w:proofErr w:type="spellStart"/>
+      <w:r>
+        <w:rPr>
+          <w:rFonts w:ascii="Times New Roman" w:hAnsi="Times New Roman" w:cs="Times New Roman"/>
+          <w:spacing w:val="-10"/>
+        </w:rPr>
+        <w:t>ghi</w:t>
+      </w:r>
+      <w:proofErr w:type="spellEnd"/>
+      <w:r>
+        <w:rPr>
+          <w:rFonts w:ascii="Times New Roman" w:hAnsi="Times New Roman" w:cs="Times New Roman"/>
+          <w:spacing w:val="-10"/>
+        </w:rPr>
+        <w:t xml:space="preserve"> </w:t>
+      </w:r>
+      <w:proofErr w:type="spellStart"/>
+      <w:r>
+        <w:rPr>
+          <w:rFonts w:ascii="Times New Roman" w:hAnsi="Times New Roman" w:cs="Times New Roman"/>
+          <w:spacing w:val="-10"/>
+        </w:rPr>
+        <w:t>ro</w:t>
+      </w:r>
+      <w:proofErr w:type="spellEnd"/>
+      <w:r>
+        <w:rPr>
+          <w:rFonts w:ascii="Times New Roman" w:hAnsi="Times New Roman" w:cs="Times New Roman"/>
+          <w:spacing w:val="-10"/>
+        </w:rPr>
+        <w:t xml:space="preserve">̃ </w:t>
+      </w:r>
+      <w:proofErr w:type="spellStart"/>
+      <w:r>
+        <w:rPr>
+          <w:rFonts w:ascii="Times New Roman" w:hAnsi="Times New Roman" w:cs="Times New Roman"/>
+          <w:spacing w:val="-10"/>
+        </w:rPr>
+        <w:t>một</w:t>
+      </w:r>
+      <w:proofErr w:type="spellEnd"/>
+      <w:r>
+        <w:rPr>
+          <w:rFonts w:ascii="Times New Roman" w:hAnsi="Times New Roman" w:cs="Times New Roman"/>
+          <w:spacing w:val="-10"/>
+        </w:rPr>
+        <w:t xml:space="preserve"> </w:t>
+      </w:r>
+      <w:proofErr w:type="spellStart"/>
+      <w:r>
+        <w:rPr>
+          <w:rFonts w:ascii="Times New Roman" w:hAnsi="Times New Roman" w:cs="Times New Roman"/>
+          <w:spacing w:val="-10"/>
+        </w:rPr>
+        <w:t>trong</w:t>
+      </w:r>
+      <w:proofErr w:type="spellEnd"/>
+      <w:r>
+        <w:rPr>
+          <w:rFonts w:ascii="Times New Roman" w:hAnsi="Times New Roman" w:cs="Times New Roman"/>
+          <w:spacing w:val="-10"/>
+        </w:rPr>
+        <w:t xml:space="preserve"> </w:t>
+      </w:r>
+      <w:proofErr w:type="spellStart"/>
+      <w:r>
+        <w:rPr>
+          <w:rFonts w:ascii="Times New Roman" w:hAnsi="Times New Roman" w:cs="Times New Roman"/>
+          <w:spacing w:val="-10"/>
+        </w:rPr>
+        <w:t>các</w:t>
+      </w:r>
+      <w:proofErr w:type="spellEnd"/>
+      <w:r>
+        <w:rPr>
+          <w:rFonts w:ascii="Times New Roman" w:hAnsi="Times New Roman" w:cs="Times New Roman"/>
+          <w:spacing w:val="-10"/>
+        </w:rPr>
+        <w:t xml:space="preserve"> </w:t>
+      </w:r>
+      <w:proofErr w:type="spellStart"/>
+      <w:r>
+        <w:rPr>
+          <w:rFonts w:ascii="Times New Roman" w:hAnsi="Times New Roman" w:cs="Times New Roman"/>
+          <w:spacing w:val="-10"/>
+        </w:rPr>
+        <w:t>quyền</w:t>
+      </w:r>
+      <w:proofErr w:type="spellEnd"/>
+      <w:r>
+        <w:rPr>
+          <w:rFonts w:ascii="Times New Roman" w:hAnsi="Times New Roman" w:cs="Times New Roman"/>
+          <w:spacing w:val="-10"/>
+        </w:rPr>
+        <w:t xml:space="preserve"> chi </w:t>
+      </w:r>
+      <w:proofErr w:type="spellStart"/>
+      <w:r>
+        <w:rPr>
+          <w:rFonts w:ascii="Times New Roman" w:hAnsi="Times New Roman" w:cs="Times New Roman"/>
+          <w:spacing w:val="-10"/>
+        </w:rPr>
+        <w:t>phối</w:t>
+      </w:r>
+      <w:proofErr w:type="spellEnd"/>
+      <w:r>
+        <w:rPr>
+          <w:rFonts w:ascii="Times New Roman" w:hAnsi="Times New Roman" w:cs="Times New Roman"/>
+          <w:spacing w:val="-10"/>
+        </w:rPr>
+        <w:t xml:space="preserve"> </w:t>
+      </w:r>
+      <w:proofErr w:type="spellStart"/>
+      <w:r>
+        <w:rPr>
+          <w:rFonts w:ascii="Times New Roman" w:hAnsi="Times New Roman" w:cs="Times New Roman"/>
+          <w:spacing w:val="-10"/>
+        </w:rPr>
+        <w:t>sau</w:t>
+      </w:r>
+      <w:proofErr w:type="spellEnd"/>
+      <w:r>
+        <w:rPr>
+          <w:rFonts w:ascii="Times New Roman" w:hAnsi="Times New Roman" w:cs="Times New Roman"/>
+          <w:spacing w:val="-10"/>
+        </w:rPr>
+        <w:t xml:space="preserve">: </w:t>
+      </w:r>
+      <w:proofErr w:type="spellStart"/>
+      <w:r>
+        <w:rPr>
+          <w:rFonts w:ascii="Times New Roman" w:hAnsi="Times New Roman" w:cs="Times New Roman"/>
+          <w:spacing w:val="-10"/>
+        </w:rPr>
+        <w:t>bổ</w:t>
+      </w:r>
+      <w:proofErr w:type="spellEnd"/>
+      <w:r>
+        <w:rPr>
+          <w:rFonts w:ascii="Times New Roman" w:hAnsi="Times New Roman" w:cs="Times New Roman"/>
+          <w:spacing w:val="-10"/>
+        </w:rPr>
+        <w:t xml:space="preserve"> </w:t>
+      </w:r>
+      <w:proofErr w:type="spellStart"/>
+      <w:r>
+        <w:rPr>
+          <w:rFonts w:ascii="Times New Roman" w:hAnsi="Times New Roman" w:cs="Times New Roman"/>
+          <w:spacing w:val="-10"/>
+        </w:rPr>
+        <w:t>nhiệm</w:t>
+      </w:r>
+      <w:proofErr w:type="spellEnd"/>
+      <w:r>
+        <w:rPr>
+          <w:rFonts w:ascii="Times New Roman" w:hAnsi="Times New Roman" w:cs="Times New Roman"/>
+          <w:spacing w:val="-10"/>
+        </w:rPr>
+        <w:t xml:space="preserve">, </w:t>
+      </w:r>
+      <w:proofErr w:type="spellStart"/>
+      <w:r>
+        <w:rPr>
+          <w:rFonts w:ascii="Times New Roman" w:hAnsi="Times New Roman" w:cs="Times New Roman"/>
+          <w:spacing w:val="-10"/>
+        </w:rPr>
+        <w:t>miễn</w:t>
+      </w:r>
+      <w:proofErr w:type="spellEnd"/>
+      <w:r>
+        <w:rPr>
+          <w:rFonts w:ascii="Times New Roman" w:hAnsi="Times New Roman" w:cs="Times New Roman"/>
+          <w:spacing w:val="-10"/>
+        </w:rPr>
+        <w:t xml:space="preserve"> </w:t>
+      </w:r>
+      <w:proofErr w:type="spellStart"/>
+      <w:r>
+        <w:rPr>
+          <w:rFonts w:ascii="Times New Roman" w:hAnsi="Times New Roman" w:cs="Times New Roman"/>
+          <w:spacing w:val="-10"/>
+        </w:rPr>
+        <w:t>nhiệm</w:t>
+      </w:r>
+      <w:proofErr w:type="spellEnd"/>
+      <w:r>
+        <w:rPr>
+          <w:rFonts w:ascii="Times New Roman" w:hAnsi="Times New Roman" w:cs="Times New Roman"/>
+          <w:spacing w:val="-10"/>
+        </w:rPr>
+        <w:t xml:space="preserve"> </w:t>
+      </w:r>
+      <w:proofErr w:type="spellStart"/>
+      <w:r>
+        <w:rPr>
+          <w:rFonts w:ascii="Times New Roman" w:hAnsi="Times New Roman" w:cs="Times New Roman"/>
+          <w:spacing w:val="-10"/>
+        </w:rPr>
+        <w:t>hoặc</w:t>
+      </w:r>
+      <w:proofErr w:type="spellEnd"/>
+      <w:r>
+        <w:rPr>
+          <w:rFonts w:ascii="Times New Roman" w:hAnsi="Times New Roman" w:cs="Times New Roman"/>
+          <w:spacing w:val="-10"/>
+        </w:rPr>
+        <w:t xml:space="preserve"> </w:t>
+      </w:r>
+      <w:proofErr w:type="spellStart"/>
+      <w:r>
+        <w:rPr>
+          <w:rFonts w:ascii="Times New Roman" w:hAnsi="Times New Roman" w:cs="Times New Roman"/>
+          <w:spacing w:val="-10"/>
+        </w:rPr>
+        <w:t>bãi</w:t>
+      </w:r>
+      <w:proofErr w:type="spellEnd"/>
+      <w:r>
+        <w:rPr>
+          <w:rFonts w:ascii="Times New Roman" w:hAnsi="Times New Roman" w:cs="Times New Roman"/>
+          <w:spacing w:val="-10"/>
+        </w:rPr>
+        <w:t xml:space="preserve"> </w:t>
+      </w:r>
+      <w:proofErr w:type="spellStart"/>
+      <w:r>
+        <w:rPr>
+          <w:rFonts w:ascii="Times New Roman" w:hAnsi="Times New Roman" w:cs="Times New Roman"/>
+          <w:spacing w:val="-10"/>
+        </w:rPr>
+        <w:t>nhiệm</w:t>
+      </w:r>
+      <w:proofErr w:type="spellEnd"/>
+      <w:r>
+        <w:rPr>
+          <w:rFonts w:ascii="Times New Roman" w:hAnsi="Times New Roman" w:cs="Times New Roman"/>
+          <w:spacing w:val="-10"/>
+        </w:rPr>
+        <w:t xml:space="preserve"> </w:t>
+      </w:r>
+      <w:proofErr w:type="spellStart"/>
+      <w:r>
+        <w:rPr>
+          <w:rFonts w:ascii="Times New Roman" w:hAnsi="Times New Roman" w:cs="Times New Roman"/>
+          <w:spacing w:val="-10"/>
+        </w:rPr>
+        <w:t>đa</w:t>
+      </w:r>
+      <w:proofErr w:type="spellEnd"/>
+      <w:r>
+        <w:rPr>
+          <w:rFonts w:ascii="Times New Roman" w:hAnsi="Times New Roman" w:cs="Times New Roman"/>
+          <w:spacing w:val="-10"/>
+        </w:rPr>
+        <w:t xml:space="preserve"> </w:t>
+      </w:r>
+      <w:proofErr w:type="spellStart"/>
+      <w:r>
+        <w:rPr>
+          <w:rFonts w:ascii="Times New Roman" w:hAnsi="Times New Roman" w:cs="Times New Roman"/>
+          <w:spacing w:val="-10"/>
+        </w:rPr>
+        <w:t>số</w:t>
+      </w:r>
+      <w:proofErr w:type="spellEnd"/>
+      <w:r>
+        <w:rPr>
+          <w:rFonts w:ascii="Times New Roman" w:hAnsi="Times New Roman" w:cs="Times New Roman"/>
+          <w:spacing w:val="-10"/>
+        </w:rPr>
+        <w:t xml:space="preserve"> </w:t>
+      </w:r>
+      <w:proofErr w:type="spellStart"/>
+      <w:r>
+        <w:rPr>
+          <w:rFonts w:ascii="Times New Roman" w:hAnsi="Times New Roman" w:cs="Times New Roman"/>
+          <w:spacing w:val="-10"/>
+        </w:rPr>
+        <w:t>hoặc</w:t>
+      </w:r>
+      <w:proofErr w:type="spellEnd"/>
+      <w:r>
+        <w:rPr>
+          <w:rFonts w:ascii="Times New Roman" w:hAnsi="Times New Roman" w:cs="Times New Roman"/>
+          <w:spacing w:val="-10"/>
+        </w:rPr>
+        <w:t xml:space="preserve"> </w:t>
+      </w:r>
+      <w:proofErr w:type="spellStart"/>
+      <w:r>
+        <w:rPr>
+          <w:rFonts w:ascii="Times New Roman" w:hAnsi="Times New Roman" w:cs="Times New Roman"/>
+          <w:spacing w:val="-10"/>
+        </w:rPr>
+        <w:t>tất</w:t>
+      </w:r>
+      <w:proofErr w:type="spellEnd"/>
+      <w:r>
+        <w:rPr>
+          <w:rFonts w:ascii="Times New Roman" w:hAnsi="Times New Roman" w:cs="Times New Roman"/>
+          <w:spacing w:val="-10"/>
+        </w:rPr>
+        <w:t xml:space="preserve"> </w:t>
+      </w:r>
+      <w:proofErr w:type="spellStart"/>
+      <w:r>
+        <w:rPr>
+          <w:rFonts w:ascii="Times New Roman" w:hAnsi="Times New Roman" w:cs="Times New Roman"/>
+          <w:spacing w:val="-10"/>
+        </w:rPr>
+        <w:t>cả</w:t>
+      </w:r>
+      <w:proofErr w:type="spellEnd"/>
+      <w:r>
+        <w:rPr>
+          <w:rFonts w:ascii="Times New Roman" w:hAnsi="Times New Roman" w:cs="Times New Roman"/>
+          <w:spacing w:val="-10"/>
+        </w:rPr>
+        <w:t xml:space="preserve"> </w:t>
+      </w:r>
+      <w:proofErr w:type="spellStart"/>
+      <w:r>
+        <w:rPr>
+          <w:rFonts w:ascii="Times New Roman" w:hAnsi="Times New Roman" w:cs="Times New Roman"/>
+          <w:spacing w:val="-10"/>
+        </w:rPr>
+        <w:t>thành</w:t>
+      </w:r>
+      <w:proofErr w:type="spellEnd"/>
+      <w:r>
+        <w:rPr>
+          <w:rFonts w:ascii="Times New Roman" w:hAnsi="Times New Roman" w:cs="Times New Roman"/>
+          <w:spacing w:val="-10"/>
+        </w:rPr>
+        <w:t xml:space="preserve"> </w:t>
+      </w:r>
+      <w:proofErr w:type="spellStart"/>
+      <w:r>
+        <w:rPr>
+          <w:rFonts w:ascii="Times New Roman" w:hAnsi="Times New Roman" w:cs="Times New Roman"/>
+          <w:spacing w:val="-10"/>
+        </w:rPr>
+        <w:t>viên</w:t>
+      </w:r>
+      <w:proofErr w:type="spellEnd"/>
+      <w:r>
+        <w:rPr>
+          <w:rFonts w:ascii="Times New Roman" w:hAnsi="Times New Roman" w:cs="Times New Roman"/>
+          <w:spacing w:val="-10"/>
+        </w:rPr>
+        <w:t xml:space="preserve"> </w:t>
+      </w:r>
+      <w:proofErr w:type="spellStart"/>
+      <w:r>
+        <w:rPr>
+          <w:rFonts w:ascii="Times New Roman" w:hAnsi="Times New Roman" w:cs="Times New Roman"/>
+          <w:spacing w:val="-10"/>
+        </w:rPr>
+        <w:t>hội</w:t>
+      </w:r>
+      <w:proofErr w:type="spellEnd"/>
+      <w:r>
+        <w:rPr>
+          <w:rFonts w:ascii="Times New Roman" w:hAnsi="Times New Roman" w:cs="Times New Roman"/>
+          <w:spacing w:val="-10"/>
+        </w:rPr>
+        <w:t xml:space="preserve"> </w:t>
+      </w:r>
+      <w:proofErr w:type="spellStart"/>
+      <w:r>
+        <w:rPr>
+          <w:rFonts w:ascii="Times New Roman" w:hAnsi="Times New Roman" w:cs="Times New Roman"/>
+          <w:spacing w:val="-10"/>
+        </w:rPr>
+        <w:t>đồng</w:t>
+      </w:r>
+      <w:proofErr w:type="spellEnd"/>
+      <w:r>
+        <w:rPr>
+          <w:rFonts w:ascii="Times New Roman" w:hAnsi="Times New Roman" w:cs="Times New Roman"/>
+          <w:spacing w:val="-10"/>
+        </w:rPr>
+        <w:t xml:space="preserve"> </w:t>
+      </w:r>
+      <w:proofErr w:type="spellStart"/>
+      <w:r>
+        <w:rPr>
+          <w:rFonts w:ascii="Times New Roman" w:hAnsi="Times New Roman" w:cs="Times New Roman"/>
+          <w:spacing w:val="-10"/>
+        </w:rPr>
+        <w:t>quản</w:t>
+      </w:r>
+      <w:proofErr w:type="spellEnd"/>
+      <w:r>
+        <w:rPr>
+          <w:rFonts w:ascii="Times New Roman" w:hAnsi="Times New Roman" w:cs="Times New Roman"/>
+          <w:spacing w:val="-10"/>
+        </w:rPr>
+        <w:t xml:space="preserve"> </w:t>
+      </w:r>
+      <w:proofErr w:type="spellStart"/>
+      <w:r>
+        <w:rPr>
+          <w:rFonts w:ascii="Times New Roman" w:hAnsi="Times New Roman" w:cs="Times New Roman"/>
+          <w:spacing w:val="-10"/>
+        </w:rPr>
+        <w:t>trị</w:t>
+      </w:r>
+      <w:proofErr w:type="spellEnd"/>
+      <w:r>
+        <w:rPr>
+          <w:rFonts w:ascii="Times New Roman" w:hAnsi="Times New Roman" w:cs="Times New Roman"/>
+          <w:spacing w:val="-10"/>
+        </w:rPr>
+        <w:t xml:space="preserve">, </w:t>
+      </w:r>
+      <w:proofErr w:type="spellStart"/>
+      <w:r>
+        <w:rPr>
+          <w:rFonts w:ascii="Times New Roman" w:hAnsi="Times New Roman" w:cs="Times New Roman"/>
+          <w:spacing w:val="-10"/>
+        </w:rPr>
+        <w:t>chủ</w:t>
+      </w:r>
+      <w:proofErr w:type="spellEnd"/>
+      <w:r>
+        <w:rPr>
+          <w:rFonts w:ascii="Times New Roman" w:hAnsi="Times New Roman" w:cs="Times New Roman"/>
+          <w:spacing w:val="-10"/>
+        </w:rPr>
+        <w:t xml:space="preserve"> </w:t>
+      </w:r>
+      <w:proofErr w:type="spellStart"/>
+      <w:r>
+        <w:rPr>
+          <w:rFonts w:ascii="Times New Roman" w:hAnsi="Times New Roman" w:cs="Times New Roman"/>
+          <w:spacing w:val="-10"/>
+        </w:rPr>
+        <w:t>tịch</w:t>
+      </w:r>
+      <w:proofErr w:type="spellEnd"/>
+      <w:r>
+        <w:rPr>
+          <w:rFonts w:ascii="Times New Roman" w:hAnsi="Times New Roman" w:cs="Times New Roman"/>
+          <w:spacing w:val="-10"/>
+        </w:rPr>
+        <w:t xml:space="preserve"> </w:t>
+      </w:r>
+      <w:proofErr w:type="spellStart"/>
+      <w:r>
+        <w:rPr>
+          <w:rFonts w:ascii="Times New Roman" w:hAnsi="Times New Roman" w:cs="Times New Roman"/>
+          <w:spacing w:val="-10"/>
+        </w:rPr>
+        <w:t>hội</w:t>
+      </w:r>
+      <w:proofErr w:type="spellEnd"/>
+      <w:r>
+        <w:rPr>
+          <w:rFonts w:ascii="Times New Roman" w:hAnsi="Times New Roman" w:cs="Times New Roman"/>
+          <w:spacing w:val="-10"/>
+        </w:rPr>
+        <w:t xml:space="preserve"> </w:t>
+      </w:r>
+      <w:proofErr w:type="spellStart"/>
+      <w:r>
+        <w:rPr>
+          <w:rFonts w:ascii="Times New Roman" w:hAnsi="Times New Roman" w:cs="Times New Roman"/>
+          <w:spacing w:val="-10"/>
+        </w:rPr>
+        <w:t>đồng</w:t>
+      </w:r>
+      <w:proofErr w:type="spellEnd"/>
+      <w:r>
+        <w:rPr>
+          <w:rFonts w:ascii="Times New Roman" w:hAnsi="Times New Roman" w:cs="Times New Roman"/>
+          <w:spacing w:val="-10"/>
+        </w:rPr>
+        <w:t xml:space="preserve"> </w:t>
+      </w:r>
+      <w:proofErr w:type="spellStart"/>
+      <w:r>
+        <w:rPr>
+          <w:rFonts w:ascii="Times New Roman" w:hAnsi="Times New Roman" w:cs="Times New Roman"/>
+          <w:spacing w:val="-10"/>
+        </w:rPr>
+        <w:t>quản</w:t>
+      </w:r>
+      <w:proofErr w:type="spellEnd"/>
+      <w:r>
+        <w:rPr>
+          <w:rFonts w:ascii="Times New Roman" w:hAnsi="Times New Roman" w:cs="Times New Roman"/>
+          <w:spacing w:val="-10"/>
+        </w:rPr>
+        <w:t xml:space="preserve"> </w:t>
+      </w:r>
+      <w:proofErr w:type="spellStart"/>
+      <w:r>
+        <w:rPr>
+          <w:rFonts w:ascii="Times New Roman" w:hAnsi="Times New Roman" w:cs="Times New Roman"/>
+          <w:spacing w:val="-10"/>
+        </w:rPr>
+        <w:t>trị</w:t>
+      </w:r>
+      <w:proofErr w:type="spellEnd"/>
+      <w:r>
+        <w:rPr>
+          <w:rFonts w:ascii="Times New Roman" w:hAnsi="Times New Roman" w:cs="Times New Roman"/>
+          <w:spacing w:val="-10"/>
+        </w:rPr>
+        <w:t xml:space="preserve">, chủ </w:t>
+      </w:r>
+      <w:proofErr w:type="spellStart"/>
+      <w:r>
+        <w:rPr>
+          <w:rFonts w:ascii="Times New Roman" w:hAnsi="Times New Roman" w:cs="Times New Roman"/>
+          <w:spacing w:val="-10"/>
+        </w:rPr>
+        <w:t>tịch</w:t>
+      </w:r>
+      <w:proofErr w:type="spellEnd"/>
+      <w:r>
+        <w:rPr>
+          <w:rFonts w:ascii="Times New Roman" w:hAnsi="Times New Roman" w:cs="Times New Roman"/>
+          <w:spacing w:val="-10"/>
+        </w:rPr>
+        <w:t xml:space="preserve"> </w:t>
+      </w:r>
+      <w:proofErr w:type="spellStart"/>
+      <w:r>
+        <w:rPr>
+          <w:rFonts w:ascii="Times New Roman" w:hAnsi="Times New Roman" w:cs="Times New Roman"/>
+          <w:spacing w:val="-10"/>
+        </w:rPr>
+        <w:t>hội</w:t>
+      </w:r>
+      <w:proofErr w:type="spellEnd"/>
+      <w:r>
+        <w:rPr>
+          <w:rFonts w:ascii="Times New Roman" w:hAnsi="Times New Roman" w:cs="Times New Roman"/>
+          <w:spacing w:val="-10"/>
+        </w:rPr>
+        <w:t xml:space="preserve"> </w:t>
+      </w:r>
+      <w:proofErr w:type="spellStart"/>
+      <w:r>
+        <w:rPr>
+          <w:rFonts w:ascii="Times New Roman" w:hAnsi="Times New Roman" w:cs="Times New Roman"/>
+          <w:spacing w:val="-10"/>
+        </w:rPr>
+        <w:t>đồng</w:t>
+      </w:r>
+      <w:proofErr w:type="spellEnd"/>
+      <w:r>
+        <w:rPr>
+          <w:rFonts w:ascii="Times New Roman" w:hAnsi="Times New Roman" w:cs="Times New Roman"/>
+          <w:spacing w:val="-10"/>
+        </w:rPr>
+        <w:t xml:space="preserve"> </w:t>
+      </w:r>
+      <w:proofErr w:type="spellStart"/>
+      <w:r>
+        <w:rPr>
+          <w:rFonts w:ascii="Times New Roman" w:hAnsi="Times New Roman" w:cs="Times New Roman"/>
+          <w:spacing w:val="-10"/>
+        </w:rPr>
+        <w:t>thành</w:t>
+      </w:r>
+      <w:proofErr w:type="spellEnd"/>
+      <w:r>
+        <w:rPr>
+          <w:rFonts w:ascii="Times New Roman" w:hAnsi="Times New Roman" w:cs="Times New Roman"/>
+          <w:spacing w:val="-10"/>
+        </w:rPr>
+        <w:t xml:space="preserve"> </w:t>
+      </w:r>
+      <w:proofErr w:type="spellStart"/>
+      <w:r>
+        <w:rPr>
+          <w:rFonts w:ascii="Times New Roman" w:hAnsi="Times New Roman" w:cs="Times New Roman"/>
+          <w:spacing w:val="-10"/>
+        </w:rPr>
+        <w:t>viên</w:t>
+      </w:r>
+      <w:proofErr w:type="spellEnd"/>
+      <w:r>
+        <w:rPr>
+          <w:rFonts w:ascii="Times New Roman" w:hAnsi="Times New Roman" w:cs="Times New Roman"/>
+          <w:spacing w:val="-10"/>
+        </w:rPr>
+        <w:t xml:space="preserve">; </w:t>
+      </w:r>
+      <w:proofErr w:type="spellStart"/>
+      <w:r>
+        <w:rPr>
+          <w:rFonts w:ascii="Times New Roman" w:hAnsi="Times New Roman" w:cs="Times New Roman"/>
+          <w:spacing w:val="-10"/>
+        </w:rPr>
+        <w:t>người</w:t>
+      </w:r>
+      <w:proofErr w:type="spellEnd"/>
+      <w:r>
+        <w:rPr>
+          <w:rFonts w:ascii="Times New Roman" w:hAnsi="Times New Roman" w:cs="Times New Roman"/>
+          <w:spacing w:val="-10"/>
+        </w:rPr>
+        <w:t xml:space="preserve"> </w:t>
+      </w:r>
+      <w:proofErr w:type="spellStart"/>
+      <w:r>
+        <w:rPr>
+          <w:rFonts w:ascii="Times New Roman" w:hAnsi="Times New Roman" w:cs="Times New Roman"/>
+          <w:spacing w:val="-10"/>
+        </w:rPr>
+        <w:t>đại</w:t>
+      </w:r>
+      <w:proofErr w:type="spellEnd"/>
+      <w:r>
+        <w:rPr>
+          <w:rFonts w:ascii="Times New Roman" w:hAnsi="Times New Roman" w:cs="Times New Roman"/>
+          <w:spacing w:val="-10"/>
+        </w:rPr>
+        <w:t xml:space="preserve"> </w:t>
+      </w:r>
+      <w:proofErr w:type="spellStart"/>
+      <w:r>
+        <w:rPr>
+          <w:rFonts w:ascii="Times New Roman" w:hAnsi="Times New Roman" w:cs="Times New Roman"/>
+          <w:spacing w:val="-10"/>
+        </w:rPr>
+        <w:t>diện</w:t>
+      </w:r>
+      <w:proofErr w:type="spellEnd"/>
+      <w:r>
+        <w:rPr>
+          <w:rFonts w:ascii="Times New Roman" w:hAnsi="Times New Roman" w:cs="Times New Roman"/>
+          <w:spacing w:val="-10"/>
+        </w:rPr>
+        <w:t xml:space="preserve"> </w:t>
+      </w:r>
+      <w:proofErr w:type="spellStart"/>
+      <w:r>
+        <w:rPr>
+          <w:rFonts w:ascii="Times New Roman" w:hAnsi="Times New Roman" w:cs="Times New Roman"/>
+          <w:spacing w:val="-10"/>
+        </w:rPr>
+        <w:t>theo</w:t>
+      </w:r>
+      <w:proofErr w:type="spellEnd"/>
+      <w:r>
+        <w:rPr>
+          <w:rFonts w:ascii="Times New Roman" w:hAnsi="Times New Roman" w:cs="Times New Roman"/>
+          <w:spacing w:val="-10"/>
+        </w:rPr>
+        <w:t xml:space="preserve"> </w:t>
+      </w:r>
+      <w:proofErr w:type="spellStart"/>
+      <w:r>
+        <w:rPr>
+          <w:rFonts w:ascii="Times New Roman" w:hAnsi="Times New Roman" w:cs="Times New Roman"/>
+          <w:spacing w:val="-10"/>
+        </w:rPr>
+        <w:t>pháp</w:t>
+      </w:r>
+      <w:proofErr w:type="spellEnd"/>
+      <w:r>
+        <w:rPr>
+          <w:rFonts w:ascii="Times New Roman" w:hAnsi="Times New Roman" w:cs="Times New Roman"/>
+          <w:spacing w:val="-10"/>
+        </w:rPr>
+        <w:t xml:space="preserve"> </w:t>
+      </w:r>
+      <w:proofErr w:type="spellStart"/>
+      <w:r>
+        <w:rPr>
+          <w:rFonts w:ascii="Times New Roman" w:hAnsi="Times New Roman" w:cs="Times New Roman"/>
+          <w:spacing w:val="-10"/>
+        </w:rPr>
+        <w:t>luật</w:t>
+      </w:r>
+      <w:proofErr w:type="spellEnd"/>
+      <w:r>
+        <w:rPr>
+          <w:rFonts w:ascii="Times New Roman" w:hAnsi="Times New Roman" w:cs="Times New Roman"/>
+          <w:spacing w:val="-10"/>
+        </w:rPr>
+        <w:t xml:space="preserve">, </w:t>
+      </w:r>
+      <w:proofErr w:type="spellStart"/>
+      <w:r>
+        <w:rPr>
+          <w:rFonts w:ascii="Times New Roman" w:hAnsi="Times New Roman" w:cs="Times New Roman"/>
+          <w:spacing w:val="-10"/>
+        </w:rPr>
+        <w:t>giám</w:t>
+      </w:r>
+      <w:proofErr w:type="spellEnd"/>
+      <w:r>
+        <w:rPr>
+          <w:rFonts w:ascii="Times New Roman" w:hAnsi="Times New Roman" w:cs="Times New Roman"/>
+          <w:spacing w:val="-10"/>
+        </w:rPr>
+        <w:t xml:space="preserve"> </w:t>
+      </w:r>
+      <w:proofErr w:type="spellStart"/>
+      <w:r>
+        <w:rPr>
+          <w:rFonts w:ascii="Times New Roman" w:hAnsi="Times New Roman" w:cs="Times New Roman"/>
+          <w:spacing w:val="-10"/>
+        </w:rPr>
+        <w:t>đốc</w:t>
+      </w:r>
+      <w:proofErr w:type="spellEnd"/>
+      <w:r>
+        <w:rPr>
+          <w:rFonts w:ascii="Times New Roman" w:hAnsi="Times New Roman" w:cs="Times New Roman"/>
+          <w:spacing w:val="-10"/>
+        </w:rPr>
+        <w:t xml:space="preserve"> </w:t>
+      </w:r>
+      <w:proofErr w:type="spellStart"/>
+      <w:r>
+        <w:rPr>
+          <w:rFonts w:ascii="Times New Roman" w:hAnsi="Times New Roman" w:cs="Times New Roman"/>
+          <w:spacing w:val="-10"/>
+        </w:rPr>
+        <w:t>hoặc</w:t>
+      </w:r>
+      <w:proofErr w:type="spellEnd"/>
+      <w:r>
+        <w:rPr>
+          <w:rFonts w:ascii="Times New Roman" w:hAnsi="Times New Roman" w:cs="Times New Roman"/>
+          <w:spacing w:val="-10"/>
+        </w:rPr>
+        <w:t xml:space="preserve"> </w:t>
+      </w:r>
+      <w:proofErr w:type="spellStart"/>
+      <w:r>
+        <w:rPr>
+          <w:rFonts w:ascii="Times New Roman" w:hAnsi="Times New Roman" w:cs="Times New Roman"/>
+          <w:spacing w:val="-10"/>
+        </w:rPr>
+        <w:t>tổng</w:t>
+      </w:r>
+      <w:proofErr w:type="spellEnd"/>
+      <w:r>
+        <w:rPr>
+          <w:rFonts w:ascii="Times New Roman" w:hAnsi="Times New Roman" w:cs="Times New Roman"/>
+          <w:spacing w:val="-10"/>
+        </w:rPr>
+        <w:t xml:space="preserve"> </w:t>
+      </w:r>
+      <w:proofErr w:type="spellStart"/>
+      <w:r>
+        <w:rPr>
+          <w:rFonts w:ascii="Times New Roman" w:hAnsi="Times New Roman" w:cs="Times New Roman"/>
+          <w:spacing w:val="-10"/>
+        </w:rPr>
+        <w:t>giám</w:t>
+      </w:r>
+      <w:proofErr w:type="spellEnd"/>
+      <w:r>
+        <w:rPr>
+          <w:rFonts w:ascii="Times New Roman" w:hAnsi="Times New Roman" w:cs="Times New Roman"/>
+          <w:spacing w:val="-10"/>
+        </w:rPr>
+        <w:t xml:space="preserve"> </w:t>
+      </w:r>
+      <w:proofErr w:type="spellStart"/>
+      <w:r>
+        <w:rPr>
+          <w:rFonts w:ascii="Times New Roman" w:hAnsi="Times New Roman" w:cs="Times New Roman"/>
+          <w:spacing w:val="-10"/>
+        </w:rPr>
+        <w:t>đốc</w:t>
+      </w:r>
+      <w:proofErr w:type="spellEnd"/>
+      <w:r>
+        <w:rPr>
+          <w:rFonts w:ascii="Times New Roman" w:hAnsi="Times New Roman" w:cs="Times New Roman"/>
+          <w:spacing w:val="-10"/>
+        </w:rPr>
+        <w:t xml:space="preserve"> </w:t>
+      </w:r>
+      <w:proofErr w:type="spellStart"/>
+      <w:r>
+        <w:rPr>
+          <w:rFonts w:ascii="Times New Roman" w:hAnsi="Times New Roman" w:cs="Times New Roman"/>
+          <w:spacing w:val="-10"/>
+        </w:rPr>
+        <w:t>của</w:t>
+      </w:r>
+      <w:proofErr w:type="spellEnd"/>
+      <w:r>
+        <w:rPr>
+          <w:rFonts w:ascii="Times New Roman" w:hAnsi="Times New Roman" w:cs="Times New Roman"/>
+          <w:spacing w:val="-10"/>
+        </w:rPr>
+        <w:t xml:space="preserve"> </w:t>
+      </w:r>
+      <w:proofErr w:type="spellStart"/>
+      <w:r>
+        <w:rPr>
+          <w:rFonts w:ascii="Times New Roman" w:hAnsi="Times New Roman" w:cs="Times New Roman"/>
+          <w:spacing w:val="-10"/>
+        </w:rPr>
+        <w:t>doanh</w:t>
+      </w:r>
+      <w:proofErr w:type="spellEnd"/>
+      <w:r>
+        <w:rPr>
+          <w:rFonts w:ascii="Times New Roman" w:hAnsi="Times New Roman" w:cs="Times New Roman"/>
+          <w:spacing w:val="-10"/>
+        </w:rPr>
+        <w:t xml:space="preserve"> </w:t>
+      </w:r>
+      <w:proofErr w:type="spellStart"/>
+      <w:r>
+        <w:rPr>
+          <w:rFonts w:ascii="Times New Roman" w:hAnsi="Times New Roman" w:cs="Times New Roman"/>
+          <w:spacing w:val="-10"/>
+        </w:rPr>
+        <w:t>nghiệp</w:t>
+      </w:r>
+      <w:proofErr w:type="spellEnd"/>
+      <w:r>
+        <w:rPr>
+          <w:rFonts w:ascii="Times New Roman" w:hAnsi="Times New Roman" w:cs="Times New Roman"/>
+          <w:spacing w:val="-10"/>
+        </w:rPr>
+        <w:t xml:space="preserve">; </w:t>
+      </w:r>
+      <w:proofErr w:type="spellStart"/>
+      <w:r>
+        <w:rPr>
+          <w:rFonts w:ascii="Times New Roman" w:hAnsi="Times New Roman" w:cs="Times New Roman"/>
+          <w:spacing w:val="-10"/>
+        </w:rPr>
+        <w:t>sửa</w:t>
+      </w:r>
+      <w:proofErr w:type="spellEnd"/>
+      <w:r>
+        <w:rPr>
+          <w:rFonts w:ascii="Times New Roman" w:hAnsi="Times New Roman" w:cs="Times New Roman"/>
+          <w:spacing w:val="-10"/>
+        </w:rPr>
+        <w:t xml:space="preserve"> </w:t>
+      </w:r>
+      <w:proofErr w:type="spellStart"/>
+      <w:r>
+        <w:rPr>
+          <w:rFonts w:ascii="Times New Roman" w:hAnsi="Times New Roman" w:cs="Times New Roman"/>
+          <w:spacing w:val="-10"/>
+        </w:rPr>
+        <w:t>đổi</w:t>
+      </w:r>
+      <w:proofErr w:type="spellEnd"/>
+      <w:r>
+        <w:rPr>
+          <w:rFonts w:ascii="Times New Roman" w:hAnsi="Times New Roman" w:cs="Times New Roman"/>
+          <w:spacing w:val="-10"/>
+        </w:rPr>
+        <w:t xml:space="preserve">, </w:t>
+      </w:r>
+      <w:proofErr w:type="spellStart"/>
+      <w:r>
+        <w:rPr>
+          <w:rFonts w:ascii="Times New Roman" w:hAnsi="Times New Roman" w:cs="Times New Roman"/>
+          <w:spacing w:val="-10"/>
+        </w:rPr>
+        <w:t>bổ</w:t>
+      </w:r>
+      <w:proofErr w:type="spellEnd"/>
+      <w:r>
+        <w:rPr>
+          <w:rFonts w:ascii="Times New Roman" w:hAnsi="Times New Roman" w:cs="Times New Roman"/>
+          <w:spacing w:val="-10"/>
+        </w:rPr>
+        <w:t xml:space="preserve"> sung </w:t>
+      </w:r>
+      <w:proofErr w:type="spellStart"/>
+      <w:r>
+        <w:rPr>
+          <w:rFonts w:ascii="Times New Roman" w:hAnsi="Times New Roman" w:cs="Times New Roman"/>
+          <w:spacing w:val="-10"/>
+        </w:rPr>
+        <w:t>điều</w:t>
+      </w:r>
+      <w:proofErr w:type="spellEnd"/>
+      <w:r>
+        <w:rPr>
+          <w:rFonts w:ascii="Times New Roman" w:hAnsi="Times New Roman" w:cs="Times New Roman"/>
+          <w:spacing w:val="-10"/>
+        </w:rPr>
+        <w:t xml:space="preserve"> </w:t>
+      </w:r>
+      <w:proofErr w:type="spellStart"/>
+      <w:r>
+        <w:rPr>
+          <w:rFonts w:ascii="Times New Roman" w:hAnsi="Times New Roman" w:cs="Times New Roman"/>
+          <w:spacing w:val="-10"/>
+        </w:rPr>
+        <w:t>lệ</w:t>
+      </w:r>
+      <w:proofErr w:type="spellEnd"/>
+      <w:r>
+        <w:rPr>
+          <w:rFonts w:ascii="Times New Roman" w:hAnsi="Times New Roman" w:cs="Times New Roman"/>
+          <w:spacing w:val="-10"/>
+        </w:rPr>
+        <w:t xml:space="preserve"> </w:t>
+      </w:r>
+      <w:proofErr w:type="spellStart"/>
+      <w:r>
+        <w:rPr>
+          <w:rFonts w:ascii="Times New Roman" w:hAnsi="Times New Roman" w:cs="Times New Roman"/>
+          <w:spacing w:val="-10"/>
+        </w:rPr>
+        <w:t>của</w:t>
+      </w:r>
+      <w:proofErr w:type="spellEnd"/>
+      <w:r>
+        <w:rPr>
+          <w:rFonts w:ascii="Times New Roman" w:hAnsi="Times New Roman" w:cs="Times New Roman"/>
+          <w:spacing w:val="-10"/>
+        </w:rPr>
+        <w:t xml:space="preserve"> </w:t>
+      </w:r>
+      <w:proofErr w:type="spellStart"/>
+      <w:r>
+        <w:rPr>
+          <w:rFonts w:ascii="Times New Roman" w:hAnsi="Times New Roman" w:cs="Times New Roman"/>
+          <w:spacing w:val="-10"/>
+        </w:rPr>
+        <w:t>doanh</w:t>
+      </w:r>
+      <w:proofErr w:type="spellEnd"/>
+      <w:r>
+        <w:rPr>
+          <w:rFonts w:ascii="Times New Roman" w:hAnsi="Times New Roman" w:cs="Times New Roman"/>
+          <w:spacing w:val="-10"/>
+        </w:rPr>
+        <w:t xml:space="preserve"> </w:t>
+      </w:r>
+      <w:proofErr w:type="spellStart"/>
+      <w:r>
+        <w:rPr>
+          <w:rFonts w:ascii="Times New Roman" w:hAnsi="Times New Roman" w:cs="Times New Roman"/>
+          <w:spacing w:val="-10"/>
+        </w:rPr>
+        <w:t>nghiệp</w:t>
+      </w:r>
+      <w:proofErr w:type="spellEnd"/>
+      <w:r>
+        <w:rPr>
+          <w:rFonts w:ascii="Times New Roman" w:hAnsi="Times New Roman" w:cs="Times New Roman"/>
+          <w:spacing w:val="-10"/>
+        </w:rPr>
+        <w:t xml:space="preserve">; </w:t>
+      </w:r>
+      <w:proofErr w:type="spellStart"/>
+      <w:r>
+        <w:rPr>
+          <w:rFonts w:ascii="Times New Roman" w:hAnsi="Times New Roman" w:cs="Times New Roman"/>
+          <w:spacing w:val="-10"/>
+        </w:rPr>
+        <w:t>thay</w:t>
+      </w:r>
+      <w:proofErr w:type="spellEnd"/>
+      <w:r>
+        <w:rPr>
+          <w:rFonts w:ascii="Times New Roman" w:hAnsi="Times New Roman" w:cs="Times New Roman"/>
+          <w:spacing w:val="-10"/>
+        </w:rPr>
+        <w:t xml:space="preserve"> </w:t>
+      </w:r>
+      <w:proofErr w:type="spellStart"/>
+      <w:r>
+        <w:rPr>
+          <w:rFonts w:ascii="Times New Roman" w:hAnsi="Times New Roman" w:cs="Times New Roman"/>
+          <w:spacing w:val="-10"/>
+        </w:rPr>
+        <w:t>đổi</w:t>
+      </w:r>
+      <w:proofErr w:type="spellEnd"/>
+      <w:r>
+        <w:rPr>
+          <w:rFonts w:ascii="Times New Roman" w:hAnsi="Times New Roman" w:cs="Times New Roman"/>
+          <w:spacing w:val="-10"/>
+        </w:rPr>
+        <w:t xml:space="preserve"> </w:t>
+      </w:r>
+      <w:proofErr w:type="spellStart"/>
+      <w:r>
+        <w:rPr>
+          <w:rFonts w:ascii="Times New Roman" w:hAnsi="Times New Roman" w:cs="Times New Roman"/>
+          <w:spacing w:val="-10"/>
+        </w:rPr>
+        <w:t>cơ</w:t>
+      </w:r>
+      <w:proofErr w:type="spellEnd"/>
+      <w:r>
+        <w:rPr>
+          <w:rFonts w:ascii="Times New Roman" w:hAnsi="Times New Roman" w:cs="Times New Roman"/>
+          <w:spacing w:val="-10"/>
+        </w:rPr>
+        <w:t xml:space="preserve"> </w:t>
+      </w:r>
+      <w:proofErr w:type="spellStart"/>
+      <w:r>
+        <w:rPr>
+          <w:rFonts w:ascii="Times New Roman" w:hAnsi="Times New Roman" w:cs="Times New Roman"/>
+          <w:spacing w:val="-10"/>
+        </w:rPr>
+        <w:t>cấu</w:t>
+      </w:r>
+      <w:proofErr w:type="spellEnd"/>
+      <w:r>
+        <w:rPr>
+          <w:rFonts w:ascii="Times New Roman" w:hAnsi="Times New Roman" w:cs="Times New Roman"/>
+          <w:spacing w:val="-10"/>
+        </w:rPr>
+        <w:t xml:space="preserve"> </w:t>
+      </w:r>
+      <w:proofErr w:type="spellStart"/>
+      <w:r>
+        <w:rPr>
+          <w:rFonts w:ascii="Times New Roman" w:hAnsi="Times New Roman" w:cs="Times New Roman"/>
+          <w:spacing w:val="-10"/>
+        </w:rPr>
+        <w:t>tổ</w:t>
+      </w:r>
+      <w:proofErr w:type="spellEnd"/>
+      <w:r>
+        <w:rPr>
+          <w:rFonts w:ascii="Times New Roman" w:hAnsi="Times New Roman" w:cs="Times New Roman"/>
+          <w:spacing w:val="-10"/>
+        </w:rPr>
+        <w:t xml:space="preserve"> </w:t>
+      </w:r>
+      <w:proofErr w:type="spellStart"/>
+      <w:r>
+        <w:rPr>
+          <w:rFonts w:ascii="Times New Roman" w:hAnsi="Times New Roman" w:cs="Times New Roman"/>
+          <w:spacing w:val="-10"/>
+        </w:rPr>
+        <w:t>chức</w:t>
+      </w:r>
+      <w:proofErr w:type="spellEnd"/>
+      <w:r>
+        <w:rPr>
+          <w:rFonts w:ascii="Times New Roman" w:hAnsi="Times New Roman" w:cs="Times New Roman"/>
+          <w:spacing w:val="-10"/>
+        </w:rPr>
+        <w:t xml:space="preserve"> </w:t>
+      </w:r>
+      <w:proofErr w:type="spellStart"/>
+      <w:r>
+        <w:rPr>
+          <w:rFonts w:ascii="Times New Roman" w:hAnsi="Times New Roman" w:cs="Times New Roman"/>
+          <w:spacing w:val="-10"/>
+        </w:rPr>
+        <w:t>quản</w:t>
+      </w:r>
+      <w:proofErr w:type="spellEnd"/>
+      <w:r>
+        <w:rPr>
+          <w:rFonts w:ascii="Times New Roman" w:hAnsi="Times New Roman" w:cs="Times New Roman"/>
+          <w:spacing w:val="-10"/>
+        </w:rPr>
+        <w:t xml:space="preserve"> </w:t>
+      </w:r>
+      <w:proofErr w:type="spellStart"/>
+      <w:r>
+        <w:rPr>
+          <w:rFonts w:ascii="Times New Roman" w:hAnsi="Times New Roman" w:cs="Times New Roman"/>
+          <w:spacing w:val="-10"/>
+        </w:rPr>
+        <w:t>lý</w:t>
+      </w:r>
+      <w:proofErr w:type="spellEnd"/>
+      <w:r>
+        <w:rPr>
+          <w:rFonts w:ascii="Times New Roman" w:hAnsi="Times New Roman" w:cs="Times New Roman"/>
+          <w:spacing w:val="-10"/>
+        </w:rPr>
+        <w:t xml:space="preserve"> </w:t>
+      </w:r>
+      <w:proofErr w:type="spellStart"/>
+      <w:r>
+        <w:rPr>
+          <w:rFonts w:ascii="Times New Roman" w:hAnsi="Times New Roman" w:cs="Times New Roman"/>
+          <w:spacing w:val="-10"/>
+        </w:rPr>
+        <w:t>công</w:t>
+      </w:r>
+      <w:proofErr w:type="spellEnd"/>
+      <w:r>
+        <w:rPr>
+          <w:rFonts w:ascii="Times New Roman" w:hAnsi="Times New Roman" w:cs="Times New Roman"/>
+          <w:spacing w:val="-10"/>
+        </w:rPr>
+        <w:t xml:space="preserve"> ty; </w:t>
+      </w:r>
+      <w:proofErr w:type="spellStart"/>
+      <w:r>
+        <w:rPr>
+          <w:rFonts w:ascii="Times New Roman" w:hAnsi="Times New Roman" w:cs="Times New Roman"/>
+          <w:spacing w:val="-10"/>
+        </w:rPr>
+        <w:t>tổ</w:t>
+      </w:r>
+      <w:proofErr w:type="spellEnd"/>
+      <w:r>
+        <w:rPr>
+          <w:rFonts w:ascii="Times New Roman" w:hAnsi="Times New Roman" w:cs="Times New Roman"/>
+          <w:spacing w:val="-10"/>
+        </w:rPr>
+        <w:t xml:space="preserve"> </w:t>
+      </w:r>
+      <w:proofErr w:type="spellStart"/>
+      <w:r>
+        <w:rPr>
+          <w:rFonts w:ascii="Times New Roman" w:hAnsi="Times New Roman" w:cs="Times New Roman"/>
+          <w:spacing w:val="-10"/>
+        </w:rPr>
+        <w:t>chức</w:t>
+      </w:r>
+      <w:proofErr w:type="spellEnd"/>
+      <w:r>
+        <w:rPr>
+          <w:rFonts w:ascii="Times New Roman" w:hAnsi="Times New Roman" w:cs="Times New Roman"/>
+          <w:spacing w:val="-10"/>
+        </w:rPr>
+        <w:t xml:space="preserve"> </w:t>
+      </w:r>
+      <w:proofErr w:type="spellStart"/>
+      <w:r>
+        <w:rPr>
+          <w:rFonts w:ascii="Times New Roman" w:hAnsi="Times New Roman" w:cs="Times New Roman"/>
+          <w:spacing w:val="-10"/>
+        </w:rPr>
+        <w:t>lại</w:t>
+      </w:r>
+      <w:proofErr w:type="spellEnd"/>
+      <w:r>
+        <w:rPr>
+          <w:rFonts w:ascii="Times New Roman" w:hAnsi="Times New Roman" w:cs="Times New Roman"/>
+          <w:spacing w:val="-10"/>
+        </w:rPr>
+        <w:t xml:space="preserve">, </w:t>
+      </w:r>
+      <w:proofErr w:type="spellStart"/>
+      <w:r>
+        <w:rPr>
+          <w:rFonts w:ascii="Times New Roman" w:hAnsi="Times New Roman" w:cs="Times New Roman"/>
+          <w:spacing w:val="-10"/>
+        </w:rPr>
+        <w:t>giải</w:t>
+      </w:r>
+      <w:proofErr w:type="spellEnd"/>
+      <w:r>
+        <w:rPr>
+          <w:rFonts w:ascii="Times New Roman" w:hAnsi="Times New Roman" w:cs="Times New Roman"/>
+          <w:spacing w:val="-10"/>
+        </w:rPr>
+        <w:t xml:space="preserve"> </w:t>
+      </w:r>
+      <w:proofErr w:type="spellStart"/>
+      <w:r>
+        <w:rPr>
+          <w:rFonts w:ascii="Times New Roman" w:hAnsi="Times New Roman" w:cs="Times New Roman"/>
+          <w:spacing w:val="-10"/>
+        </w:rPr>
+        <w:t>thể</w:t>
+      </w:r>
+      <w:proofErr w:type="spellEnd"/>
+      <w:r>
+        <w:rPr>
+          <w:rFonts w:ascii="Times New Roman" w:hAnsi="Times New Roman" w:cs="Times New Roman"/>
+          <w:spacing w:val="-10"/>
+        </w:rPr>
+        <w:t xml:space="preserve"> </w:t>
+      </w:r>
+      <w:proofErr w:type="spellStart"/>
+      <w:r>
+        <w:rPr>
+          <w:rFonts w:ascii="Times New Roman" w:hAnsi="Times New Roman" w:cs="Times New Roman"/>
+          <w:spacing w:val="-10"/>
+        </w:rPr>
+        <w:t>công</w:t>
+      </w:r>
+      <w:proofErr w:type="spellEnd"/>
+      <w:r>
+        <w:rPr>
+          <w:rFonts w:ascii="Times New Roman" w:hAnsi="Times New Roman" w:cs="Times New Roman"/>
+          <w:spacing w:val="-10"/>
+        </w:rPr>
+        <w:t xml:space="preserve"> ty.</w:t>
       </w:r>
     </w:p>
   </w:footnote>
@@ -1884,7 +5812,217 @@
         <w:rPr>
           <w:spacing w:val="-10"/>
         </w:rPr>
-        <w:t xml:space="preserve"> - Người đại diện theo pháp luật của doanh nghiệp ký trực tiếp vào phần này. </w:t>
+        <w:t xml:space="preserve"> - </w:t>
+      </w:r>
+      <w:proofErr w:type="spellStart"/>
+      <w:r>
+        <w:rPr>
+          <w:spacing w:val="-10"/>
+        </w:rPr>
+        <w:t>Người</w:t>
+      </w:r>
+      <w:proofErr w:type="spellEnd"/>
+      <w:r>
+        <w:rPr>
+          <w:spacing w:val="-10"/>
+        </w:rPr>
+        <w:t xml:space="preserve"> </w:t>
+      </w:r>
+      <w:proofErr w:type="spellStart"/>
+      <w:r>
+        <w:rPr>
+          <w:spacing w:val="-10"/>
+        </w:rPr>
+        <w:t>đại</w:t>
+      </w:r>
+      <w:proofErr w:type="spellEnd"/>
+      <w:r>
+        <w:rPr>
+          <w:spacing w:val="-10"/>
+        </w:rPr>
+        <w:t xml:space="preserve"> </w:t>
+      </w:r>
+      <w:proofErr w:type="spellStart"/>
+      <w:r>
+        <w:rPr>
+          <w:spacing w:val="-10"/>
+        </w:rPr>
+        <w:t>diện</w:t>
+      </w:r>
+      <w:proofErr w:type="spellEnd"/>
+      <w:r>
+        <w:rPr>
+          <w:spacing w:val="-10"/>
+        </w:rPr>
+        <w:t xml:space="preserve"> </w:t>
+      </w:r>
+      <w:proofErr w:type="spellStart"/>
+      <w:r>
+        <w:rPr>
+          <w:spacing w:val="-10"/>
+        </w:rPr>
+        <w:t>theo</w:t>
+      </w:r>
+      <w:proofErr w:type="spellEnd"/>
+      <w:r>
+        <w:rPr>
+          <w:spacing w:val="-10"/>
+        </w:rPr>
+        <w:t xml:space="preserve"> </w:t>
+      </w:r>
+      <w:proofErr w:type="spellStart"/>
+      <w:r>
+        <w:rPr>
+          <w:spacing w:val="-10"/>
+        </w:rPr>
+        <w:t>pháp</w:t>
+      </w:r>
+      <w:proofErr w:type="spellEnd"/>
+      <w:r>
+        <w:rPr>
+          <w:spacing w:val="-10"/>
+        </w:rPr>
+        <w:t xml:space="preserve"> </w:t>
+      </w:r>
+      <w:proofErr w:type="spellStart"/>
+      <w:r>
+        <w:rPr>
+          <w:spacing w:val="-10"/>
+        </w:rPr>
+        <w:t>luật</w:t>
+      </w:r>
+      <w:proofErr w:type="spellEnd"/>
+      <w:r>
+        <w:rPr>
+          <w:spacing w:val="-10"/>
+        </w:rPr>
+        <w:t xml:space="preserve"> </w:t>
+      </w:r>
+      <w:proofErr w:type="spellStart"/>
+      <w:r>
+        <w:rPr>
+          <w:spacing w:val="-10"/>
+        </w:rPr>
+        <w:t>của</w:t>
+      </w:r>
+      <w:proofErr w:type="spellEnd"/>
+      <w:r>
+        <w:rPr>
+          <w:spacing w:val="-10"/>
+        </w:rPr>
+        <w:t xml:space="preserve"> </w:t>
+      </w:r>
+      <w:proofErr w:type="spellStart"/>
+      <w:r>
+        <w:rPr>
+          <w:spacing w:val="-10"/>
+        </w:rPr>
+        <w:t>doanh</w:t>
+      </w:r>
+      <w:proofErr w:type="spellEnd"/>
+      <w:r>
+        <w:rPr>
+          <w:spacing w:val="-10"/>
+        </w:rPr>
+        <w:t xml:space="preserve"> </w:t>
+      </w:r>
+      <w:proofErr w:type="spellStart"/>
+      <w:r>
+        <w:rPr>
+          <w:spacing w:val="-10"/>
+        </w:rPr>
+        <w:t>nghiệp</w:t>
+      </w:r>
+      <w:proofErr w:type="spellEnd"/>
+      <w:r>
+        <w:rPr>
+          <w:spacing w:val="-10"/>
+        </w:rPr>
+        <w:t xml:space="preserve"> </w:t>
+      </w:r>
+      <w:proofErr w:type="spellStart"/>
+      <w:r>
+        <w:rPr>
+          <w:spacing w:val="-10"/>
+        </w:rPr>
+        <w:t>ký</w:t>
+      </w:r>
+      <w:proofErr w:type="spellEnd"/>
+      <w:r>
+        <w:rPr>
+          <w:spacing w:val="-10"/>
+        </w:rPr>
+        <w:t xml:space="preserve"> </w:t>
+      </w:r>
+      <w:proofErr w:type="spellStart"/>
+      <w:r>
+        <w:rPr>
+          <w:spacing w:val="-10"/>
+        </w:rPr>
+        <w:t>trực</w:t>
+      </w:r>
+      <w:proofErr w:type="spellEnd"/>
+      <w:r>
+        <w:rPr>
+          <w:spacing w:val="-10"/>
+        </w:rPr>
+        <w:t xml:space="preserve"> </w:t>
+      </w:r>
+      <w:proofErr w:type="spellStart"/>
+      <w:r>
+        <w:rPr>
+          <w:spacing w:val="-10"/>
+        </w:rPr>
+        <w:t>tiếp</w:t>
+      </w:r>
+      <w:proofErr w:type="spellEnd"/>
+      <w:r>
+        <w:rPr>
+          <w:spacing w:val="-10"/>
+        </w:rPr>
+        <w:t xml:space="preserve"> </w:t>
+      </w:r>
+      <w:proofErr w:type="spellStart"/>
+      <w:r>
+        <w:rPr>
+          <w:spacing w:val="-10"/>
+        </w:rPr>
+        <w:t>vào</w:t>
+      </w:r>
+      <w:proofErr w:type="spellEnd"/>
+      <w:r>
+        <w:rPr>
+          <w:spacing w:val="-10"/>
+        </w:rPr>
+        <w:t xml:space="preserve"> </w:t>
+      </w:r>
+      <w:proofErr w:type="spellStart"/>
+      <w:r>
+        <w:rPr>
+          <w:spacing w:val="-10"/>
+        </w:rPr>
+        <w:t>phần</w:t>
+      </w:r>
+      <w:proofErr w:type="spellEnd"/>
+      <w:r>
+        <w:rPr>
+          <w:spacing w:val="-10"/>
+        </w:rPr>
+        <w:t xml:space="preserve"> </w:t>
+      </w:r>
+      <w:proofErr w:type="spellStart"/>
+      <w:r>
+        <w:rPr>
+          <w:spacing w:val="-10"/>
+        </w:rPr>
+        <w:t>này</w:t>
+      </w:r>
+      <w:proofErr w:type="spellEnd"/>
+      <w:r>
+        <w:rPr>
+          <w:spacing w:val="-10"/>
+        </w:rPr>
+        <w:t xml:space="preserve">. </w:t>
       </w:r>
     </w:p>
     <w:p>
@@ -1899,7 +6037,553 @@
         <w:rPr>
           <w:spacing w:val="-10"/>
         </w:rPr>
-        <w:t xml:space="preserve">- Trường hợp đăng ký chuyển đổi loại hình doanh nghiệp đồng thời đăng ký thay đổi người đại diện theo pháp luật thì Chủ tịch Hội đồng quản trị của công ty sau chuyển đổi ký trực tiếp vào phần này. </w:t>
+        <w:t xml:space="preserve">- Trường </w:t>
+      </w:r>
+      <w:proofErr w:type="spellStart"/>
+      <w:r>
+        <w:rPr>
+          <w:spacing w:val="-10"/>
+        </w:rPr>
+        <w:t>hợp</w:t>
+      </w:r>
+      <w:proofErr w:type="spellEnd"/>
+      <w:r>
+        <w:rPr>
+          <w:spacing w:val="-10"/>
+        </w:rPr>
+        <w:t xml:space="preserve"> </w:t>
+      </w:r>
+      <w:proofErr w:type="spellStart"/>
+      <w:r>
+        <w:rPr>
+          <w:spacing w:val="-10"/>
+        </w:rPr>
+        <w:t>đăng</w:t>
+      </w:r>
+      <w:proofErr w:type="spellEnd"/>
+      <w:r>
+        <w:rPr>
+          <w:spacing w:val="-10"/>
+        </w:rPr>
+        <w:t xml:space="preserve"> </w:t>
+      </w:r>
+      <w:proofErr w:type="spellStart"/>
+      <w:r>
+        <w:rPr>
+          <w:spacing w:val="-10"/>
+        </w:rPr>
+        <w:t>ký</w:t>
+      </w:r>
+      <w:proofErr w:type="spellEnd"/>
+      <w:r>
+        <w:rPr>
+          <w:spacing w:val="-10"/>
+        </w:rPr>
+        <w:t xml:space="preserve"> </w:t>
+      </w:r>
+      <w:proofErr w:type="spellStart"/>
+      <w:r>
+        <w:rPr>
+          <w:spacing w:val="-10"/>
+        </w:rPr>
+        <w:t>chuyển</w:t>
+      </w:r>
+      <w:proofErr w:type="spellEnd"/>
+      <w:r>
+        <w:rPr>
+          <w:spacing w:val="-10"/>
+        </w:rPr>
+        <w:t xml:space="preserve"> </w:t>
+      </w:r>
+      <w:proofErr w:type="spellStart"/>
+      <w:r>
+        <w:rPr>
+          <w:spacing w:val="-10"/>
+        </w:rPr>
+        <w:t>đổi</w:t>
+      </w:r>
+      <w:proofErr w:type="spellEnd"/>
+      <w:r>
+        <w:rPr>
+          <w:spacing w:val="-10"/>
+        </w:rPr>
+        <w:t xml:space="preserve"> </w:t>
+      </w:r>
+      <w:proofErr w:type="spellStart"/>
+      <w:r>
+        <w:rPr>
+          <w:spacing w:val="-10"/>
+        </w:rPr>
+        <w:t>loại</w:t>
+      </w:r>
+      <w:proofErr w:type="spellEnd"/>
+      <w:r>
+        <w:rPr>
+          <w:spacing w:val="-10"/>
+        </w:rPr>
+        <w:t xml:space="preserve"> </w:t>
+      </w:r>
+      <w:proofErr w:type="spellStart"/>
+      <w:r>
+        <w:rPr>
+          <w:spacing w:val="-10"/>
+        </w:rPr>
+        <w:t>hình</w:t>
+      </w:r>
+      <w:proofErr w:type="spellEnd"/>
+      <w:r>
+        <w:rPr>
+          <w:spacing w:val="-10"/>
+        </w:rPr>
+        <w:t xml:space="preserve"> </w:t>
+      </w:r>
+      <w:proofErr w:type="spellStart"/>
+      <w:r>
+        <w:rPr>
+          <w:spacing w:val="-10"/>
+        </w:rPr>
+        <w:t>doanh</w:t>
+      </w:r>
+      <w:proofErr w:type="spellEnd"/>
+      <w:r>
+        <w:rPr>
+          <w:spacing w:val="-10"/>
+        </w:rPr>
+        <w:t xml:space="preserve"> </w:t>
+      </w:r>
+      <w:proofErr w:type="spellStart"/>
+      <w:r>
+        <w:rPr>
+          <w:spacing w:val="-10"/>
+        </w:rPr>
+        <w:t>nghiệp</w:t>
+      </w:r>
+      <w:proofErr w:type="spellEnd"/>
+      <w:r>
+        <w:rPr>
+          <w:spacing w:val="-10"/>
+        </w:rPr>
+        <w:t xml:space="preserve"> </w:t>
+      </w:r>
+      <w:proofErr w:type="spellStart"/>
+      <w:r>
+        <w:rPr>
+          <w:spacing w:val="-10"/>
+        </w:rPr>
+        <w:t>đồng</w:t>
+      </w:r>
+      <w:proofErr w:type="spellEnd"/>
+      <w:r>
+        <w:rPr>
+          <w:spacing w:val="-10"/>
+        </w:rPr>
+        <w:t xml:space="preserve"> </w:t>
+      </w:r>
+      <w:proofErr w:type="spellStart"/>
+      <w:r>
+        <w:rPr>
+          <w:spacing w:val="-10"/>
+        </w:rPr>
+        <w:t>thời</w:t>
+      </w:r>
+      <w:proofErr w:type="spellEnd"/>
+      <w:r>
+        <w:rPr>
+          <w:spacing w:val="-10"/>
+        </w:rPr>
+        <w:t xml:space="preserve"> </w:t>
+      </w:r>
+      <w:proofErr w:type="spellStart"/>
+      <w:r>
+        <w:rPr>
+          <w:spacing w:val="-10"/>
+        </w:rPr>
+        <w:t>đăng</w:t>
+      </w:r>
+      <w:proofErr w:type="spellEnd"/>
+      <w:r>
+        <w:rPr>
+          <w:spacing w:val="-10"/>
+        </w:rPr>
+        <w:t xml:space="preserve"> </w:t>
+      </w:r>
+      <w:proofErr w:type="spellStart"/>
+      <w:r>
+        <w:rPr>
+          <w:spacing w:val="-10"/>
+        </w:rPr>
+        <w:t>ký</w:t>
+      </w:r>
+      <w:proofErr w:type="spellEnd"/>
+      <w:r>
+        <w:rPr>
+          <w:spacing w:val="-10"/>
+        </w:rPr>
+        <w:t xml:space="preserve"> </w:t>
+      </w:r>
+      <w:proofErr w:type="spellStart"/>
+      <w:r>
+        <w:rPr>
+          <w:spacing w:val="-10"/>
+        </w:rPr>
+        <w:t>thay</w:t>
+      </w:r>
+      <w:proofErr w:type="spellEnd"/>
+      <w:r>
+        <w:rPr>
+          <w:spacing w:val="-10"/>
+        </w:rPr>
+        <w:t xml:space="preserve"> </w:t>
+      </w:r>
+      <w:proofErr w:type="spellStart"/>
+      <w:r>
+        <w:rPr>
+          <w:spacing w:val="-10"/>
+        </w:rPr>
+        <w:t>đổi</w:t>
+      </w:r>
+      <w:proofErr w:type="spellEnd"/>
+      <w:r>
+        <w:rPr>
+          <w:spacing w:val="-10"/>
+        </w:rPr>
+        <w:t xml:space="preserve"> </w:t>
+      </w:r>
+      <w:proofErr w:type="spellStart"/>
+      <w:r>
+        <w:rPr>
+          <w:spacing w:val="-10"/>
+        </w:rPr>
+        <w:t>người</w:t>
+      </w:r>
+      <w:proofErr w:type="spellEnd"/>
+      <w:r>
+        <w:rPr>
+          <w:spacing w:val="-10"/>
+        </w:rPr>
+        <w:t xml:space="preserve"> </w:t>
+      </w:r>
+      <w:proofErr w:type="spellStart"/>
+      <w:r>
+        <w:rPr>
+          <w:spacing w:val="-10"/>
+        </w:rPr>
+        <w:t>đại</w:t>
+      </w:r>
+      <w:proofErr w:type="spellEnd"/>
+      <w:r>
+        <w:rPr>
+          <w:spacing w:val="-10"/>
+        </w:rPr>
+        <w:t xml:space="preserve"> </w:t>
+      </w:r>
+      <w:proofErr w:type="spellStart"/>
+      <w:r>
+        <w:rPr>
+          <w:spacing w:val="-10"/>
+        </w:rPr>
+        <w:t>diện</w:t>
+      </w:r>
+      <w:proofErr w:type="spellEnd"/>
+      <w:r>
+        <w:rPr>
+          <w:spacing w:val="-10"/>
+        </w:rPr>
+        <w:t xml:space="preserve"> </w:t>
+      </w:r>
+      <w:proofErr w:type="spellStart"/>
+      <w:r>
+        <w:rPr>
+          <w:spacing w:val="-10"/>
+        </w:rPr>
+        <w:t>theo</w:t>
+      </w:r>
+      <w:proofErr w:type="spellEnd"/>
+      <w:r>
+        <w:rPr>
+          <w:spacing w:val="-10"/>
+        </w:rPr>
+        <w:t xml:space="preserve"> </w:t>
+      </w:r>
+      <w:proofErr w:type="spellStart"/>
+      <w:r>
+        <w:rPr>
+          <w:spacing w:val="-10"/>
+        </w:rPr>
+        <w:t>pháp</w:t>
+      </w:r>
+      <w:proofErr w:type="spellEnd"/>
+      <w:r>
+        <w:rPr>
+          <w:spacing w:val="-10"/>
+        </w:rPr>
+        <w:t xml:space="preserve"> </w:t>
+      </w:r>
+      <w:proofErr w:type="spellStart"/>
+      <w:r>
+        <w:rPr>
+          <w:spacing w:val="-10"/>
+        </w:rPr>
+        <w:t>luật</w:t>
+      </w:r>
+      <w:proofErr w:type="spellEnd"/>
+      <w:r>
+        <w:rPr>
+          <w:spacing w:val="-10"/>
+        </w:rPr>
+        <w:t xml:space="preserve"> </w:t>
+      </w:r>
+      <w:proofErr w:type="spellStart"/>
+      <w:r>
+        <w:rPr>
+          <w:spacing w:val="-10"/>
+        </w:rPr>
+        <w:t>thì</w:t>
+      </w:r>
+      <w:proofErr w:type="spellEnd"/>
+      <w:r>
+        <w:rPr>
+          <w:spacing w:val="-10"/>
+        </w:rPr>
+        <w:t xml:space="preserve"> </w:t>
+      </w:r>
+      <w:proofErr w:type="spellStart"/>
+      <w:r>
+        <w:rPr>
+          <w:spacing w:val="-10"/>
+        </w:rPr>
+        <w:t>Chủ</w:t>
+      </w:r>
+      <w:proofErr w:type="spellEnd"/>
+      <w:r>
+        <w:rPr>
+          <w:spacing w:val="-10"/>
+        </w:rPr>
+        <w:t xml:space="preserve"> </w:t>
+      </w:r>
+      <w:proofErr w:type="spellStart"/>
+      <w:r>
+        <w:rPr>
+          <w:spacing w:val="-10"/>
+        </w:rPr>
+        <w:t>tịch</w:t>
+      </w:r>
+      <w:proofErr w:type="spellEnd"/>
+      <w:r>
+        <w:rPr>
+          <w:spacing w:val="-10"/>
+        </w:rPr>
+        <w:t xml:space="preserve"> </w:t>
+      </w:r>
+      <w:proofErr w:type="spellStart"/>
+      <w:r>
+        <w:rPr>
+          <w:spacing w:val="-10"/>
+        </w:rPr>
+        <w:t>Hội</w:t>
+      </w:r>
+      <w:proofErr w:type="spellEnd"/>
+      <w:r>
+        <w:rPr>
+          <w:spacing w:val="-10"/>
+        </w:rPr>
+        <w:t xml:space="preserve"> </w:t>
+      </w:r>
+      <w:proofErr w:type="spellStart"/>
+      <w:r>
+        <w:rPr>
+          <w:spacing w:val="-10"/>
+        </w:rPr>
+        <w:t>đồng</w:t>
+      </w:r>
+      <w:proofErr w:type="spellEnd"/>
+      <w:r>
+        <w:rPr>
+          <w:spacing w:val="-10"/>
+        </w:rPr>
+        <w:t xml:space="preserve"> </w:t>
+      </w:r>
+      <w:proofErr w:type="spellStart"/>
+      <w:r>
+        <w:rPr>
+          <w:spacing w:val="-10"/>
+        </w:rPr>
+        <w:t>quản</w:t>
+      </w:r>
+      <w:proofErr w:type="spellEnd"/>
+      <w:r>
+        <w:rPr>
+          <w:spacing w:val="-10"/>
+        </w:rPr>
+        <w:t xml:space="preserve"> </w:t>
+      </w:r>
+      <w:proofErr w:type="spellStart"/>
+      <w:r>
+        <w:rPr>
+          <w:spacing w:val="-10"/>
+        </w:rPr>
+        <w:t>trị</w:t>
+      </w:r>
+      <w:proofErr w:type="spellEnd"/>
+      <w:r>
+        <w:rPr>
+          <w:spacing w:val="-10"/>
+        </w:rPr>
+        <w:t xml:space="preserve"> </w:t>
+      </w:r>
+      <w:proofErr w:type="spellStart"/>
+      <w:r>
+        <w:rPr>
+          <w:spacing w:val="-10"/>
+        </w:rPr>
+        <w:t>của</w:t>
+      </w:r>
+      <w:proofErr w:type="spellEnd"/>
+      <w:r>
+        <w:rPr>
+          <w:spacing w:val="-10"/>
+        </w:rPr>
+        <w:t xml:space="preserve"> </w:t>
+      </w:r>
+      <w:proofErr w:type="spellStart"/>
+      <w:r>
+        <w:rPr>
+          <w:spacing w:val="-10"/>
+        </w:rPr>
+        <w:t>công</w:t>
+      </w:r>
+      <w:proofErr w:type="spellEnd"/>
+      <w:r>
+        <w:rPr>
+          <w:spacing w:val="-10"/>
+        </w:rPr>
+        <w:t xml:space="preserve"> ty </w:t>
+      </w:r>
+      <w:proofErr w:type="spellStart"/>
+      <w:r>
+        <w:rPr>
+          <w:spacing w:val="-10"/>
+        </w:rPr>
+        <w:t>sau</w:t>
+      </w:r>
+      <w:proofErr w:type="spellEnd"/>
+      <w:r>
+        <w:rPr>
+          <w:spacing w:val="-10"/>
+        </w:rPr>
+        <w:t xml:space="preserve"> </w:t>
+      </w:r>
+      <w:proofErr w:type="spellStart"/>
+      <w:r>
+        <w:rPr>
+          <w:spacing w:val="-10"/>
+        </w:rPr>
+        <w:t>chuyển</w:t>
+      </w:r>
+      <w:proofErr w:type="spellEnd"/>
+      <w:r>
+        <w:rPr>
+          <w:spacing w:val="-10"/>
+        </w:rPr>
+        <w:t xml:space="preserve"> </w:t>
+      </w:r>
+      <w:proofErr w:type="spellStart"/>
+      <w:r>
+        <w:rPr>
+          <w:spacing w:val="-10"/>
+        </w:rPr>
+        <w:t>đổi</w:t>
+      </w:r>
+      <w:proofErr w:type="spellEnd"/>
+      <w:r>
+        <w:rPr>
+          <w:spacing w:val="-10"/>
+        </w:rPr>
+        <w:t xml:space="preserve"> </w:t>
+      </w:r>
+      <w:proofErr w:type="spellStart"/>
+      <w:r>
+        <w:rPr>
+          <w:spacing w:val="-10"/>
+        </w:rPr>
+        <w:t>ký</w:t>
+      </w:r>
+      <w:proofErr w:type="spellEnd"/>
+      <w:r>
+        <w:rPr>
+          <w:spacing w:val="-10"/>
+        </w:rPr>
+        <w:t xml:space="preserve"> </w:t>
+      </w:r>
+      <w:proofErr w:type="spellStart"/>
+      <w:r>
+        <w:rPr>
+          <w:spacing w:val="-10"/>
+        </w:rPr>
+        <w:t>trực</w:t>
+      </w:r>
+      <w:proofErr w:type="spellEnd"/>
+      <w:r>
+        <w:rPr>
+          <w:spacing w:val="-10"/>
+        </w:rPr>
+        <w:t xml:space="preserve"> </w:t>
+      </w:r>
+      <w:proofErr w:type="spellStart"/>
+      <w:r>
+        <w:rPr>
+          <w:spacing w:val="-10"/>
+        </w:rPr>
+        <w:t>tiếp</w:t>
+      </w:r>
+      <w:proofErr w:type="spellEnd"/>
+      <w:r>
+        <w:rPr>
+          <w:spacing w:val="-10"/>
+        </w:rPr>
+        <w:t xml:space="preserve"> </w:t>
+      </w:r>
+      <w:proofErr w:type="spellStart"/>
+      <w:r>
+        <w:rPr>
+          <w:spacing w:val="-10"/>
+        </w:rPr>
+        <w:t>vào</w:t>
+      </w:r>
+      <w:proofErr w:type="spellEnd"/>
+      <w:r>
+        <w:rPr>
+          <w:spacing w:val="-10"/>
+        </w:rPr>
+        <w:t xml:space="preserve"> </w:t>
+      </w:r>
+      <w:proofErr w:type="spellStart"/>
+      <w:r>
+        <w:rPr>
+          <w:spacing w:val="-10"/>
+        </w:rPr>
+        <w:t>phần</w:t>
+      </w:r>
+      <w:proofErr w:type="spellEnd"/>
+      <w:r>
+        <w:rPr>
+          <w:spacing w:val="-10"/>
+        </w:rPr>
+        <w:t xml:space="preserve"> </w:t>
+      </w:r>
+      <w:proofErr w:type="spellStart"/>
+      <w:r>
+        <w:rPr>
+          <w:spacing w:val="-10"/>
+        </w:rPr>
+        <w:t>này</w:t>
+      </w:r>
+      <w:proofErr w:type="spellEnd"/>
+      <w:r>
+        <w:rPr>
+          <w:spacing w:val="-10"/>
+        </w:rPr>
+        <w:t xml:space="preserve">. </w:t>
       </w:r>
     </w:p>
     <w:p>
@@ -1914,7 +6598,399 @@
         <w:rPr>
           <w:spacing w:val="-10"/>
         </w:rPr>
-        <w:t>- Trường hợp Tòa án hoặc Trọng tài chỉ định người thực hiện thủ tục đăng ký doanh nghiệp thì người được chỉ định ký trực tiếp vào phần này.</w:t>
+        <w:t xml:space="preserve">- Trường </w:t>
+      </w:r>
+      <w:proofErr w:type="spellStart"/>
+      <w:r>
+        <w:rPr>
+          <w:spacing w:val="-10"/>
+        </w:rPr>
+        <w:t>hợp</w:t>
+      </w:r>
+      <w:proofErr w:type="spellEnd"/>
+      <w:r>
+        <w:rPr>
+          <w:spacing w:val="-10"/>
+        </w:rPr>
+        <w:t xml:space="preserve"> </w:t>
+      </w:r>
+      <w:proofErr w:type="spellStart"/>
+      <w:r>
+        <w:rPr>
+          <w:spacing w:val="-10"/>
+        </w:rPr>
+        <w:t>Tòa</w:t>
+      </w:r>
+      <w:proofErr w:type="spellEnd"/>
+      <w:r>
+        <w:rPr>
+          <w:spacing w:val="-10"/>
+        </w:rPr>
+        <w:t xml:space="preserve"> </w:t>
+      </w:r>
+      <w:proofErr w:type="spellStart"/>
+      <w:r>
+        <w:rPr>
+          <w:spacing w:val="-10"/>
+        </w:rPr>
+        <w:t>án</w:t>
+      </w:r>
+      <w:proofErr w:type="spellEnd"/>
+      <w:r>
+        <w:rPr>
+          <w:spacing w:val="-10"/>
+        </w:rPr>
+        <w:t xml:space="preserve"> </w:t>
+      </w:r>
+      <w:proofErr w:type="spellStart"/>
+      <w:r>
+        <w:rPr>
+          <w:spacing w:val="-10"/>
+        </w:rPr>
+        <w:t>hoặc</w:t>
+      </w:r>
+      <w:proofErr w:type="spellEnd"/>
+      <w:r>
+        <w:rPr>
+          <w:spacing w:val="-10"/>
+        </w:rPr>
+        <w:t xml:space="preserve"> </w:t>
+      </w:r>
+      <w:proofErr w:type="spellStart"/>
+      <w:r>
+        <w:rPr>
+          <w:spacing w:val="-10"/>
+        </w:rPr>
+        <w:t>Trọng</w:t>
+      </w:r>
+      <w:proofErr w:type="spellEnd"/>
+      <w:r>
+        <w:rPr>
+          <w:spacing w:val="-10"/>
+        </w:rPr>
+        <w:t xml:space="preserve"> </w:t>
+      </w:r>
+      <w:proofErr w:type="spellStart"/>
+      <w:r>
+        <w:rPr>
+          <w:spacing w:val="-10"/>
+        </w:rPr>
+        <w:t>tài</w:t>
+      </w:r>
+      <w:proofErr w:type="spellEnd"/>
+      <w:r>
+        <w:rPr>
+          <w:spacing w:val="-10"/>
+        </w:rPr>
+        <w:t xml:space="preserve"> </w:t>
+      </w:r>
+      <w:proofErr w:type="spellStart"/>
+      <w:r>
+        <w:rPr>
+          <w:spacing w:val="-10"/>
+        </w:rPr>
+        <w:t>chỉ</w:t>
+      </w:r>
+      <w:proofErr w:type="spellEnd"/>
+      <w:r>
+        <w:rPr>
+          <w:spacing w:val="-10"/>
+        </w:rPr>
+        <w:t xml:space="preserve"> </w:t>
+      </w:r>
+      <w:proofErr w:type="spellStart"/>
+      <w:r>
+        <w:rPr>
+          <w:spacing w:val="-10"/>
+        </w:rPr>
+        <w:t>định</w:t>
+      </w:r>
+      <w:proofErr w:type="spellEnd"/>
+      <w:r>
+        <w:rPr>
+          <w:spacing w:val="-10"/>
+        </w:rPr>
+        <w:t xml:space="preserve"> </w:t>
+      </w:r>
+      <w:proofErr w:type="spellStart"/>
+      <w:r>
+        <w:rPr>
+          <w:spacing w:val="-10"/>
+        </w:rPr>
+        <w:t>người</w:t>
+      </w:r>
+      <w:proofErr w:type="spellEnd"/>
+      <w:r>
+        <w:rPr>
+          <w:spacing w:val="-10"/>
+        </w:rPr>
+        <w:t xml:space="preserve"> </w:t>
+      </w:r>
+      <w:proofErr w:type="spellStart"/>
+      <w:r>
+        <w:rPr>
+          <w:spacing w:val="-10"/>
+        </w:rPr>
+        <w:t>thực</w:t>
+      </w:r>
+      <w:proofErr w:type="spellEnd"/>
+      <w:r>
+        <w:rPr>
+          <w:spacing w:val="-10"/>
+        </w:rPr>
+        <w:t xml:space="preserve"> </w:t>
+      </w:r>
+      <w:proofErr w:type="spellStart"/>
+      <w:r>
+        <w:rPr>
+          <w:spacing w:val="-10"/>
+        </w:rPr>
+        <w:t>hiện</w:t>
+      </w:r>
+      <w:proofErr w:type="spellEnd"/>
+      <w:r>
+        <w:rPr>
+          <w:spacing w:val="-10"/>
+        </w:rPr>
+        <w:t xml:space="preserve"> </w:t>
+      </w:r>
+      <w:proofErr w:type="spellStart"/>
+      <w:r>
+        <w:rPr>
+          <w:spacing w:val="-10"/>
+        </w:rPr>
+        <w:t>thủ</w:t>
+      </w:r>
+      <w:proofErr w:type="spellEnd"/>
+      <w:r>
+        <w:rPr>
+          <w:spacing w:val="-10"/>
+        </w:rPr>
+        <w:t xml:space="preserve"> </w:t>
+      </w:r>
+      <w:proofErr w:type="spellStart"/>
+      <w:r>
+        <w:rPr>
+          <w:spacing w:val="-10"/>
+        </w:rPr>
+        <w:t>tục</w:t>
+      </w:r>
+      <w:proofErr w:type="spellEnd"/>
+      <w:r>
+        <w:rPr>
+          <w:spacing w:val="-10"/>
+        </w:rPr>
+        <w:t xml:space="preserve"> </w:t>
+      </w:r>
+      <w:proofErr w:type="spellStart"/>
+      <w:r>
+        <w:rPr>
+          <w:spacing w:val="-10"/>
+        </w:rPr>
+        <w:t>đăng</w:t>
+      </w:r>
+      <w:proofErr w:type="spellEnd"/>
+      <w:r>
+        <w:rPr>
+          <w:spacing w:val="-10"/>
+        </w:rPr>
+        <w:t xml:space="preserve"> </w:t>
+      </w:r>
+      <w:proofErr w:type="spellStart"/>
+      <w:r>
+        <w:rPr>
+          <w:spacing w:val="-10"/>
+        </w:rPr>
+        <w:t>ký</w:t>
+      </w:r>
+      <w:proofErr w:type="spellEnd"/>
+      <w:r>
+        <w:rPr>
+          <w:spacing w:val="-10"/>
+        </w:rPr>
+        <w:t xml:space="preserve"> </w:t>
+      </w:r>
+      <w:proofErr w:type="spellStart"/>
+      <w:r>
+        <w:rPr>
+          <w:spacing w:val="-10"/>
+        </w:rPr>
+        <w:t>doanh</w:t>
+      </w:r>
+      <w:proofErr w:type="spellEnd"/>
+      <w:r>
+        <w:rPr>
+          <w:spacing w:val="-10"/>
+        </w:rPr>
+        <w:t xml:space="preserve"> </w:t>
+      </w:r>
+      <w:proofErr w:type="spellStart"/>
+      <w:r>
+        <w:rPr>
+          <w:spacing w:val="-10"/>
+        </w:rPr>
+        <w:t>nghiệp</w:t>
+      </w:r>
+      <w:proofErr w:type="spellEnd"/>
+      <w:r>
+        <w:rPr>
+          <w:spacing w:val="-10"/>
+        </w:rPr>
+        <w:t xml:space="preserve"> </w:t>
+      </w:r>
+      <w:proofErr w:type="spellStart"/>
+      <w:r>
+        <w:rPr>
+          <w:spacing w:val="-10"/>
+        </w:rPr>
+        <w:t>thì</w:t>
+      </w:r>
+      <w:proofErr w:type="spellEnd"/>
+      <w:r>
+        <w:rPr>
+          <w:spacing w:val="-10"/>
+        </w:rPr>
+        <w:t xml:space="preserve"> </w:t>
+      </w:r>
+      <w:proofErr w:type="spellStart"/>
+      <w:r>
+        <w:rPr>
+          <w:spacing w:val="-10"/>
+        </w:rPr>
+        <w:t>người</w:t>
+      </w:r>
+      <w:proofErr w:type="spellEnd"/>
+      <w:r>
+        <w:rPr>
+          <w:spacing w:val="-10"/>
+        </w:rPr>
+        <w:t xml:space="preserve"> </w:t>
+      </w:r>
+      <w:proofErr w:type="spellStart"/>
+      <w:r>
+        <w:rPr>
+          <w:spacing w:val="-10"/>
+        </w:rPr>
+        <w:t>được</w:t>
+      </w:r>
+      <w:proofErr w:type="spellEnd"/>
+      <w:r>
+        <w:rPr>
+          <w:spacing w:val="-10"/>
+        </w:rPr>
+        <w:t xml:space="preserve"> </w:t>
+      </w:r>
+      <w:proofErr w:type="spellStart"/>
+      <w:r>
+        <w:rPr>
+          <w:spacing w:val="-10"/>
+        </w:rPr>
+        <w:t>chỉ</w:t>
+      </w:r>
+      <w:proofErr w:type="spellEnd"/>
+      <w:r>
+        <w:rPr>
+          <w:spacing w:val="-10"/>
+        </w:rPr>
+        <w:t xml:space="preserve"> </w:t>
+      </w:r>
+      <w:proofErr w:type="spellStart"/>
+      <w:r>
+        <w:rPr>
+          <w:spacing w:val="-10"/>
+        </w:rPr>
+        <w:t>định</w:t>
+      </w:r>
+      <w:proofErr w:type="spellEnd"/>
+      <w:r>
+        <w:rPr>
+          <w:spacing w:val="-10"/>
+        </w:rPr>
+        <w:t xml:space="preserve"> </w:t>
+      </w:r>
+      <w:proofErr w:type="spellStart"/>
+      <w:r>
+        <w:rPr>
+          <w:spacing w:val="-10"/>
+        </w:rPr>
+        <w:t>ký</w:t>
+      </w:r>
+      <w:proofErr w:type="spellEnd"/>
+      <w:r>
+        <w:rPr>
+          <w:spacing w:val="-10"/>
+        </w:rPr>
+        <w:t xml:space="preserve"> </w:t>
+      </w:r>
+      <w:proofErr w:type="spellStart"/>
+      <w:r>
+        <w:rPr>
+          <w:spacing w:val="-10"/>
+        </w:rPr>
+        <w:t>trực</w:t>
+      </w:r>
+      <w:proofErr w:type="spellEnd"/>
+      <w:r>
+        <w:rPr>
+          <w:spacing w:val="-10"/>
+        </w:rPr>
+        <w:t xml:space="preserve"> </w:t>
+      </w:r>
+      <w:proofErr w:type="spellStart"/>
+      <w:r>
+        <w:rPr>
+          <w:spacing w:val="-10"/>
+        </w:rPr>
+        <w:t>tiếp</w:t>
+      </w:r>
+      <w:proofErr w:type="spellEnd"/>
+      <w:r>
+        <w:rPr>
+          <w:spacing w:val="-10"/>
+        </w:rPr>
+        <w:t xml:space="preserve"> </w:t>
+      </w:r>
+      <w:proofErr w:type="spellStart"/>
+      <w:r>
+        <w:rPr>
+          <w:spacing w:val="-10"/>
+        </w:rPr>
+        <w:t>vào</w:t>
+      </w:r>
+      <w:proofErr w:type="spellEnd"/>
+      <w:r>
+        <w:rPr>
+          <w:spacing w:val="-10"/>
+        </w:rPr>
+        <w:t xml:space="preserve"> </w:t>
+      </w:r>
+      <w:proofErr w:type="spellStart"/>
+      <w:r>
+        <w:rPr>
+          <w:spacing w:val="-10"/>
+        </w:rPr>
+        <w:t>phần</w:t>
+      </w:r>
+      <w:proofErr w:type="spellEnd"/>
+      <w:r>
+        <w:rPr>
+          <w:spacing w:val="-10"/>
+        </w:rPr>
+        <w:t xml:space="preserve"> </w:t>
+      </w:r>
+      <w:proofErr w:type="spellStart"/>
+      <w:r>
+        <w:rPr>
+          <w:spacing w:val="-10"/>
+        </w:rPr>
+        <w:t>này</w:t>
+      </w:r>
+      <w:proofErr w:type="spellEnd"/>
+      <w:r>
+        <w:rPr>
+          <w:spacing w:val="-10"/>
+        </w:rPr>
+        <w:t>.</w:t>
       </w:r>
     </w:p>
   </w:footnote>
@@ -1922,7 +6998,7 @@
 </file>
 
 <file path=word/header1.xml><?xml version="1.0" encoding="utf-8"?>
-<w:hdr xmlns:wpc="http://schemas.microsoft.com/office/word/2010/wordprocessingCanvas" xmlns:cx="http://schemas.microsoft.com/office/drawing/2014/chartex" xmlns:cx1="http://schemas.microsoft.com/office/drawing/2015/9/8/chartex" xmlns:mc="http://schemas.openxmlformats.org/markup-compatibility/2006" xmlns:o="urn:schemas-microsoft-com:office:office" xmlns:r="http://schemas.openxmlformats.org/officeDocument/2006/relationships" xmlns:m="http://schemas.openxmlformats.org/officeDocument/2006/math" xmlns:v="urn:schemas-microsoft-com:vml" xmlns:wp14="http://schemas.microsoft.com/office/word/2010/wordprocessingDrawing" xmlns:wp="http://schemas.openxmlformats.org/drawingml/2006/wordprocessingDrawing" xmlns:w10="urn:schemas-microsoft-com:office:word" xmlns:w="http://schemas.openxmlformats.org/wordprocessingml/2006/main" xmlns:w14="http://schemas.microsoft.com/office/word/2010/wordml" xmlns:w15="http://schemas.microsoft.com/office/word/2012/wordml" xmlns:w16se="http://schemas.microsoft.com/office/word/2015/wordml/symex" xmlns:wpg="http://schemas.microsoft.com/office/word/2010/wordprocessingGroup" xmlns:wpi="http://schemas.microsoft.com/office/word/2010/wordprocessingInk" xmlns:wne="http://schemas.microsoft.com/office/word/2006/wordml" xmlns:wps="http://schemas.microsoft.com/office/word/2010/wordprocessingShape" mc:Ignorable="w14 w15 w16se wp14">
+<w:hdr xmlns:wpc="http://schemas.microsoft.com/office/word/2010/wordprocessingCanvas" xmlns:cx="http://schemas.microsoft.com/office/drawing/2014/chartex" xmlns:cx1="http://schemas.microsoft.com/office/drawing/2015/9/8/chartex" xmlns:cx2="http://schemas.microsoft.com/office/drawing/2015/10/21/chartex" xmlns:cx3="http://schemas.microsoft.com/office/drawing/2016/5/9/chartex" xmlns:cx4="http://schemas.microsoft.com/office/drawing/2016/5/10/chartex" xmlns:cx5="http://schemas.microsoft.com/office/drawing/2016/5/11/chartex" xmlns:cx6="http://schemas.microsoft.com/office/drawing/2016/5/12/chartex" xmlns:cx7="http://schemas.microsoft.com/office/drawing/2016/5/13/chartex" xmlns:cx8="http://schemas.microsoft.com/office/drawing/2016/5/14/chartex" xmlns:mc="http://schemas.openxmlformats.org/markup-compatibility/2006" xmlns:aink="http://schemas.microsoft.com/office/drawing/2016/ink" xmlns:am3d="http://schemas.microsoft.com/office/drawing/2017/model3d" xmlns:o="urn:schemas-microsoft-com:office:office" xmlns:oel="http://schemas.microsoft.com/office/2019/extlst" xmlns:r="http://schemas.openxmlformats.org/officeDocument/2006/relationships" xmlns:m="http://schemas.openxmlformats.org/officeDocument/2006/math" xmlns:v="urn:schemas-microsoft-com:vml" xmlns:wp14="http://schemas.microsoft.com/office/word/2010/wordprocessingDrawing" xmlns:wp="http://schemas.openxmlformats.org/drawingml/2006/wordprocessingDrawing" xmlns:w10="urn:schemas-microsoft-com:office:word" xmlns:w="http://schemas.openxmlformats.org/wordprocessingml/2006/main" xmlns:w14="http://schemas.microsoft.com/office/word/2010/wordml" xmlns:w15="http://schemas.microsoft.com/office/word/2012/wordml" xmlns:w16cex="http://schemas.microsoft.com/office/word/2018/wordml/cex" xmlns:w16cid="http://schemas.microsoft.com/office/word/2016/wordml/cid" xmlns:w16="http://schemas.microsoft.com/office/word/2018/wordml" xmlns:w16du="http://schemas.microsoft.com/office/word/2023/wordml/word16du" xmlns:w16sdtdh="http://schemas.microsoft.com/office/word/2020/wordml/sdtdatahash" xmlns:w16sdtfl="http://schemas.microsoft.com/office/word/2024/wordml/sdtformatlock" xmlns:w16se="http://schemas.microsoft.com/office/word/2015/wordml/symex" xmlns:wpg="http://schemas.microsoft.com/office/word/2010/wordprocessingGroup" xmlns:wpi="http://schemas.microsoft.com/office/word/2010/wordprocessingInk" xmlns:wne="http://schemas.microsoft.com/office/word/2006/wordml" xmlns:wps="http://schemas.microsoft.com/office/word/2010/wordprocessingShape" mc:Ignorable="w14 w15 w16se w16cid w16 w16cex w16sdtdh w16sdtfl w16du wp14">
   <w:p>
     <w:pPr>
       <w:pStyle w:val="Header"/>
@@ -1933,7 +7009,7 @@
 </file>
 
 <file path=word/numbering.xml><?xml version="1.0" encoding="utf-8"?>
-<w:numbering xmlns:wpc="http://schemas.microsoft.com/office/word/2010/wordprocessingCanvas" xmlns:cx="http://schemas.microsoft.com/office/drawing/2014/chartex" xmlns:cx1="http://schemas.microsoft.com/office/drawing/2015/9/8/chartex" xmlns:mc="http://schemas.openxmlformats.org/markup-compatibility/2006" xmlns:o="urn:schemas-microsoft-com:office:office" xmlns:r="http://schemas.openxmlformats.org/officeDocument/2006/relationships" xmlns:m="http://schemas.openxmlformats.org/officeDocument/2006/math" xmlns:v="urn:schemas-microsoft-com:vml" xmlns:wp14="http://schemas.microsoft.com/office/word/2010/wordprocessingDrawing" xmlns:wp="http://schemas.openxmlformats.org/drawingml/2006/wordprocessingDrawing" xmlns:w10="urn:schemas-microsoft-com:office:word" xmlns:w="http://schemas.openxmlformats.org/wordprocessingml/2006/main" xmlns:w14="http://schemas.microsoft.com/office/word/2010/wordml" xmlns:w15="http://schemas.microsoft.com/office/word/2012/wordml" xmlns:w16se="http://schemas.microsoft.com/office/word/2015/wordml/symex" xmlns:wpg="http://schemas.microsoft.com/office/word/2010/wordprocessingGroup" xmlns:wpi="http://schemas.microsoft.com/office/word/2010/wordprocessingInk" xmlns:wne="http://schemas.microsoft.com/office/word/2006/wordml" xmlns:wps="http://schemas.microsoft.com/office/word/2010/wordprocessingShape" mc:Ignorable="w14 w15 w16se wp14">
+<w:numbering xmlns:wpc="http://schemas.microsoft.com/office/word/2010/wordprocessingCanvas" xmlns:cx="http://schemas.microsoft.com/office/drawing/2014/chartex" xmlns:cx1="http://schemas.microsoft.com/office/drawing/2015/9/8/chartex" xmlns:cx2="http://schemas.microsoft.com/office/drawing/2015/10/21/chartex" xmlns:cx3="http://schemas.microsoft.com/office/drawing/2016/5/9/chartex" xmlns:cx4="http://schemas.microsoft.com/office/drawing/2016/5/10/chartex" xmlns:cx5="http://schemas.microsoft.com/office/drawing/2016/5/11/chartex" xmlns:cx6="http://schemas.microsoft.com/office/drawing/2016/5/12/chartex" xmlns:cx7="http://schemas.microsoft.com/office/drawing/2016/5/13/chartex" xmlns:cx8="http://schemas.microsoft.com/office/drawing/2016/5/14/chartex" xmlns:mc="http://schemas.openxmlformats.org/markup-compatibility/2006" xmlns:aink="http://schemas.microsoft.com/office/drawing/2016/ink" xmlns:am3d="http://schemas.microsoft.com/office/drawing/2017/model3d" xmlns:o="urn:schemas-microsoft-com:office:office" xmlns:oel="http://schemas.microsoft.com/office/2019/extlst" xmlns:r="http://schemas.openxmlformats.org/officeDocument/2006/relationships" xmlns:m="http://schemas.openxmlformats.org/officeDocument/2006/math" xmlns:v="urn:schemas-microsoft-com:vml" xmlns:wp14="http://schemas.microsoft.com/office/word/2010/wordprocessingDrawing" xmlns:wp="http://schemas.openxmlformats.org/drawingml/2006/wordprocessingDrawing" xmlns:w10="urn:schemas-microsoft-com:office:word" xmlns:w="http://schemas.openxmlformats.org/wordprocessingml/2006/main" xmlns:w14="http://schemas.microsoft.com/office/word/2010/wordml" xmlns:w15="http://schemas.microsoft.com/office/word/2012/wordml" xmlns:w16cex="http://schemas.microsoft.com/office/word/2018/wordml/cex" xmlns:w16cid="http://schemas.microsoft.com/office/word/2016/wordml/cid" xmlns:w16="http://schemas.microsoft.com/office/word/2018/wordml" xmlns:w16du="http://schemas.microsoft.com/office/word/2023/wordml/word16du" xmlns:w16sdtdh="http://schemas.microsoft.com/office/word/2020/wordml/sdtdatahash" xmlns:w16sdtfl="http://schemas.microsoft.com/office/word/2024/wordml/sdtformatlock" xmlns:w16se="http://schemas.microsoft.com/office/word/2015/wordml/symex" xmlns:wpg="http://schemas.microsoft.com/office/word/2010/wordprocessingGroup" xmlns:wpi="http://schemas.microsoft.com/office/word/2010/wordprocessingInk" xmlns:wne="http://schemas.microsoft.com/office/word/2006/wordml" xmlns:wps="http://schemas.microsoft.com/office/word/2010/wordprocessingShape" mc:Ignorable="w14 w15 w16se w16cid w16 w16cex w16sdtdh w16sdtfl w16du wp14">
   <w:abstractNum w:abstractNumId="0" w15:restartNumberingAfterBreak="0">
     <w:nsid w:val="5AD55BB2"/>
     <w:multiLevelType w:val="hybridMultilevel"/>
@@ -2026,14 +7102,14 @@
       </w:pPr>
     </w:lvl>
   </w:abstractNum>
-  <w:num w:numId="1">
+  <w:num w:numId="1" w16cid:durableId="1907494799">
     <w:abstractNumId w:val="0"/>
   </w:num>
 </w:numbering>
 </file>
 
 <file path=word/styles.xml><?xml version="1.0" encoding="utf-8"?>
-<w:styles xmlns:mc="http://schemas.openxmlformats.org/markup-compatibility/2006" xmlns:r="http://schemas.openxmlformats.org/officeDocument/2006/relationships" xmlns:w="http://schemas.openxmlformats.org/wordprocessingml/2006/main" xmlns:w14="http://schemas.microsoft.com/office/word/2010/wordml" xmlns:w15="http://schemas.microsoft.com/office/word/2012/wordml" xmlns:w16se="http://schemas.microsoft.com/office/word/2015/wordml/symex" mc:Ignorable="w14 w15 w16se">
+<w:styles xmlns:mc="http://schemas.openxmlformats.org/markup-compatibility/2006" xmlns:r="http://schemas.openxmlformats.org/officeDocument/2006/relationships" xmlns:w="http://schemas.openxmlformats.org/wordprocessingml/2006/main" xmlns:w14="http://schemas.microsoft.com/office/word/2010/wordml" xmlns:w15="http://schemas.microsoft.com/office/word/2012/wordml" xmlns:w16cex="http://schemas.microsoft.com/office/word/2018/wordml/cex" xmlns:w16cid="http://schemas.microsoft.com/office/word/2016/wordml/cid" xmlns:w16="http://schemas.microsoft.com/office/word/2018/wordml" xmlns:w16du="http://schemas.microsoft.com/office/word/2023/wordml/word16du" xmlns:w16sdtdh="http://schemas.microsoft.com/office/word/2020/wordml/sdtdatahash" xmlns:w16sdtfl="http://schemas.microsoft.com/office/word/2024/wordml/sdtformatlock" xmlns:w16se="http://schemas.microsoft.com/office/word/2015/wordml/symex" mc:Ignorable="w14 w15 w16se w16cid w16 w16cex w16sdtdh w16sdtfl w16du">
   <w:docDefaults>
     <w:rPrDefault>
       <w:rPr>
@@ -2049,7 +7125,7 @@
       </w:pPr>
     </w:pPrDefault>
   </w:docDefaults>
-  <w:latentStyles w:defLockedState="0" w:defUIPriority="99" w:defSemiHidden="0" w:defUnhideWhenUsed="0" w:defQFormat="0" w:count="371">
+  <w:latentStyles w:defLockedState="0" w:defUIPriority="99" w:defSemiHidden="0" w:defUnhideWhenUsed="0" w:defQFormat="0" w:count="376">
     <w:lsdException w:name="Normal" w:uiPriority="0" w:qFormat="1"/>
     <w:lsdException w:name="heading 1" w:uiPriority="9" w:qFormat="1"/>
     <w:lsdException w:name="heading 2" w:semiHidden="1" w:uiPriority="9" w:unhideWhenUsed="1" w:qFormat="1"/>
@@ -2421,6 +7497,11 @@
     <w:lsdException w:name="List Table 5 Dark Accent 6" w:uiPriority="50"/>
     <w:lsdException w:name="List Table 6 Colorful Accent 6" w:uiPriority="51"/>
     <w:lsdException w:name="List Table 7 Colorful Accent 6" w:uiPriority="52"/>
+    <w:lsdException w:name="Mention" w:semiHidden="1" w:unhideWhenUsed="1"/>
+    <w:lsdException w:name="Smart Hyperlink" w:semiHidden="1" w:unhideWhenUsed="1"/>
+    <w:lsdException w:name="Hashtag" w:semiHidden="1" w:unhideWhenUsed="1"/>
+    <w:lsdException w:name="Unresolved Mention" w:semiHidden="1" w:unhideWhenUsed="1"/>
+    <w:lsdException w:name="Smart Link" w:semiHidden="1" w:unhideWhenUsed="1"/>
   </w:latentStyles>
   <w:style w:type="paragraph" w:default="1" w:styleId="Normal">
     <w:name w:val="Normal"/>
@@ -2429,7 +7510,6 @@
   <w:style w:type="character" w:default="1" w:styleId="DefaultParagraphFont">
     <w:name w:val="Default Paragraph Font"/>
     <w:uiPriority w:val="1"/>
-    <w:semiHidden/>
     <w:unhideWhenUsed/>
   </w:style>
   <w:style w:type="table" w:default="1" w:styleId="TableNormal">
